--- a/Memoria.docx
+++ b/Memoria.docx
@@ -1,285 +1,1672 @@
 
 <file path=word/document.xml><?xml version="1.0" encoding="utf-8"?>
-<w:document xmlns:wpc="http://schemas.microsoft.com/office/word/2010/wordprocessingCanvas" xmlns:cx="http://schemas.microsoft.com/office/drawing/2014/chartex" xmlns:cx1="http://schemas.microsoft.com/office/drawing/2015/9/8/chartex" xmlns:cx2="http://schemas.microsoft.com/office/drawing/2015/10/21/chartex" xmlns:cx3="http://schemas.microsoft.com/office/drawing/2016/5/9/chartex" xmlns:cx4="http://schemas.microsoft.com/office/drawing/2016/5/10/chartex" xmlns:cx5="http://schemas.microsoft.com/office/drawing/2016/5/11/chartex" xmlns:cx6="http://schemas.microsoft.com/office/drawing/2016/5/12/chartex" xmlns:cx7="http://schemas.microsoft.com/office/drawing/2016/5/13/chartex" xmlns:cx8="http://schemas.microsoft.com/office/drawing/2016/5/14/chartex" xmlns:mc="http://schemas.openxmlformats.org/markup-compatibility/2006" xmlns:aink="http://schemas.microsoft.com/office/drawing/2016/ink" xmlns:am3d="http://schemas.microsoft.com/office/drawing/2017/model3d" xmlns:o="urn:schemas-microsoft-com:office:office" xmlns:oel="http://schemas.microsoft.com/office/2019/extlst" xmlns:r="http://schemas.openxmlformats.org/officeDocument/2006/relationships" xmlns:m="http://schemas.openxmlformats.org/officeDocument/2006/math" xmlns:v="urn:schemas-microsoft-com:vml" xmlns:wp14="http://schemas.microsoft.com/office/word/2010/wordprocessingDrawing" xmlns:wp="http://schemas.openxmlformats.org/drawingml/2006/wordprocessingDrawing" xmlns:w10="urn:schemas-microsoft-com:office:word" xmlns:w="http://schemas.openxmlformats.org/wordprocessingml/2006/main" xmlns:w14="http://schemas.microsoft.com/office/word/2010/wordml" xmlns:w15="http://schemas.microsoft.com/office/word/2012/wordml" xmlns:w16cex="http://schemas.microsoft.com/office/word/2018/wordml/cex" xmlns:w16cid="http://schemas.microsoft.com/office/word/2016/wordml/cid" xmlns:w16="http://schemas.microsoft.com/office/word/2018/wordml" xmlns:w16du="http://schemas.microsoft.com/office/word/2023/wordml/word16du" xmlns:w16sdtdh="http://schemas.microsoft.com/office/word/2020/wordml/sdtdatahash" xmlns:w16se="http://schemas.microsoft.com/office/word/2015/wordml/symex" xmlns:wpg="http://schemas.microsoft.com/office/word/2010/wordprocessingGroup" xmlns:wpi="http://schemas.microsoft.com/office/word/2010/wordprocessingInk" xmlns:wne="http://schemas.microsoft.com/office/word/2006/wordml" xmlns:wps="http://schemas.microsoft.com/office/word/2010/wordprocessingShape" mc:Ignorable="w14 w15 w16se w16cid w16 w16cex w16sdtdh w16du wp14">
+<w:document xmlns:wpc="http://schemas.microsoft.com/office/word/2010/wordprocessingCanvas" xmlns:cx="http://schemas.microsoft.com/office/drawing/2014/chartex" xmlns:cx1="http://schemas.microsoft.com/office/drawing/2015/9/8/chartex" xmlns:cx2="http://schemas.microsoft.com/office/drawing/2015/10/21/chartex" xmlns:cx3="http://schemas.microsoft.com/office/drawing/2016/5/9/chartex" xmlns:cx4="http://schemas.microsoft.com/office/drawing/2016/5/10/chartex" xmlns:cx5="http://schemas.microsoft.com/office/drawing/2016/5/11/chartex" xmlns:cx6="http://schemas.microsoft.com/office/drawing/2016/5/12/chartex" xmlns:cx7="http://schemas.microsoft.com/office/drawing/2016/5/13/chartex" xmlns:cx8="http://schemas.microsoft.com/office/drawing/2016/5/14/chartex" xmlns:mc="http://schemas.openxmlformats.org/markup-compatibility/2006" xmlns:aink="http://schemas.microsoft.com/office/drawing/2016/ink" xmlns:am3d="http://schemas.microsoft.com/office/drawing/2017/model3d" xmlns:o="urn:schemas-microsoft-com:office:office" xmlns:oel="http://schemas.microsoft.com/office/2019/extlst" xmlns:r="http://schemas.openxmlformats.org/officeDocument/2006/relationships" xmlns:m="http://schemas.openxmlformats.org/officeDocument/2006/math" xmlns:v="urn:schemas-microsoft-com:vml" xmlns:wp14="http://schemas.microsoft.com/office/word/2010/wordprocessingDrawing" xmlns:wp="http://schemas.openxmlformats.org/drawingml/2006/wordprocessingDrawing" xmlns:w10="urn:schemas-microsoft-com:office:word" xmlns:w="http://schemas.openxmlformats.org/wordprocessingml/2006/main" xmlns:w14="http://schemas.microsoft.com/office/word/2010/wordml" xmlns:w15="http://schemas.microsoft.com/office/word/2012/wordml" xmlns:w16cex="http://schemas.microsoft.com/office/word/2018/wordml/cex" xmlns:w16cid="http://schemas.microsoft.com/office/word/2016/wordml/cid" xmlns:w16="http://schemas.microsoft.com/office/word/2018/wordml" xmlns:w16du="http://schemas.microsoft.com/office/word/2023/wordml/word16du" xmlns:w16sdtdh="http://schemas.microsoft.com/office/word/2020/wordml/sdtdatahash" xmlns:w16sdtfl="http://schemas.microsoft.com/office/word/2024/wordml/sdtformatlock" xmlns:w16se="http://schemas.microsoft.com/office/word/2015/wordml/symex" xmlns:wpg="http://schemas.microsoft.com/office/word/2010/wordprocessingGroup" xmlns:wpi="http://schemas.microsoft.com/office/word/2010/wordprocessingInk" xmlns:wne="http://schemas.microsoft.com/office/word/2006/wordml" xmlns:wps="http://schemas.microsoft.com/office/word/2010/wordprocessingShape" mc:Ignorable="w14 w15 w16se w16cid w16 w16cex w16sdtdh w16sdtfl w16du wp14">
   <w:body>
     <w:p>
       <w:pPr>
         <w:pStyle w:val="Ttulo"/>
         <w:jc w:val="center"/>
-      </w:pPr>
-      <w:r>
-        <w:t>Comparación de Técnicas de Resumen Automático: Enfoques Extractivos vs. Generativos en Noticias en Español</w:t>
-      </w:r>
-    </w:p>
-    <w:p/>
-    <w:p>
-      <w:pPr>
-        <w:rPr>
-          <w:rFonts w:ascii="Arial" w:hAnsi="Arial" w:cs="Arial"/>
+        <w:rPr>
           <w:b/>
           <w:bCs/>
-          <w:sz w:val="24"/>
-          <w:szCs w:val="24"/>
-        </w:rPr>
-      </w:pPr>
-      <w:r>
-        <w:rPr>
-          <w:rFonts w:ascii="Arial" w:hAnsi="Arial" w:cs="Arial"/>
+        </w:rPr>
+      </w:pPr>
+    </w:p>
+    <w:p>
+      <w:pPr>
+        <w:pStyle w:val="Ttulo"/>
+        <w:jc w:val="center"/>
+        <w:rPr>
           <w:b/>
           <w:bCs/>
-          <w:sz w:val="24"/>
-          <w:szCs w:val="24"/>
-        </w:rPr>
-        <w:t>1. Introducción y Objetivos</w:t>
-      </w:r>
-    </w:p>
-    <w:p>
-      <w:pPr>
-        <w:rPr>
-          <w:rFonts w:ascii="Arial" w:hAnsi="Arial" w:cs="Arial"/>
-          <w:sz w:val="24"/>
-          <w:szCs w:val="24"/>
-        </w:rPr>
-      </w:pPr>
-      <w:r>
-        <w:rPr>
-          <w:rFonts w:ascii="Arial" w:hAnsi="Arial" w:cs="Arial"/>
-          <w:sz w:val="24"/>
-          <w:szCs w:val="24"/>
-        </w:rPr>
-        <w:t xml:space="preserve">El crecimiento exponencial de la información digital ha convertido al resumen automático de textos en una de las tareas más relevantes dentro del Procesamiento de Lenguaje Natural (NLP). El objetivo principal de este </w:t>
-      </w:r>
-      <w:r>
-        <w:rPr>
-          <w:rFonts w:ascii="Arial" w:hAnsi="Arial" w:cs="Arial"/>
-          <w:sz w:val="24"/>
-          <w:szCs w:val="24"/>
-        </w:rPr>
-        <w:t xml:space="preserve">trabajo </w:t>
-      </w:r>
-      <w:r>
-        <w:rPr>
-          <w:rFonts w:ascii="Arial" w:hAnsi="Arial" w:cs="Arial"/>
-          <w:sz w:val="24"/>
-          <w:szCs w:val="24"/>
-        </w:rPr>
-        <w:t xml:space="preserve"> es estudiar, implementar y comparar dos grandes </w:t>
-      </w:r>
-      <w:r>
-        <w:rPr>
-          <w:rFonts w:ascii="Arial" w:hAnsi="Arial" w:cs="Arial"/>
-          <w:sz w:val="24"/>
-          <w:szCs w:val="24"/>
-        </w:rPr>
-        <w:t>enfoques</w:t>
-      </w:r>
-      <w:r>
-        <w:rPr>
-          <w:rFonts w:ascii="Arial" w:hAnsi="Arial" w:cs="Arial"/>
-          <w:sz w:val="24"/>
-          <w:szCs w:val="24"/>
-        </w:rPr>
-        <w:t xml:space="preserve"> de la </w:t>
-      </w:r>
-      <w:r>
-        <w:rPr>
-          <w:rFonts w:ascii="Arial" w:hAnsi="Arial" w:cs="Arial"/>
-          <w:sz w:val="24"/>
-          <w:szCs w:val="24"/>
-        </w:rPr>
-        <w:t>resumen</w:t>
-      </w:r>
-      <w:r>
-        <w:rPr>
-          <w:rFonts w:ascii="Arial" w:hAnsi="Arial" w:cs="Arial"/>
-          <w:sz w:val="24"/>
-          <w:szCs w:val="24"/>
-        </w:rPr>
-        <w:t xml:space="preserve"> automátic</w:t>
-      </w:r>
-      <w:r>
-        <w:rPr>
-          <w:rFonts w:ascii="Arial" w:hAnsi="Arial" w:cs="Arial"/>
-          <w:sz w:val="24"/>
-          <w:szCs w:val="24"/>
-        </w:rPr>
-        <w:t>o</w:t>
-      </w:r>
-      <w:r>
-        <w:rPr>
-          <w:rFonts w:ascii="Arial" w:hAnsi="Arial" w:cs="Arial"/>
-          <w:sz w:val="24"/>
-          <w:szCs w:val="24"/>
-        </w:rPr>
-        <w:t>: el enfoque extractivo (selección de frases originales) y el enfoque generativo (redacción de un texto nuevo mediante Inteligencia Artificial).</w:t>
-      </w:r>
-    </w:p>
-    <w:p>
-      <w:pPr>
-        <w:rPr>
-          <w:rFonts w:ascii="Arial" w:hAnsi="Arial" w:cs="Arial"/>
-          <w:sz w:val="24"/>
-          <w:szCs w:val="24"/>
-        </w:rPr>
-      </w:pPr>
-      <w:r>
-        <w:rPr>
-          <w:rFonts w:ascii="Arial" w:hAnsi="Arial" w:cs="Arial"/>
-          <w:sz w:val="24"/>
-          <w:szCs w:val="24"/>
-        </w:rPr>
-        <w:t xml:space="preserve">En lugar de entrenar arquitecturas desde cero, </w:t>
-      </w:r>
-      <w:r>
-        <w:rPr>
-          <w:rFonts w:ascii="Arial" w:hAnsi="Arial" w:cs="Arial"/>
-          <w:sz w:val="24"/>
-          <w:szCs w:val="24"/>
-        </w:rPr>
-        <w:t>se recurrirá a</w:t>
-      </w:r>
-      <w:r>
-        <w:rPr>
-          <w:rFonts w:ascii="Arial" w:hAnsi="Arial" w:cs="Arial"/>
-          <w:sz w:val="24"/>
-          <w:szCs w:val="24"/>
-        </w:rPr>
-        <w:t xml:space="preserve"> la aplicación de algoritmos clásicos y modelos neuronales preentrenados sobre un corpus de noticias en español, evaluando su rendimiento tanto desde una perspectiva cuantitativa (métricas automáticas) como cualitativa (coherencia de los textos resultantes).</w:t>
-      </w:r>
-    </w:p>
-    <w:p>
-      <w:pPr>
-        <w:rPr>
-          <w:rFonts w:ascii="Arial" w:hAnsi="Arial" w:cs="Arial"/>
-          <w:sz w:val="24"/>
-          <w:szCs w:val="24"/>
-        </w:rPr>
-      </w:pPr>
-    </w:p>
-    <w:p>
-      <w:pPr>
-        <w:rPr>
-          <w:rFonts w:ascii="Arial" w:hAnsi="Arial" w:cs="Arial"/>
+        </w:rPr>
+      </w:pPr>
+      <w:r>
+        <w:rPr>
+          <w:noProof/>
+        </w:rPr>
+        <w:drawing>
+          <wp:inline distT="0" distB="0" distL="0" distR="0" wp14:anchorId="3CECA16D" wp14:editId="502ED627">
+            <wp:extent cx="2306957" cy="1965960"/>
+            <wp:effectExtent l="0" t="0" r="0" b="0"/>
+            <wp:docPr id="2" name="Imagen 2" descr="Logotipo&#10;&#10;Descripción generada automáticamente"/>
+            <wp:cNvGraphicFramePr>
+              <a:graphicFrameLocks xmlns:a="http://schemas.openxmlformats.org/drawingml/2006/main" noChangeAspect="1"/>
+            </wp:cNvGraphicFramePr>
+            <a:graphic xmlns:a="http://schemas.openxmlformats.org/drawingml/2006/main">
+              <a:graphicData uri="http://schemas.openxmlformats.org/drawingml/2006/picture">
+                <pic:pic xmlns:pic="http://schemas.openxmlformats.org/drawingml/2006/picture">
+                  <pic:nvPicPr>
+                    <pic:cNvPr id="2" name="Imagen 2" descr="Logotipo&#10;&#10;Descripción generada automáticamente"/>
+                    <pic:cNvPicPr>
+                      <a:picLocks noChangeAspect="1" noChangeArrowheads="1"/>
+                    </pic:cNvPicPr>
+                  </pic:nvPicPr>
+                  <pic:blipFill>
+                    <a:blip r:embed="rId7" cstate="print">
+                      <a:extLst>
+                        <a:ext uri="{28A0092B-C50C-407E-A947-70E740481C1C}">
+                          <a14:useLocalDpi xmlns:a14="http://schemas.microsoft.com/office/drawing/2010/main" val="0"/>
+                        </a:ext>
+                      </a:extLst>
+                    </a:blip>
+                    <a:srcRect/>
+                    <a:stretch>
+                      <a:fillRect/>
+                    </a:stretch>
+                  </pic:blipFill>
+                  <pic:spPr bwMode="auto">
+                    <a:xfrm>
+                      <a:off x="0" y="0"/>
+                      <a:ext cx="2332085" cy="1987374"/>
+                    </a:xfrm>
+                    <a:prstGeom prst="rect">
+                      <a:avLst/>
+                    </a:prstGeom>
+                    <a:noFill/>
+                    <a:ln>
+                      <a:noFill/>
+                    </a:ln>
+                  </pic:spPr>
+                </pic:pic>
+              </a:graphicData>
+            </a:graphic>
+          </wp:inline>
+        </w:drawing>
+      </w:r>
+    </w:p>
+    <w:p/>
+    <w:p>
+      <w:pPr>
+        <w:pStyle w:val="Ttulo"/>
+        <w:rPr>
           <w:b/>
           <w:bCs/>
-          <w:sz w:val="24"/>
-          <w:szCs w:val="24"/>
-        </w:rPr>
-      </w:pPr>
-      <w:r>
-        <w:rPr>
-          <w:rFonts w:ascii="Arial" w:hAnsi="Arial" w:cs="Arial"/>
+        </w:rPr>
+      </w:pPr>
+    </w:p>
+    <w:p>
+      <w:pPr>
+        <w:pStyle w:val="Ttulo"/>
+        <w:rPr>
           <w:b/>
           <w:bCs/>
-          <w:sz w:val="24"/>
-          <w:szCs w:val="24"/>
-        </w:rPr>
-        <w:t>2. Conjunto de Datos</w:t>
-      </w:r>
-    </w:p>
-    <w:p>
-      <w:pPr>
-        <w:rPr>
-          <w:rFonts w:ascii="Arial" w:hAnsi="Arial" w:cs="Arial"/>
-          <w:sz w:val="24"/>
-          <w:szCs w:val="24"/>
-        </w:rPr>
-      </w:pPr>
-      <w:r>
-        <w:rPr>
-          <w:rFonts w:ascii="Arial" w:hAnsi="Arial" w:cs="Arial"/>
-          <w:sz w:val="24"/>
-          <w:szCs w:val="24"/>
-        </w:rPr>
-        <w:t xml:space="preserve">Para realizar los experimentos, se ha utilizado la partición en español del dataset </w:t>
-      </w:r>
-      <w:r>
-        <w:rPr>
-          <w:rFonts w:ascii="Arial" w:hAnsi="Arial" w:cs="Arial"/>
+          <w:sz w:val="36"/>
+          <w:szCs w:val="36"/>
+        </w:rPr>
+      </w:pPr>
+      <w:bookmarkStart w:id="0" w:name="_Hlk196377219"/>
+      <w:r>
+        <w:rPr>
           <w:b/>
           <w:bCs/>
-          <w:sz w:val="24"/>
-          <w:szCs w:val="24"/>
-        </w:rPr>
-        <w:t>MLSUM</w:t>
-      </w:r>
-      <w:r>
-        <w:rPr>
-          <w:rFonts w:ascii="Arial" w:hAnsi="Arial" w:cs="Arial"/>
-          <w:sz w:val="24"/>
-          <w:szCs w:val="24"/>
-        </w:rPr>
-        <w:t xml:space="preserve"> (Multilingual Summarization Dataset). Este corpus está compuesto por noticias periodísticas emparejadas con resúmenes de referencia redactados por periodistas profesionale</w:t>
-      </w:r>
-      <w:r>
-        <w:rPr>
-          <w:rFonts w:ascii="Arial" w:hAnsi="Arial" w:cs="Arial"/>
-          <w:sz w:val="24"/>
-          <w:szCs w:val="24"/>
-        </w:rPr>
-        <w:t>s</w:t>
-      </w:r>
-      <w:r>
-        <w:rPr>
-          <w:rFonts w:ascii="Arial" w:hAnsi="Arial" w:cs="Arial"/>
-          <w:sz w:val="24"/>
-          <w:szCs w:val="24"/>
-        </w:rPr>
-        <w:t>.</w:t>
-      </w:r>
-    </w:p>
-    <w:p>
-      <w:pPr>
-        <w:rPr>
-          <w:rFonts w:ascii="Arial" w:hAnsi="Arial" w:cs="Arial"/>
-          <w:sz w:val="24"/>
-          <w:szCs w:val="24"/>
-        </w:rPr>
-      </w:pPr>
-      <w:r>
-        <w:rPr>
-          <w:rFonts w:ascii="Arial" w:hAnsi="Arial" w:cs="Arial"/>
-          <w:sz w:val="24"/>
-          <w:szCs w:val="24"/>
-        </w:rPr>
-        <w:t xml:space="preserve">Debido a la alta demanda computacional que exigen los modelos de Deep Learning y los algoritmos basados en grafos, y para agilizar el proceso de experimentación, se ha extraído una muestra aleatoria estática de 500 noticias pertenecientes al conjunto de </w:t>
-      </w:r>
-      <w:r>
-        <w:rPr>
-          <w:rFonts w:ascii="Arial" w:hAnsi="Arial" w:cs="Arial"/>
-          <w:sz w:val="24"/>
-          <w:szCs w:val="24"/>
-        </w:rPr>
-        <w:t>test</w:t>
-      </w:r>
-      <w:r>
-        <w:rPr>
-          <w:rFonts w:ascii="Arial" w:hAnsi="Arial" w:cs="Arial"/>
-          <w:sz w:val="24"/>
-          <w:szCs w:val="24"/>
-        </w:rPr>
-        <w:t>. Esta muestra es lo suficientemente amplia como para garantizar la validez estadística de las métricas resultantes, permitiendo a su vez ejecutar inferencias en tiempos razonables. Durante la fase de análisis exploratorio (EDA), se realizó una limpieza del texto y se analizaron las longitudes de los artículos y resúmenes para determinar el ratio de compresión óptimo que guiaría la configuración de los modelos generativos.</w:t>
-      </w:r>
-    </w:p>
-    <w:p>
-      <w:pPr>
-        <w:rPr>
-          <w:rFonts w:ascii="Arial" w:hAnsi="Arial" w:cs="Arial"/>
-          <w:sz w:val="24"/>
-          <w:szCs w:val="24"/>
-        </w:rPr>
-      </w:pPr>
-    </w:p>
-    <w:p>
-      <w:pPr>
-        <w:rPr>
-          <w:rFonts w:ascii="Arial" w:hAnsi="Arial" w:cs="Arial"/>
+          <w:sz w:val="36"/>
+          <w:szCs w:val="36"/>
+        </w:rPr>
+        <w:t>Máster en Ingeniería del Software: Cloud, Datos y Gestión TI</w:t>
+      </w:r>
+    </w:p>
+    <w:p>
+      <w:pPr>
+        <w:pStyle w:val="Ttulo"/>
+        <w:rPr>
+          <w:sz w:val="36"/>
+          <w:szCs w:val="36"/>
+        </w:rPr>
+      </w:pPr>
+      <w:r>
+        <w:rPr>
+          <w:sz w:val="36"/>
+          <w:szCs w:val="36"/>
+        </w:rPr>
+        <w:t>Fundamentos de Gestión Ti y PP</w:t>
+      </w:r>
+    </w:p>
+    <w:bookmarkEnd w:id="0"/>
+    <w:p/>
+    <w:p>
+      <w:pPr>
+        <w:pStyle w:val="Ttulo"/>
+      </w:pPr>
+    </w:p>
+    <w:p/>
+    <w:p>
+      <w:pPr>
+        <w:pStyle w:val="Ttulo"/>
+        <w:jc w:val="center"/>
+        <w:rPr>
+          <w:sz w:val="40"/>
+          <w:szCs w:val="40"/>
+        </w:rPr>
+      </w:pPr>
+      <w:bookmarkStart w:id="1" w:name="_Hlk196377235"/>
+      <w:r>
+        <w:rPr>
+          <w:sz w:val="40"/>
+          <w:szCs w:val="40"/>
+        </w:rPr>
+        <w:t>Comparación de Técnicas de Resumen Automático: Enfoques Extractivos vs. Generativos en Noticias en Español</w:t>
+      </w:r>
+    </w:p>
+    <w:p/>
+    <w:bookmarkEnd w:id="1"/>
+    <w:p/>
+    <w:p>
+      <w:pPr>
+        <w:rPr>
+          <w:sz w:val="28"/>
+          <w:szCs w:val="28"/>
+        </w:rPr>
+      </w:pPr>
+      <w:r>
+        <w:rPr>
+          <w:i/>
+          <w:iCs/>
+          <w:sz w:val="28"/>
+          <w:szCs w:val="28"/>
+        </w:rPr>
+        <w:t>Realizado por</w:t>
+      </w:r>
+      <w:r>
+        <w:rPr>
+          <w:sz w:val="28"/>
+          <w:szCs w:val="28"/>
+        </w:rPr>
+        <w:t xml:space="preserve">: </w:t>
+      </w:r>
+    </w:p>
+    <w:p>
+      <w:pPr>
+        <w:rPr>
+          <w:sz w:val="28"/>
+          <w:szCs w:val="28"/>
+        </w:rPr>
+      </w:pPr>
+      <w:r>
+        <w:rPr>
+          <w:sz w:val="28"/>
+          <w:szCs w:val="28"/>
+        </w:rPr>
+        <w:t>Caballero Hernández, Jaime</w:t>
+      </w:r>
+    </w:p>
+    <w:p>
+      <w:pPr>
+        <w:rPr>
+          <w:sz w:val="28"/>
+          <w:szCs w:val="28"/>
+        </w:rPr>
+      </w:pPr>
+      <w:r>
+        <w:rPr>
+          <w:sz w:val="28"/>
+          <w:szCs w:val="28"/>
+        </w:rPr>
+        <w:t>Rodríguez Salvador</w:t>
+      </w:r>
+      <w:r>
+        <w:rPr>
+          <w:sz w:val="28"/>
+          <w:szCs w:val="28"/>
+        </w:rPr>
+        <w:t xml:space="preserve">, </w:t>
+      </w:r>
+      <w:r>
+        <w:rPr>
+          <w:sz w:val="28"/>
+          <w:szCs w:val="28"/>
+        </w:rPr>
+        <w:t>Juan</w:t>
+      </w:r>
+    </w:p>
+    <w:p>
+      <w:pPr>
+        <w:rPr>
+          <w:sz w:val="28"/>
+          <w:szCs w:val="28"/>
+        </w:rPr>
+      </w:pPr>
+    </w:p>
+    <w:p>
+      <w:pPr>
+        <w:rPr>
+          <w:sz w:val="28"/>
+          <w:szCs w:val="28"/>
+        </w:rPr>
+      </w:pPr>
+    </w:p>
+    <w:p>
+      <w:pPr>
+        <w:rPr>
+          <w:sz w:val="28"/>
+          <w:szCs w:val="28"/>
+        </w:rPr>
+      </w:pPr>
+    </w:p>
+    <w:p>
+      <w:pPr>
+        <w:jc w:val="right"/>
+      </w:pPr>
+      <w:r>
+        <w:rPr>
+          <w:sz w:val="28"/>
+          <w:szCs w:val="28"/>
+        </w:rPr>
+        <w:fldChar w:fldCharType="begin"/>
+      </w:r>
+      <w:r>
+        <w:rPr>
+          <w:sz w:val="28"/>
+          <w:szCs w:val="28"/>
+        </w:rPr>
+        <w:instrText xml:space="preserve"> TIME \@ "dddd, d' de 'MMMM' de 'yyyy" </w:instrText>
+      </w:r>
+      <w:r>
+        <w:rPr>
+          <w:sz w:val="28"/>
+          <w:szCs w:val="28"/>
+        </w:rPr>
+        <w:fldChar w:fldCharType="separate"/>
+      </w:r>
+      <w:r>
+        <w:rPr>
+          <w:noProof/>
+          <w:sz w:val="28"/>
+          <w:szCs w:val="28"/>
+        </w:rPr>
+        <w:t>martes</w:t>
+      </w:r>
+      <w:r>
+        <w:rPr>
+          <w:noProof/>
+          <w:sz w:val="28"/>
+          <w:szCs w:val="28"/>
+        </w:rPr>
+        <w:t>, 2</w:t>
+      </w:r>
+      <w:r>
+        <w:rPr>
+          <w:noProof/>
+          <w:sz w:val="28"/>
+          <w:szCs w:val="28"/>
+        </w:rPr>
+        <w:t>8</w:t>
+      </w:r>
+      <w:r>
+        <w:rPr>
+          <w:noProof/>
+          <w:sz w:val="28"/>
+          <w:szCs w:val="28"/>
+        </w:rPr>
+        <w:t xml:space="preserve"> de abril de 2026</w:t>
+      </w:r>
+      <w:r>
+        <w:rPr>
+          <w:sz w:val="28"/>
+          <w:szCs w:val="28"/>
+        </w:rPr>
+        <w:fldChar w:fldCharType="end"/>
+      </w:r>
+    </w:p>
+    <w:sdt>
+      <w:sdtPr>
+        <w:rPr>
+          <w:rFonts w:asciiTheme="minorHAnsi" w:eastAsiaTheme="minorHAnsi" w:hAnsiTheme="minorHAnsi" w:cstheme="minorBidi"/>
+          <w:color w:val="auto"/>
+          <w:kern w:val="2"/>
+          <w:sz w:val="22"/>
+          <w:szCs w:val="22"/>
+          <w:lang w:eastAsia="en-US"/>
+          <w14:ligatures w14:val="standardContextual"/>
+        </w:rPr>
+        <w:id w:val="173625032"/>
+        <w:docPartObj>
+          <w:docPartGallery w:val="Table of Contents"/>
+          <w:docPartUnique/>
+        </w:docPartObj>
+      </w:sdtPr>
+      <w:sdtEndPr>
+        <w:rPr>
           <w:b/>
           <w:bCs/>
-          <w:sz w:val="24"/>
-          <w:szCs w:val="24"/>
-        </w:rPr>
-      </w:pPr>
+          <w:kern w:val="0"/>
+          <w14:ligatures w14:val="none"/>
+        </w:rPr>
+      </w:sdtEndPr>
+      <w:sdtContent>
+        <w:p>
+          <w:pPr>
+            <w:pStyle w:val="TtuloTDC"/>
+          </w:pPr>
+          <w:r>
+            <w:t>Índice</w:t>
+          </w:r>
+        </w:p>
+        <w:p>
+          <w:pPr>
+            <w:pStyle w:val="TDC1"/>
+            <w:tabs>
+              <w:tab w:val="right" w:leader="dot" w:pos="8494"/>
+            </w:tabs>
+          </w:pPr>
+        </w:p>
+        <w:p>
+          <w:pPr>
+            <w:pStyle w:val="TDC1"/>
+            <w:tabs>
+              <w:tab w:val="right" w:leader="dot" w:pos="8494"/>
+            </w:tabs>
+            <w:rPr>
+              <w:rFonts w:eastAsiaTheme="minorEastAsia"/>
+              <w:noProof/>
+              <w:sz w:val="24"/>
+              <w:szCs w:val="24"/>
+              <w:lang w:eastAsia="es-ES"/>
+            </w:rPr>
+          </w:pPr>
+          <w:r>
+            <w:fldChar w:fldCharType="begin"/>
+          </w:r>
+          <w:r>
+            <w:instrText xml:space="preserve"> TOC \o "1-3" \h \z \u </w:instrText>
+          </w:r>
+          <w:r>
+            <w:fldChar w:fldCharType="separate"/>
+          </w:r>
+          <w:hyperlink w:anchor="_Toc228181938" w:history="1">
+            <w:r>
+              <w:rPr>
+                <w:rStyle w:val="Hipervnculo"/>
+                <w:noProof/>
+              </w:rPr>
+              <w:t>1. Introducción y Objetivos</w:t>
+            </w:r>
+            <w:r>
+              <w:rPr>
+                <w:noProof/>
+                <w:webHidden/>
+              </w:rPr>
+              <w:tab/>
+            </w:r>
+            <w:r>
+              <w:rPr>
+                <w:noProof/>
+                <w:webHidden/>
+              </w:rPr>
+              <w:fldChar w:fldCharType="begin"/>
+            </w:r>
+            <w:r>
+              <w:rPr>
+                <w:noProof/>
+                <w:webHidden/>
+              </w:rPr>
+              <w:instrText xml:space="preserve"> PAGEREF _Toc228181938 \h </w:instrText>
+            </w:r>
+            <w:r>
+              <w:rPr>
+                <w:noProof/>
+                <w:webHidden/>
+              </w:rPr>
+            </w:r>
+            <w:r>
+              <w:rPr>
+                <w:noProof/>
+                <w:webHidden/>
+              </w:rPr>
+              <w:fldChar w:fldCharType="separate"/>
+            </w:r>
+            <w:r>
+              <w:rPr>
+                <w:noProof/>
+                <w:webHidden/>
+              </w:rPr>
+              <w:t>3</w:t>
+            </w:r>
+            <w:r>
+              <w:rPr>
+                <w:noProof/>
+                <w:webHidden/>
+              </w:rPr>
+              <w:fldChar w:fldCharType="end"/>
+            </w:r>
+          </w:hyperlink>
+        </w:p>
+        <w:p>
+          <w:pPr>
+            <w:pStyle w:val="TDC1"/>
+            <w:tabs>
+              <w:tab w:val="right" w:leader="dot" w:pos="8494"/>
+            </w:tabs>
+            <w:rPr>
+              <w:rFonts w:eastAsiaTheme="minorEastAsia"/>
+              <w:noProof/>
+              <w:sz w:val="24"/>
+              <w:szCs w:val="24"/>
+              <w:lang w:eastAsia="es-ES"/>
+            </w:rPr>
+          </w:pPr>
+          <w:hyperlink w:anchor="_Toc228181939" w:history="1">
+            <w:r>
+              <w:rPr>
+                <w:rStyle w:val="Hipervnculo"/>
+                <w:noProof/>
+              </w:rPr>
+              <w:t>2. Estado del Arte</w:t>
+            </w:r>
+            <w:r>
+              <w:rPr>
+                <w:noProof/>
+                <w:webHidden/>
+              </w:rPr>
+              <w:tab/>
+            </w:r>
+            <w:r>
+              <w:rPr>
+                <w:noProof/>
+                <w:webHidden/>
+              </w:rPr>
+              <w:fldChar w:fldCharType="begin"/>
+            </w:r>
+            <w:r>
+              <w:rPr>
+                <w:noProof/>
+                <w:webHidden/>
+              </w:rPr>
+              <w:instrText xml:space="preserve"> PAGEREF _Toc228181939 \h </w:instrText>
+            </w:r>
+            <w:r>
+              <w:rPr>
+                <w:noProof/>
+                <w:webHidden/>
+              </w:rPr>
+            </w:r>
+            <w:r>
+              <w:rPr>
+                <w:noProof/>
+                <w:webHidden/>
+              </w:rPr>
+              <w:fldChar w:fldCharType="separate"/>
+            </w:r>
+            <w:r>
+              <w:rPr>
+                <w:noProof/>
+                <w:webHidden/>
+              </w:rPr>
+              <w:t>3</w:t>
+            </w:r>
+            <w:r>
+              <w:rPr>
+                <w:noProof/>
+                <w:webHidden/>
+              </w:rPr>
+              <w:fldChar w:fldCharType="end"/>
+            </w:r>
+          </w:hyperlink>
+        </w:p>
+        <w:p>
+          <w:pPr>
+            <w:pStyle w:val="TDC2"/>
+            <w:tabs>
+              <w:tab w:val="right" w:leader="dot" w:pos="8494"/>
+            </w:tabs>
+            <w:rPr>
+              <w:rFonts w:eastAsiaTheme="minorEastAsia"/>
+              <w:noProof/>
+              <w:sz w:val="24"/>
+              <w:szCs w:val="24"/>
+              <w:lang w:eastAsia="es-ES"/>
+            </w:rPr>
+          </w:pPr>
+          <w:hyperlink w:anchor="_Toc228181940" w:history="1">
+            <w:r>
+              <w:rPr>
+                <w:rStyle w:val="Hipervnculo"/>
+                <w:noProof/>
+              </w:rPr>
+              <w:t>2.1 Evolución de los Sistemas de Resumen Automático</w:t>
+            </w:r>
+            <w:r>
+              <w:rPr>
+                <w:noProof/>
+                <w:webHidden/>
+              </w:rPr>
+              <w:tab/>
+            </w:r>
+            <w:r>
+              <w:rPr>
+                <w:noProof/>
+                <w:webHidden/>
+              </w:rPr>
+              <w:fldChar w:fldCharType="begin"/>
+            </w:r>
+            <w:r>
+              <w:rPr>
+                <w:noProof/>
+                <w:webHidden/>
+              </w:rPr>
+              <w:instrText xml:space="preserve"> PAGEREF _Toc228181940 \h </w:instrText>
+            </w:r>
+            <w:r>
+              <w:rPr>
+                <w:noProof/>
+                <w:webHidden/>
+              </w:rPr>
+            </w:r>
+            <w:r>
+              <w:rPr>
+                <w:noProof/>
+                <w:webHidden/>
+              </w:rPr>
+              <w:fldChar w:fldCharType="separate"/>
+            </w:r>
+            <w:r>
+              <w:rPr>
+                <w:noProof/>
+                <w:webHidden/>
+              </w:rPr>
+              <w:t>3</w:t>
+            </w:r>
+            <w:r>
+              <w:rPr>
+                <w:noProof/>
+                <w:webHidden/>
+              </w:rPr>
+              <w:fldChar w:fldCharType="end"/>
+            </w:r>
+          </w:hyperlink>
+        </w:p>
+        <w:p>
+          <w:pPr>
+            <w:pStyle w:val="TDC2"/>
+            <w:tabs>
+              <w:tab w:val="right" w:leader="dot" w:pos="8494"/>
+            </w:tabs>
+            <w:rPr>
+              <w:rFonts w:eastAsiaTheme="minorEastAsia"/>
+              <w:noProof/>
+              <w:sz w:val="24"/>
+              <w:szCs w:val="24"/>
+              <w:lang w:eastAsia="es-ES"/>
+            </w:rPr>
+          </w:pPr>
+          <w:hyperlink w:anchor="_Toc228181941" w:history="1">
+            <w:r>
+              <w:rPr>
+                <w:rStyle w:val="Hipervnculo"/>
+                <w:noProof/>
+              </w:rPr>
+              <w:t>2.2 Método Extractivo: Métodos Estadísticos y Basados en Grafos</w:t>
+            </w:r>
+            <w:r>
+              <w:rPr>
+                <w:noProof/>
+                <w:webHidden/>
+              </w:rPr>
+              <w:tab/>
+            </w:r>
+            <w:r>
+              <w:rPr>
+                <w:noProof/>
+                <w:webHidden/>
+              </w:rPr>
+              <w:fldChar w:fldCharType="begin"/>
+            </w:r>
+            <w:r>
+              <w:rPr>
+                <w:noProof/>
+                <w:webHidden/>
+              </w:rPr>
+              <w:instrText xml:space="preserve"> PAGEREF _Toc228181941 \h </w:instrText>
+            </w:r>
+            <w:r>
+              <w:rPr>
+                <w:noProof/>
+                <w:webHidden/>
+              </w:rPr>
+            </w:r>
+            <w:r>
+              <w:rPr>
+                <w:noProof/>
+                <w:webHidden/>
+              </w:rPr>
+              <w:fldChar w:fldCharType="separate"/>
+            </w:r>
+            <w:r>
+              <w:rPr>
+                <w:noProof/>
+                <w:webHidden/>
+              </w:rPr>
+              <w:t>3</w:t>
+            </w:r>
+            <w:r>
+              <w:rPr>
+                <w:noProof/>
+                <w:webHidden/>
+              </w:rPr>
+              <w:fldChar w:fldCharType="end"/>
+            </w:r>
+          </w:hyperlink>
+        </w:p>
+        <w:p>
+          <w:pPr>
+            <w:pStyle w:val="TDC2"/>
+            <w:tabs>
+              <w:tab w:val="right" w:leader="dot" w:pos="8494"/>
+            </w:tabs>
+            <w:rPr>
+              <w:rFonts w:eastAsiaTheme="minorEastAsia"/>
+              <w:noProof/>
+              <w:sz w:val="24"/>
+              <w:szCs w:val="24"/>
+              <w:lang w:eastAsia="es-ES"/>
+            </w:rPr>
+          </w:pPr>
+          <w:hyperlink w:anchor="_Toc228181942" w:history="1">
+            <w:r>
+              <w:rPr>
+                <w:rStyle w:val="Hipervnculo"/>
+                <w:noProof/>
+              </w:rPr>
+              <w:t>2.3 Revolución de los Transformers</w:t>
+            </w:r>
+            <w:r>
+              <w:rPr>
+                <w:noProof/>
+                <w:webHidden/>
+              </w:rPr>
+              <w:tab/>
+            </w:r>
+            <w:r>
+              <w:rPr>
+                <w:noProof/>
+                <w:webHidden/>
+              </w:rPr>
+              <w:fldChar w:fldCharType="begin"/>
+            </w:r>
+            <w:r>
+              <w:rPr>
+                <w:noProof/>
+                <w:webHidden/>
+              </w:rPr>
+              <w:instrText xml:space="preserve"> PAGEREF _Toc228181942 \h </w:instrText>
+            </w:r>
+            <w:r>
+              <w:rPr>
+                <w:noProof/>
+                <w:webHidden/>
+              </w:rPr>
+            </w:r>
+            <w:r>
+              <w:rPr>
+                <w:noProof/>
+                <w:webHidden/>
+              </w:rPr>
+              <w:fldChar w:fldCharType="separate"/>
+            </w:r>
+            <w:r>
+              <w:rPr>
+                <w:noProof/>
+                <w:webHidden/>
+              </w:rPr>
+              <w:t>4</w:t>
+            </w:r>
+            <w:r>
+              <w:rPr>
+                <w:noProof/>
+                <w:webHidden/>
+              </w:rPr>
+              <w:fldChar w:fldCharType="end"/>
+            </w:r>
+          </w:hyperlink>
+        </w:p>
+        <w:p>
+          <w:pPr>
+            <w:pStyle w:val="TDC2"/>
+            <w:tabs>
+              <w:tab w:val="right" w:leader="dot" w:pos="8494"/>
+            </w:tabs>
+            <w:rPr>
+              <w:rFonts w:eastAsiaTheme="minorEastAsia"/>
+              <w:noProof/>
+              <w:sz w:val="24"/>
+              <w:szCs w:val="24"/>
+              <w:lang w:eastAsia="es-ES"/>
+            </w:rPr>
+          </w:pPr>
+          <w:hyperlink w:anchor="_Toc228181943" w:history="1">
+            <w:r>
+              <w:rPr>
+                <w:rStyle w:val="Hipervnculo"/>
+                <w:noProof/>
+              </w:rPr>
+              <w:t>2.4 Modelos Fundacionales y Arquitectura mT5</w:t>
+            </w:r>
+            <w:r>
+              <w:rPr>
+                <w:noProof/>
+                <w:webHidden/>
+              </w:rPr>
+              <w:tab/>
+            </w:r>
+            <w:r>
+              <w:rPr>
+                <w:noProof/>
+                <w:webHidden/>
+              </w:rPr>
+              <w:fldChar w:fldCharType="begin"/>
+            </w:r>
+            <w:r>
+              <w:rPr>
+                <w:noProof/>
+                <w:webHidden/>
+              </w:rPr>
+              <w:instrText xml:space="preserve"> PAGEREF _Toc228181943 \h </w:instrText>
+            </w:r>
+            <w:r>
+              <w:rPr>
+                <w:noProof/>
+                <w:webHidden/>
+              </w:rPr>
+            </w:r>
+            <w:r>
+              <w:rPr>
+                <w:noProof/>
+                <w:webHidden/>
+              </w:rPr>
+              <w:fldChar w:fldCharType="separate"/>
+            </w:r>
+            <w:r>
+              <w:rPr>
+                <w:noProof/>
+                <w:webHidden/>
+              </w:rPr>
+              <w:t>4</w:t>
+            </w:r>
+            <w:r>
+              <w:rPr>
+                <w:noProof/>
+                <w:webHidden/>
+              </w:rPr>
+              <w:fldChar w:fldCharType="end"/>
+            </w:r>
+          </w:hyperlink>
+        </w:p>
+        <w:p>
+          <w:pPr>
+            <w:pStyle w:val="TDC2"/>
+            <w:tabs>
+              <w:tab w:val="right" w:leader="dot" w:pos="8494"/>
+            </w:tabs>
+            <w:rPr>
+              <w:rFonts w:eastAsiaTheme="minorEastAsia"/>
+              <w:noProof/>
+              <w:sz w:val="24"/>
+              <w:szCs w:val="24"/>
+              <w:lang w:eastAsia="es-ES"/>
+            </w:rPr>
+          </w:pPr>
+          <w:hyperlink w:anchor="_Toc228181944" w:history="1">
+            <w:r>
+              <w:rPr>
+                <w:rStyle w:val="Hipervnculo"/>
+                <w:noProof/>
+              </w:rPr>
+              <w:t>2.5 El Reto Actual: La Evaluación Semántica</w:t>
+            </w:r>
+            <w:r>
+              <w:rPr>
+                <w:noProof/>
+                <w:webHidden/>
+              </w:rPr>
+              <w:tab/>
+            </w:r>
+            <w:r>
+              <w:rPr>
+                <w:noProof/>
+                <w:webHidden/>
+              </w:rPr>
+              <w:fldChar w:fldCharType="begin"/>
+            </w:r>
+            <w:r>
+              <w:rPr>
+                <w:noProof/>
+                <w:webHidden/>
+              </w:rPr>
+              <w:instrText xml:space="preserve"> PAGEREF _Toc228181944 \h </w:instrText>
+            </w:r>
+            <w:r>
+              <w:rPr>
+                <w:noProof/>
+                <w:webHidden/>
+              </w:rPr>
+            </w:r>
+            <w:r>
+              <w:rPr>
+                <w:noProof/>
+                <w:webHidden/>
+              </w:rPr>
+              <w:fldChar w:fldCharType="separate"/>
+            </w:r>
+            <w:r>
+              <w:rPr>
+                <w:noProof/>
+                <w:webHidden/>
+              </w:rPr>
+              <w:t>4</w:t>
+            </w:r>
+            <w:r>
+              <w:rPr>
+                <w:noProof/>
+                <w:webHidden/>
+              </w:rPr>
+              <w:fldChar w:fldCharType="end"/>
+            </w:r>
+          </w:hyperlink>
+        </w:p>
+        <w:p>
+          <w:pPr>
+            <w:pStyle w:val="TDC1"/>
+            <w:tabs>
+              <w:tab w:val="right" w:leader="dot" w:pos="8494"/>
+            </w:tabs>
+            <w:rPr>
+              <w:rFonts w:eastAsiaTheme="minorEastAsia"/>
+              <w:noProof/>
+              <w:sz w:val="24"/>
+              <w:szCs w:val="24"/>
+              <w:lang w:eastAsia="es-ES"/>
+            </w:rPr>
+          </w:pPr>
+          <w:hyperlink w:anchor="_Toc228181945" w:history="1">
+            <w:r>
+              <w:rPr>
+                <w:rStyle w:val="Hipervnculo"/>
+                <w:noProof/>
+              </w:rPr>
+              <w:t>3. Conjunto de Datos</w:t>
+            </w:r>
+            <w:r>
+              <w:rPr>
+                <w:noProof/>
+                <w:webHidden/>
+              </w:rPr>
+              <w:tab/>
+            </w:r>
+            <w:r>
+              <w:rPr>
+                <w:noProof/>
+                <w:webHidden/>
+              </w:rPr>
+              <w:fldChar w:fldCharType="begin"/>
+            </w:r>
+            <w:r>
+              <w:rPr>
+                <w:noProof/>
+                <w:webHidden/>
+              </w:rPr>
+              <w:instrText xml:space="preserve"> PAGEREF _Toc228181945 \h </w:instrText>
+            </w:r>
+            <w:r>
+              <w:rPr>
+                <w:noProof/>
+                <w:webHidden/>
+              </w:rPr>
+            </w:r>
+            <w:r>
+              <w:rPr>
+                <w:noProof/>
+                <w:webHidden/>
+              </w:rPr>
+              <w:fldChar w:fldCharType="separate"/>
+            </w:r>
+            <w:r>
+              <w:rPr>
+                <w:noProof/>
+                <w:webHidden/>
+              </w:rPr>
+              <w:t>5</w:t>
+            </w:r>
+            <w:r>
+              <w:rPr>
+                <w:noProof/>
+                <w:webHidden/>
+              </w:rPr>
+              <w:fldChar w:fldCharType="end"/>
+            </w:r>
+          </w:hyperlink>
+        </w:p>
+        <w:p>
+          <w:pPr>
+            <w:pStyle w:val="TDC1"/>
+            <w:tabs>
+              <w:tab w:val="right" w:leader="dot" w:pos="8494"/>
+            </w:tabs>
+            <w:rPr>
+              <w:rFonts w:eastAsiaTheme="minorEastAsia"/>
+              <w:noProof/>
+              <w:sz w:val="24"/>
+              <w:szCs w:val="24"/>
+              <w:lang w:eastAsia="es-ES"/>
+            </w:rPr>
+          </w:pPr>
+          <w:hyperlink w:anchor="_Toc228181946" w:history="1">
+            <w:r>
+              <w:rPr>
+                <w:rStyle w:val="Hipervnculo"/>
+                <w:noProof/>
+              </w:rPr>
+              <w:t>4. Metodología y Modelos</w:t>
+            </w:r>
+            <w:r>
+              <w:rPr>
+                <w:noProof/>
+                <w:webHidden/>
+              </w:rPr>
+              <w:tab/>
+            </w:r>
+            <w:r>
+              <w:rPr>
+                <w:noProof/>
+                <w:webHidden/>
+              </w:rPr>
+              <w:fldChar w:fldCharType="begin"/>
+            </w:r>
+            <w:r>
+              <w:rPr>
+                <w:noProof/>
+                <w:webHidden/>
+              </w:rPr>
+              <w:instrText xml:space="preserve"> PAGEREF _Toc228181946 \h </w:instrText>
+            </w:r>
+            <w:r>
+              <w:rPr>
+                <w:noProof/>
+                <w:webHidden/>
+              </w:rPr>
+            </w:r>
+            <w:r>
+              <w:rPr>
+                <w:noProof/>
+                <w:webHidden/>
+              </w:rPr>
+              <w:fldChar w:fldCharType="separate"/>
+            </w:r>
+            <w:r>
+              <w:rPr>
+                <w:noProof/>
+                <w:webHidden/>
+              </w:rPr>
+              <w:t>5</w:t>
+            </w:r>
+            <w:r>
+              <w:rPr>
+                <w:noProof/>
+                <w:webHidden/>
+              </w:rPr>
+              <w:fldChar w:fldCharType="end"/>
+            </w:r>
+          </w:hyperlink>
+        </w:p>
+        <w:p>
+          <w:pPr>
+            <w:pStyle w:val="TDC2"/>
+            <w:tabs>
+              <w:tab w:val="right" w:leader="dot" w:pos="8494"/>
+            </w:tabs>
+            <w:rPr>
+              <w:rFonts w:eastAsiaTheme="minorEastAsia"/>
+              <w:noProof/>
+              <w:sz w:val="24"/>
+              <w:szCs w:val="24"/>
+              <w:lang w:eastAsia="es-ES"/>
+            </w:rPr>
+          </w:pPr>
+          <w:hyperlink w:anchor="_Toc228181947" w:history="1">
+            <w:r>
+              <w:rPr>
+                <w:rStyle w:val="Hipervnculo"/>
+                <w:noProof/>
+              </w:rPr>
+              <w:t>4.1. Enfoques Extractivos</w:t>
+            </w:r>
+            <w:r>
+              <w:rPr>
+                <w:noProof/>
+                <w:webHidden/>
+              </w:rPr>
+              <w:tab/>
+            </w:r>
+            <w:r>
+              <w:rPr>
+                <w:noProof/>
+                <w:webHidden/>
+              </w:rPr>
+              <w:fldChar w:fldCharType="begin"/>
+            </w:r>
+            <w:r>
+              <w:rPr>
+                <w:noProof/>
+                <w:webHidden/>
+              </w:rPr>
+              <w:instrText xml:space="preserve"> PAGEREF _Toc228181947 \h </w:instrText>
+            </w:r>
+            <w:r>
+              <w:rPr>
+                <w:noProof/>
+                <w:webHidden/>
+              </w:rPr>
+            </w:r>
+            <w:r>
+              <w:rPr>
+                <w:noProof/>
+                <w:webHidden/>
+              </w:rPr>
+              <w:fldChar w:fldCharType="separate"/>
+            </w:r>
+            <w:r>
+              <w:rPr>
+                <w:noProof/>
+                <w:webHidden/>
+              </w:rPr>
+              <w:t>6</w:t>
+            </w:r>
+            <w:r>
+              <w:rPr>
+                <w:noProof/>
+                <w:webHidden/>
+              </w:rPr>
+              <w:fldChar w:fldCharType="end"/>
+            </w:r>
+          </w:hyperlink>
+        </w:p>
+        <w:p>
+          <w:pPr>
+            <w:pStyle w:val="TDC2"/>
+            <w:tabs>
+              <w:tab w:val="right" w:leader="dot" w:pos="8494"/>
+            </w:tabs>
+            <w:rPr>
+              <w:rFonts w:eastAsiaTheme="minorEastAsia"/>
+              <w:noProof/>
+              <w:sz w:val="24"/>
+              <w:szCs w:val="24"/>
+              <w:lang w:eastAsia="es-ES"/>
+            </w:rPr>
+          </w:pPr>
+          <w:hyperlink w:anchor="_Toc228181948" w:history="1">
+            <w:r>
+              <w:rPr>
+                <w:rStyle w:val="Hipervnculo"/>
+                <w:noProof/>
+              </w:rPr>
+              <w:t>4.2. Enfoque Generativo</w:t>
+            </w:r>
+            <w:r>
+              <w:rPr>
+                <w:noProof/>
+                <w:webHidden/>
+              </w:rPr>
+              <w:tab/>
+            </w:r>
+            <w:r>
+              <w:rPr>
+                <w:noProof/>
+                <w:webHidden/>
+              </w:rPr>
+              <w:fldChar w:fldCharType="begin"/>
+            </w:r>
+            <w:r>
+              <w:rPr>
+                <w:noProof/>
+                <w:webHidden/>
+              </w:rPr>
+              <w:instrText xml:space="preserve"> PAGEREF _Toc228181948 \h </w:instrText>
+            </w:r>
+            <w:r>
+              <w:rPr>
+                <w:noProof/>
+                <w:webHidden/>
+              </w:rPr>
+            </w:r>
+            <w:r>
+              <w:rPr>
+                <w:noProof/>
+                <w:webHidden/>
+              </w:rPr>
+              <w:fldChar w:fldCharType="separate"/>
+            </w:r>
+            <w:r>
+              <w:rPr>
+                <w:noProof/>
+                <w:webHidden/>
+              </w:rPr>
+              <w:t>6</w:t>
+            </w:r>
+            <w:r>
+              <w:rPr>
+                <w:noProof/>
+                <w:webHidden/>
+              </w:rPr>
+              <w:fldChar w:fldCharType="end"/>
+            </w:r>
+          </w:hyperlink>
+        </w:p>
+        <w:p>
+          <w:pPr>
+            <w:pStyle w:val="TDC1"/>
+            <w:tabs>
+              <w:tab w:val="right" w:leader="dot" w:pos="8494"/>
+            </w:tabs>
+            <w:rPr>
+              <w:rFonts w:eastAsiaTheme="minorEastAsia"/>
+              <w:noProof/>
+              <w:sz w:val="24"/>
+              <w:szCs w:val="24"/>
+              <w:lang w:eastAsia="es-ES"/>
+            </w:rPr>
+          </w:pPr>
+          <w:hyperlink w:anchor="_Toc228181949" w:history="1">
+            <w:r>
+              <w:rPr>
+                <w:rStyle w:val="Hipervnculo"/>
+                <w:noProof/>
+              </w:rPr>
+              <w:t>5. Evaluación y Métricas</w:t>
+            </w:r>
+            <w:r>
+              <w:rPr>
+                <w:noProof/>
+                <w:webHidden/>
+              </w:rPr>
+              <w:tab/>
+            </w:r>
+            <w:r>
+              <w:rPr>
+                <w:noProof/>
+                <w:webHidden/>
+              </w:rPr>
+              <w:fldChar w:fldCharType="begin"/>
+            </w:r>
+            <w:r>
+              <w:rPr>
+                <w:noProof/>
+                <w:webHidden/>
+              </w:rPr>
+              <w:instrText xml:space="preserve"> PAGEREF _Toc228181949 \h </w:instrText>
+            </w:r>
+            <w:r>
+              <w:rPr>
+                <w:noProof/>
+                <w:webHidden/>
+              </w:rPr>
+            </w:r>
+            <w:r>
+              <w:rPr>
+                <w:noProof/>
+                <w:webHidden/>
+              </w:rPr>
+              <w:fldChar w:fldCharType="separate"/>
+            </w:r>
+            <w:r>
+              <w:rPr>
+                <w:noProof/>
+                <w:webHidden/>
+              </w:rPr>
+              <w:t>7</w:t>
+            </w:r>
+            <w:r>
+              <w:rPr>
+                <w:noProof/>
+                <w:webHidden/>
+              </w:rPr>
+              <w:fldChar w:fldCharType="end"/>
+            </w:r>
+          </w:hyperlink>
+        </w:p>
+        <w:p>
+          <w:pPr>
+            <w:pStyle w:val="TDC1"/>
+            <w:tabs>
+              <w:tab w:val="right" w:leader="dot" w:pos="8494"/>
+            </w:tabs>
+            <w:rPr>
+              <w:rFonts w:eastAsiaTheme="minorEastAsia"/>
+              <w:noProof/>
+              <w:sz w:val="24"/>
+              <w:szCs w:val="24"/>
+              <w:lang w:eastAsia="es-ES"/>
+            </w:rPr>
+          </w:pPr>
+          <w:hyperlink w:anchor="_Toc228181950" w:history="1">
+            <w:r>
+              <w:rPr>
+                <w:rStyle w:val="Hipervnculo"/>
+                <w:noProof/>
+              </w:rPr>
+              <w:t>6. Resultados y Discusión</w:t>
+            </w:r>
+            <w:r>
+              <w:rPr>
+                <w:noProof/>
+                <w:webHidden/>
+              </w:rPr>
+              <w:tab/>
+            </w:r>
+            <w:r>
+              <w:rPr>
+                <w:noProof/>
+                <w:webHidden/>
+              </w:rPr>
+              <w:fldChar w:fldCharType="begin"/>
+            </w:r>
+            <w:r>
+              <w:rPr>
+                <w:noProof/>
+                <w:webHidden/>
+              </w:rPr>
+              <w:instrText xml:space="preserve"> PAGEREF _Toc228181950 \h </w:instrText>
+            </w:r>
+            <w:r>
+              <w:rPr>
+                <w:noProof/>
+                <w:webHidden/>
+              </w:rPr>
+            </w:r>
+            <w:r>
+              <w:rPr>
+                <w:noProof/>
+                <w:webHidden/>
+              </w:rPr>
+              <w:fldChar w:fldCharType="separate"/>
+            </w:r>
+            <w:r>
+              <w:rPr>
+                <w:noProof/>
+                <w:webHidden/>
+              </w:rPr>
+              <w:t>8</w:t>
+            </w:r>
+            <w:r>
+              <w:rPr>
+                <w:noProof/>
+                <w:webHidden/>
+              </w:rPr>
+              <w:fldChar w:fldCharType="end"/>
+            </w:r>
+          </w:hyperlink>
+        </w:p>
+        <w:p>
+          <w:pPr>
+            <w:pStyle w:val="TDC1"/>
+            <w:tabs>
+              <w:tab w:val="right" w:leader="dot" w:pos="8494"/>
+            </w:tabs>
+            <w:rPr>
+              <w:rFonts w:eastAsiaTheme="minorEastAsia"/>
+              <w:noProof/>
+              <w:sz w:val="24"/>
+              <w:szCs w:val="24"/>
+              <w:lang w:eastAsia="es-ES"/>
+            </w:rPr>
+          </w:pPr>
+          <w:hyperlink w:anchor="_Toc228181951" w:history="1">
+            <w:r>
+              <w:rPr>
+                <w:rStyle w:val="Hipervnculo"/>
+                <w:noProof/>
+              </w:rPr>
+              <w:t>7. Conclusión</w:t>
+            </w:r>
+            <w:r>
+              <w:rPr>
+                <w:noProof/>
+                <w:webHidden/>
+              </w:rPr>
+              <w:tab/>
+            </w:r>
+            <w:r>
+              <w:rPr>
+                <w:noProof/>
+                <w:webHidden/>
+              </w:rPr>
+              <w:fldChar w:fldCharType="begin"/>
+            </w:r>
+            <w:r>
+              <w:rPr>
+                <w:noProof/>
+                <w:webHidden/>
+              </w:rPr>
+              <w:instrText xml:space="preserve"> PAGEREF _Toc228181951 \h </w:instrText>
+            </w:r>
+            <w:r>
+              <w:rPr>
+                <w:noProof/>
+                <w:webHidden/>
+              </w:rPr>
+            </w:r>
+            <w:r>
+              <w:rPr>
+                <w:noProof/>
+                <w:webHidden/>
+              </w:rPr>
+              <w:fldChar w:fldCharType="separate"/>
+            </w:r>
+            <w:r>
+              <w:rPr>
+                <w:noProof/>
+                <w:webHidden/>
+              </w:rPr>
+              <w:t>9</w:t>
+            </w:r>
+            <w:r>
+              <w:rPr>
+                <w:noProof/>
+                <w:webHidden/>
+              </w:rPr>
+              <w:fldChar w:fldCharType="end"/>
+            </w:r>
+          </w:hyperlink>
+        </w:p>
+        <w:p>
+          <w:pPr>
+            <w:rPr>
+              <w:b/>
+              <w:bCs/>
+            </w:rPr>
+          </w:pPr>
+          <w:r>
+            <w:rPr>
+              <w:b/>
+              <w:bCs/>
+            </w:rPr>
+            <w:fldChar w:fldCharType="end"/>
+          </w:r>
+        </w:p>
+      </w:sdtContent>
+    </w:sdt>
+    <w:p/>
+    <w:p/>
+    <w:p/>
+    <w:p/>
+    <w:p/>
+    <w:p/>
+    <w:p/>
+    <w:p/>
+    <w:p/>
+    <w:p/>
+    <w:p/>
+    <w:p/>
+    <w:p/>
+    <w:p/>
+    <w:p>
+      <w:pPr>
+        <w:pStyle w:val="Ttulo1"/>
+      </w:pPr>
+      <w:bookmarkStart w:id="2" w:name="_Toc228181938"/>
+      <w:r>
+        <w:lastRenderedPageBreak/>
+        <w:t>1. Introducción y Objetivos</w:t>
+      </w:r>
+      <w:bookmarkEnd w:id="2"/>
+    </w:p>
+    <w:p>
+      <w:pPr>
+        <w:rPr>
+          <w:rFonts w:ascii="Arial" w:hAnsi="Arial" w:cs="Arial"/>
+          <w:sz w:val="24"/>
+          <w:szCs w:val="24"/>
+        </w:rPr>
+      </w:pPr>
+      <w:r>
+        <w:rPr>
+          <w:rFonts w:ascii="Arial" w:hAnsi="Arial" w:cs="Arial"/>
+          <w:sz w:val="24"/>
+          <w:szCs w:val="24"/>
+        </w:rPr>
+        <w:t xml:space="preserve">El crecimiento exponencial de la información digital ha convertido al resumen automático de textos en una de las tareas más relevantes dentro del Procesamiento de Lenguaje Natural (NLP). </w:t>
+      </w:r>
+    </w:p>
+    <w:p>
+      <w:pPr>
+        <w:rPr>
+          <w:rFonts w:ascii="Arial" w:hAnsi="Arial" w:cs="Arial"/>
+          <w:sz w:val="24"/>
+          <w:szCs w:val="24"/>
+        </w:rPr>
+      </w:pPr>
+      <w:r>
+        <w:rPr>
+          <w:rFonts w:ascii="Arial" w:hAnsi="Arial" w:cs="Arial"/>
+          <w:sz w:val="24"/>
+          <w:szCs w:val="24"/>
+        </w:rPr>
+        <w:t xml:space="preserve">El objetivo principal de este </w:t>
+      </w:r>
+      <w:r>
+        <w:rPr>
+          <w:rFonts w:ascii="Arial" w:hAnsi="Arial" w:cs="Arial"/>
+          <w:sz w:val="24"/>
+          <w:szCs w:val="24"/>
+        </w:rPr>
+        <w:t xml:space="preserve">trabajo </w:t>
+      </w:r>
+      <w:r>
+        <w:rPr>
+          <w:rFonts w:ascii="Arial" w:hAnsi="Arial" w:cs="Arial"/>
+          <w:sz w:val="24"/>
+          <w:szCs w:val="24"/>
+        </w:rPr>
+        <w:t>es</w:t>
+      </w:r>
+      <w:r>
+        <w:rPr>
+          <w:rFonts w:ascii="Arial" w:hAnsi="Arial" w:cs="Arial"/>
+          <w:sz w:val="24"/>
+          <w:szCs w:val="24"/>
+        </w:rPr>
+        <w:t xml:space="preserve"> estudiar, implementar y comparar dos grandes </w:t>
+      </w:r>
+      <w:r>
+        <w:rPr>
+          <w:rFonts w:ascii="Arial" w:hAnsi="Arial" w:cs="Arial"/>
+          <w:sz w:val="24"/>
+          <w:szCs w:val="24"/>
+        </w:rPr>
+        <w:t>enfoques</w:t>
+      </w:r>
+      <w:r>
+        <w:rPr>
+          <w:rFonts w:ascii="Arial" w:hAnsi="Arial" w:cs="Arial"/>
+          <w:sz w:val="24"/>
+          <w:szCs w:val="24"/>
+        </w:rPr>
+        <w:t xml:space="preserve"> de la </w:t>
+      </w:r>
+      <w:r>
+        <w:rPr>
+          <w:rFonts w:ascii="Arial" w:hAnsi="Arial" w:cs="Arial"/>
+          <w:sz w:val="24"/>
+          <w:szCs w:val="24"/>
+        </w:rPr>
+        <w:t>resumen</w:t>
+      </w:r>
+      <w:r>
+        <w:rPr>
+          <w:rFonts w:ascii="Arial" w:hAnsi="Arial" w:cs="Arial"/>
+          <w:sz w:val="24"/>
+          <w:szCs w:val="24"/>
+        </w:rPr>
+        <w:t xml:space="preserve"> automátic</w:t>
+      </w:r>
+      <w:r>
+        <w:rPr>
+          <w:rFonts w:ascii="Arial" w:hAnsi="Arial" w:cs="Arial"/>
+          <w:sz w:val="24"/>
+          <w:szCs w:val="24"/>
+        </w:rPr>
+        <w:t>o</w:t>
+      </w:r>
+      <w:r>
+        <w:rPr>
+          <w:rFonts w:ascii="Arial" w:hAnsi="Arial" w:cs="Arial"/>
+          <w:sz w:val="24"/>
+          <w:szCs w:val="24"/>
+        </w:rPr>
+        <w:t>: el enfoque extractivo (selección de frases originales) y el enfoque generativo (redacción de un texto nuevo mediante Inteligencia Artificial).</w:t>
+      </w:r>
+    </w:p>
+    <w:p>
+      <w:pPr>
+        <w:rPr>
+          <w:rFonts w:ascii="Arial" w:hAnsi="Arial" w:cs="Arial"/>
+          <w:sz w:val="24"/>
+          <w:szCs w:val="24"/>
+        </w:rPr>
+      </w:pPr>
+      <w:r>
+        <w:rPr>
+          <w:rFonts w:ascii="Arial" w:hAnsi="Arial" w:cs="Arial"/>
+          <w:sz w:val="24"/>
+          <w:szCs w:val="24"/>
+        </w:rPr>
+        <w:t xml:space="preserve">En lugar de entrenar arquitecturas desde cero, </w:t>
+      </w:r>
+      <w:r>
+        <w:rPr>
+          <w:rFonts w:ascii="Arial" w:hAnsi="Arial" w:cs="Arial"/>
+          <w:sz w:val="24"/>
+          <w:szCs w:val="24"/>
+        </w:rPr>
+        <w:t>se recurrirá a</w:t>
+      </w:r>
+      <w:r>
+        <w:rPr>
+          <w:rFonts w:ascii="Arial" w:hAnsi="Arial" w:cs="Arial"/>
+          <w:sz w:val="24"/>
+          <w:szCs w:val="24"/>
+        </w:rPr>
+        <w:t xml:space="preserve"> la aplicación de algoritmos clásicos y modelos neuronales </w:t>
+      </w:r>
+      <w:proofErr w:type="spellStart"/>
+      <w:r>
+        <w:rPr>
+          <w:rFonts w:ascii="Arial" w:hAnsi="Arial" w:cs="Arial"/>
+          <w:sz w:val="24"/>
+          <w:szCs w:val="24"/>
+        </w:rPr>
+        <w:t>preentrenados</w:t>
+      </w:r>
+      <w:proofErr w:type="spellEnd"/>
+      <w:r>
+        <w:rPr>
+          <w:rFonts w:ascii="Arial" w:hAnsi="Arial" w:cs="Arial"/>
+          <w:sz w:val="24"/>
+          <w:szCs w:val="24"/>
+        </w:rPr>
+        <w:t xml:space="preserve"> sobre un corpus de noticias en español, evaluando su rendimiento tanto desde una perspectiva cuantitativa (métricas automáticas) como cualitativa (coherencia de los textos resultantes).</w:t>
+      </w:r>
+    </w:p>
+    <w:p>
+      <w:pPr>
+        <w:pStyle w:val="Ttulo1"/>
+      </w:pPr>
+      <w:bookmarkStart w:id="3" w:name="_Toc228181939"/>
+      <w:r>
+        <w:t xml:space="preserve">2. </w:t>
+      </w:r>
+      <w:r>
+        <w:t>Estado del Arte</w:t>
+      </w:r>
+      <w:bookmarkEnd w:id="3"/>
+    </w:p>
+    <w:p>
+      <w:pPr>
+        <w:pStyle w:val="Ttulo2"/>
+        <w:ind w:firstLine="708"/>
+      </w:pPr>
+      <w:bookmarkStart w:id="4" w:name="_Toc228181940"/>
+      <w:r>
+        <w:t xml:space="preserve">2.1 </w:t>
+      </w:r>
+      <w:r>
+        <w:t>Evolución de los Sistemas de Resumen Automático</w:t>
+      </w:r>
+      <w:bookmarkEnd w:id="4"/>
+    </w:p>
+    <w:p>
+      <w:pPr>
+        <w:rPr>
+          <w:rFonts w:ascii="Arial" w:hAnsi="Arial" w:cs="Arial"/>
+          <w:sz w:val="24"/>
+          <w:szCs w:val="24"/>
+        </w:rPr>
+      </w:pPr>
+      <w:r>
+        <w:rPr>
+          <w:rFonts w:ascii="Arial" w:hAnsi="Arial" w:cs="Arial"/>
+          <w:sz w:val="24"/>
+          <w:szCs w:val="24"/>
+        </w:rPr>
+        <w:t xml:space="preserve">El Procesamiento de Lenguaje Natural (PLN) ha abordado la tarea de la </w:t>
+      </w:r>
+      <w:proofErr w:type="spellStart"/>
+      <w:r>
+        <w:rPr>
+          <w:rFonts w:ascii="Arial" w:hAnsi="Arial" w:cs="Arial"/>
+          <w:sz w:val="24"/>
+          <w:szCs w:val="24"/>
+        </w:rPr>
+        <w:t>sumarización</w:t>
+      </w:r>
+      <w:proofErr w:type="spellEnd"/>
+      <w:r>
+        <w:rPr>
+          <w:rFonts w:ascii="Arial" w:hAnsi="Arial" w:cs="Arial"/>
+          <w:sz w:val="24"/>
+          <w:szCs w:val="24"/>
+        </w:rPr>
+        <w:t xml:space="preserve"> automática de textos a través de dos grandes paradigmas metodológicos que han evolucionado históricamente: el enfoque extractivo y el enfoque abstractivo.</w:t>
+      </w:r>
+    </w:p>
+    <w:p>
+      <w:pPr>
+        <w:pStyle w:val="Ttulo2"/>
+        <w:ind w:firstLine="708"/>
+      </w:pPr>
+      <w:bookmarkStart w:id="5" w:name="_Toc228181941"/>
+      <w:r>
+        <w:t>2.2</w:t>
+      </w:r>
+      <w:r>
+        <w:t xml:space="preserve"> </w:t>
+      </w:r>
+      <w:r>
+        <w:t>Método</w:t>
+      </w:r>
+      <w:r>
+        <w:t xml:space="preserve"> Extractivo: Métodos Estadísticos y Basados en Grafos</w:t>
+      </w:r>
+      <w:bookmarkEnd w:id="5"/>
+      <w:r>
+        <w:t xml:space="preserve"> </w:t>
+      </w:r>
+    </w:p>
+    <w:p>
+      <w:pPr>
+        <w:rPr>
+          <w:rFonts w:ascii="Arial" w:hAnsi="Arial" w:cs="Arial"/>
+          <w:sz w:val="24"/>
+          <w:szCs w:val="24"/>
+        </w:rPr>
+      </w:pPr>
+      <w:r>
+        <w:rPr>
+          <w:rFonts w:ascii="Arial" w:hAnsi="Arial" w:cs="Arial"/>
+          <w:sz w:val="24"/>
+          <w:szCs w:val="24"/>
+        </w:rPr>
+        <w:t xml:space="preserve">Históricamente, los primeros sistemas computacionales de resumen se basaron puramente en técnicas extractivas. Estos algoritmos no "comprenden" el texto, sino que evalúan estadísticamente la relevancia de las oraciones originales para extraerlas y concatenarlas. Entre las técnicas clásicas destaca el modelo </w:t>
+      </w:r>
       <w:r>
         <w:rPr>
           <w:rFonts w:ascii="Arial" w:hAnsi="Arial" w:cs="Arial"/>
@@ -288,37 +1675,90 @@
           <w:sz w:val="24"/>
           <w:szCs w:val="24"/>
         </w:rPr>
-        <w:t>3. Metodología y Modelos</w:t>
-      </w:r>
-    </w:p>
-    <w:p>
-      <w:pPr>
-        <w:rPr>
-          <w:rFonts w:ascii="Arial" w:hAnsi="Arial" w:cs="Arial"/>
-          <w:sz w:val="24"/>
-          <w:szCs w:val="24"/>
-        </w:rPr>
-      </w:pPr>
-      <w:r>
-        <w:rPr>
-          <w:rFonts w:ascii="Arial" w:hAnsi="Arial" w:cs="Arial"/>
-          <w:sz w:val="24"/>
-          <w:szCs w:val="24"/>
-        </w:rPr>
-        <w:t>El núcleo del proyecto consiste en someter el mismo conjunto de datos a tres técnicas diferentes para evaluar su capacidad de síntesis.</w:t>
-      </w:r>
-    </w:p>
-    <w:p>
-      <w:pPr>
-        <w:rPr>
-          <w:rFonts w:ascii="Arial" w:hAnsi="Arial" w:cs="Arial"/>
-          <w:sz w:val="24"/>
-          <w:szCs w:val="24"/>
-        </w:rPr>
-      </w:pPr>
-    </w:p>
-    <w:p>
-      <w:pPr>
+        <w:t>TF-IDF</w:t>
+      </w:r>
+      <w:r>
+        <w:rPr>
+          <w:rFonts w:ascii="Arial" w:hAnsi="Arial" w:cs="Arial"/>
+          <w:sz w:val="24"/>
+          <w:szCs w:val="24"/>
+        </w:rPr>
+        <w:t xml:space="preserve"> (</w:t>
+      </w:r>
+      <w:proofErr w:type="spellStart"/>
+      <w:r>
+        <w:rPr>
+          <w:rFonts w:ascii="Arial" w:hAnsi="Arial" w:cs="Arial"/>
+          <w:sz w:val="24"/>
+          <w:szCs w:val="24"/>
+        </w:rPr>
+        <w:t>Term</w:t>
+      </w:r>
+      <w:proofErr w:type="spellEnd"/>
+      <w:r>
+        <w:rPr>
+          <w:rFonts w:ascii="Arial" w:hAnsi="Arial" w:cs="Arial"/>
+          <w:sz w:val="24"/>
+          <w:szCs w:val="24"/>
+        </w:rPr>
+        <w:t xml:space="preserve"> </w:t>
+      </w:r>
+      <w:proofErr w:type="spellStart"/>
+      <w:r>
+        <w:rPr>
+          <w:rFonts w:ascii="Arial" w:hAnsi="Arial" w:cs="Arial"/>
+          <w:sz w:val="24"/>
+          <w:szCs w:val="24"/>
+        </w:rPr>
+        <w:t>Frequency</w:t>
+      </w:r>
+      <w:proofErr w:type="spellEnd"/>
+      <w:r>
+        <w:rPr>
+          <w:rFonts w:ascii="Arial" w:hAnsi="Arial" w:cs="Arial"/>
+          <w:sz w:val="24"/>
+          <w:szCs w:val="24"/>
+        </w:rPr>
+        <w:t xml:space="preserve"> – Inverse </w:t>
+      </w:r>
+      <w:proofErr w:type="spellStart"/>
+      <w:r>
+        <w:rPr>
+          <w:rFonts w:ascii="Arial" w:hAnsi="Arial" w:cs="Arial"/>
+          <w:sz w:val="24"/>
+          <w:szCs w:val="24"/>
+        </w:rPr>
+        <w:t>Document</w:t>
+      </w:r>
+      <w:proofErr w:type="spellEnd"/>
+      <w:r>
+        <w:rPr>
+          <w:rFonts w:ascii="Arial" w:hAnsi="Arial" w:cs="Arial"/>
+          <w:sz w:val="24"/>
+          <w:szCs w:val="24"/>
+        </w:rPr>
+        <w:t xml:space="preserve"> </w:t>
+      </w:r>
+      <w:proofErr w:type="spellStart"/>
+      <w:r>
+        <w:rPr>
+          <w:rFonts w:ascii="Arial" w:hAnsi="Arial" w:cs="Arial"/>
+          <w:sz w:val="24"/>
+          <w:szCs w:val="24"/>
+        </w:rPr>
+        <w:t>Frequency</w:t>
+      </w:r>
+      <w:proofErr w:type="spellEnd"/>
+      <w:r>
+        <w:rPr>
+          <w:rFonts w:ascii="Arial" w:hAnsi="Arial" w:cs="Arial"/>
+          <w:sz w:val="24"/>
+          <w:szCs w:val="24"/>
+        </w:rPr>
+        <w:t xml:space="preserve">), que asigna un peso matemático a las palabras en función de su frecuencia en un documento y su rareza en el corpus global. Posteriormente, surgieron enfoques más sofisticados basados en grafos, siendo </w:t>
+      </w:r>
+      <w:proofErr w:type="spellStart"/>
+      <w:r>
         <w:rPr>
           <w:rFonts w:ascii="Arial" w:hAnsi="Arial" w:cs="Arial"/>
           <w:b/>
@@ -326,7 +1766,35 @@
           <w:sz w:val="24"/>
           <w:szCs w:val="24"/>
         </w:rPr>
-      </w:pPr>
+        <w:t>TextRank</w:t>
+      </w:r>
+      <w:proofErr w:type="spellEnd"/>
+      <w:r>
+        <w:rPr>
+          <w:rFonts w:ascii="Arial" w:hAnsi="Arial" w:cs="Arial"/>
+          <w:sz w:val="24"/>
+          <w:szCs w:val="24"/>
+        </w:rPr>
+        <w:t xml:space="preserve"> (derivado del algoritmo PageRank de Google) el estándar principal. </w:t>
+      </w:r>
+      <w:proofErr w:type="spellStart"/>
+      <w:r>
+        <w:rPr>
+          <w:rFonts w:ascii="Arial" w:hAnsi="Arial" w:cs="Arial"/>
+          <w:sz w:val="24"/>
+          <w:szCs w:val="24"/>
+        </w:rPr>
+        <w:t>TextRank</w:t>
+      </w:r>
+      <w:proofErr w:type="spellEnd"/>
+      <w:r>
+        <w:rPr>
+          <w:rFonts w:ascii="Arial" w:hAnsi="Arial" w:cs="Arial"/>
+          <w:sz w:val="24"/>
+          <w:szCs w:val="24"/>
+        </w:rPr>
+        <w:t xml:space="preserve"> modela las oraciones como nodos y sus similitudes léxicas como aristas, calculando iterativamente la centralidad de cada frase. En el dominio periodístico, este paradigma cuenta además con heurísticas posicionales como el </w:t>
+      </w:r>
       <w:r>
         <w:rPr>
           <w:rFonts w:ascii="Arial" w:hAnsi="Arial" w:cs="Arial"/>
@@ -335,9 +1803,1143 @@
           <w:sz w:val="24"/>
           <w:szCs w:val="24"/>
         </w:rPr>
+        <w:t>Lead-3</w:t>
+      </w:r>
+      <w:r>
+        <w:rPr>
+          <w:rFonts w:ascii="Arial" w:hAnsi="Arial" w:cs="Arial"/>
+          <w:sz w:val="24"/>
+          <w:szCs w:val="24"/>
+        </w:rPr>
+        <w:t>, el cual se basa en la "pirámide invertida" de la redacción de noticias (donde el núcleo de la información se encuentra en el primer párrafo) y que frecuentemente sirve como una línea base (</w:t>
+      </w:r>
+      <w:proofErr w:type="spellStart"/>
+      <w:r>
+        <w:rPr>
+          <w:rFonts w:ascii="Arial" w:hAnsi="Arial" w:cs="Arial"/>
+          <w:i/>
+          <w:iCs/>
+          <w:sz w:val="24"/>
+          <w:szCs w:val="24"/>
+        </w:rPr>
+        <w:t>baseline</w:t>
+      </w:r>
+      <w:proofErr w:type="spellEnd"/>
+      <w:r>
+        <w:rPr>
+          <w:rFonts w:ascii="Arial" w:hAnsi="Arial" w:cs="Arial"/>
+          <w:sz w:val="24"/>
+          <w:szCs w:val="24"/>
+        </w:rPr>
+        <w:t>) excepcionalmente difícil de superar. Aunque los modelos extractivos garantizan fidelidad a los hechos (no sufren de alucinaciones), su principal carencia es la falta de fluidez narrativa, generando textos fragmentados y con saltos abruptos de contexto.</w:t>
+      </w:r>
+    </w:p>
+    <w:p>
+      <w:pPr>
+        <w:pStyle w:val="Ttulo2"/>
+        <w:ind w:firstLine="708"/>
+      </w:pPr>
+      <w:bookmarkStart w:id="6" w:name="_Toc228181942"/>
+      <w:r>
         <w:lastRenderedPageBreak/>
-        <w:t>3.1. Enfoques Extractivos</w:t>
-      </w:r>
+        <w:t>2.3</w:t>
+      </w:r>
+      <w:r>
+        <w:t xml:space="preserve"> Revolución de los Transformers</w:t>
+      </w:r>
+      <w:bookmarkEnd w:id="6"/>
+      <w:r>
+        <w:t xml:space="preserve"> </w:t>
+      </w:r>
+    </w:p>
+    <w:p>
+      <w:pPr>
+        <w:rPr>
+          <w:rFonts w:ascii="Arial" w:hAnsi="Arial" w:cs="Arial"/>
+          <w:sz w:val="24"/>
+          <w:szCs w:val="24"/>
+        </w:rPr>
+      </w:pPr>
+      <w:r>
+        <w:rPr>
+          <w:rFonts w:ascii="Arial" w:hAnsi="Arial" w:cs="Arial"/>
+          <w:sz w:val="24"/>
+          <w:szCs w:val="24"/>
+        </w:rPr>
+        <w:t xml:space="preserve">Para superar las limitaciones extractivas, la comunidad investigadora viró hacia la </w:t>
+      </w:r>
+      <w:r>
+        <w:rPr>
+          <w:rFonts w:ascii="Arial" w:hAnsi="Arial" w:cs="Arial"/>
+          <w:b/>
+          <w:bCs/>
+          <w:sz w:val="24"/>
+          <w:szCs w:val="24"/>
+        </w:rPr>
+        <w:t>Generación de Lenguaje Natural (NLG)</w:t>
+      </w:r>
+      <w:r>
+        <w:rPr>
+          <w:rFonts w:ascii="Arial" w:hAnsi="Arial" w:cs="Arial"/>
+          <w:sz w:val="24"/>
+          <w:szCs w:val="24"/>
+        </w:rPr>
+        <w:t>, buscando emular el proceso cognitivo humano: leer, comprender y reescribir con vocabulario propio. Inicialmente, esto se abordó mediante Redes Neuronales Recurrentes (</w:t>
+      </w:r>
+      <w:proofErr w:type="spellStart"/>
+      <w:r>
+        <w:rPr>
+          <w:rFonts w:ascii="Arial" w:hAnsi="Arial" w:cs="Arial"/>
+          <w:sz w:val="24"/>
+          <w:szCs w:val="24"/>
+        </w:rPr>
+        <w:t>RNNs</w:t>
+      </w:r>
+      <w:proofErr w:type="spellEnd"/>
+      <w:r>
+        <w:rPr>
+          <w:rFonts w:ascii="Arial" w:hAnsi="Arial" w:cs="Arial"/>
+          <w:sz w:val="24"/>
+          <w:szCs w:val="24"/>
+        </w:rPr>
+        <w:t xml:space="preserve">) y arquitecturas </w:t>
+      </w:r>
+      <w:r>
+        <w:rPr>
+          <w:rFonts w:ascii="Arial" w:hAnsi="Arial" w:cs="Arial"/>
+          <w:i/>
+          <w:iCs/>
+          <w:sz w:val="24"/>
+          <w:szCs w:val="24"/>
+        </w:rPr>
+        <w:t>Seq2Seq</w:t>
+      </w:r>
+      <w:r>
+        <w:rPr>
+          <w:rFonts w:ascii="Arial" w:hAnsi="Arial" w:cs="Arial"/>
+          <w:sz w:val="24"/>
+          <w:szCs w:val="24"/>
+        </w:rPr>
+        <w:t xml:space="preserve"> (Secuencia a Secuencia). Sin embargo, el verdadero punto de inflexión ocurrió en 2017 con la publicación de la arquitectura </w:t>
+      </w:r>
+      <w:proofErr w:type="spellStart"/>
+      <w:r>
+        <w:rPr>
+          <w:rFonts w:ascii="Arial" w:hAnsi="Arial" w:cs="Arial"/>
+          <w:b/>
+          <w:bCs/>
+          <w:sz w:val="24"/>
+          <w:szCs w:val="24"/>
+        </w:rPr>
+        <w:t>Transformer</w:t>
+      </w:r>
+      <w:proofErr w:type="spellEnd"/>
+      <w:r>
+        <w:rPr>
+          <w:rFonts w:ascii="Arial" w:hAnsi="Arial" w:cs="Arial"/>
+          <w:sz w:val="24"/>
+          <w:szCs w:val="24"/>
+        </w:rPr>
+        <w:t xml:space="preserve"> de Google (</w:t>
+      </w:r>
+      <w:r>
+        <w:rPr>
+          <w:rFonts w:ascii="Arial" w:hAnsi="Arial" w:cs="Arial"/>
+          <w:i/>
+          <w:iCs/>
+          <w:sz w:val="24"/>
+          <w:szCs w:val="24"/>
+        </w:rPr>
+        <w:t>"</w:t>
+      </w:r>
+      <w:proofErr w:type="spellStart"/>
+      <w:r>
+        <w:rPr>
+          <w:rFonts w:ascii="Arial" w:hAnsi="Arial" w:cs="Arial"/>
+          <w:i/>
+          <w:iCs/>
+          <w:sz w:val="24"/>
+          <w:szCs w:val="24"/>
+        </w:rPr>
+        <w:t>Attention</w:t>
+      </w:r>
+      <w:proofErr w:type="spellEnd"/>
+      <w:r>
+        <w:rPr>
+          <w:rFonts w:ascii="Arial" w:hAnsi="Arial" w:cs="Arial"/>
+          <w:i/>
+          <w:iCs/>
+          <w:sz w:val="24"/>
+          <w:szCs w:val="24"/>
+        </w:rPr>
+        <w:t xml:space="preserve"> </w:t>
+      </w:r>
+      <w:proofErr w:type="spellStart"/>
+      <w:r>
+        <w:rPr>
+          <w:rFonts w:ascii="Arial" w:hAnsi="Arial" w:cs="Arial"/>
+          <w:i/>
+          <w:iCs/>
+          <w:sz w:val="24"/>
+          <w:szCs w:val="24"/>
+        </w:rPr>
+        <w:t>Is</w:t>
+      </w:r>
+      <w:proofErr w:type="spellEnd"/>
+      <w:r>
+        <w:rPr>
+          <w:rFonts w:ascii="Arial" w:hAnsi="Arial" w:cs="Arial"/>
+          <w:i/>
+          <w:iCs/>
+          <w:sz w:val="24"/>
+          <w:szCs w:val="24"/>
+        </w:rPr>
+        <w:t xml:space="preserve"> </w:t>
+      </w:r>
+      <w:proofErr w:type="spellStart"/>
+      <w:r>
+        <w:rPr>
+          <w:rFonts w:ascii="Arial" w:hAnsi="Arial" w:cs="Arial"/>
+          <w:i/>
+          <w:iCs/>
+          <w:sz w:val="24"/>
+          <w:szCs w:val="24"/>
+        </w:rPr>
+        <w:t>All</w:t>
+      </w:r>
+      <w:proofErr w:type="spellEnd"/>
+      <w:r>
+        <w:rPr>
+          <w:rFonts w:ascii="Arial" w:hAnsi="Arial" w:cs="Arial"/>
+          <w:i/>
+          <w:iCs/>
+          <w:sz w:val="24"/>
+          <w:szCs w:val="24"/>
+        </w:rPr>
+        <w:t xml:space="preserve"> You Need"</w:t>
+      </w:r>
+      <w:r>
+        <w:rPr>
+          <w:rFonts w:ascii="Arial" w:hAnsi="Arial" w:cs="Arial"/>
+          <w:sz w:val="24"/>
+          <w:szCs w:val="24"/>
+        </w:rPr>
+        <w:t>). Esta red neuronal introdujo el mecanismo de "Autoatención" (</w:t>
+      </w:r>
+      <w:r>
+        <w:rPr>
+          <w:rFonts w:ascii="Arial" w:hAnsi="Arial" w:cs="Arial"/>
+          <w:i/>
+          <w:iCs/>
+          <w:sz w:val="24"/>
+          <w:szCs w:val="24"/>
+        </w:rPr>
+        <w:t>Self-</w:t>
+      </w:r>
+      <w:proofErr w:type="spellStart"/>
+      <w:r>
+        <w:rPr>
+          <w:rFonts w:ascii="Arial" w:hAnsi="Arial" w:cs="Arial"/>
+          <w:i/>
+          <w:iCs/>
+          <w:sz w:val="24"/>
+          <w:szCs w:val="24"/>
+        </w:rPr>
+        <w:t>Attention</w:t>
+      </w:r>
+      <w:proofErr w:type="spellEnd"/>
+      <w:r>
+        <w:rPr>
+          <w:rFonts w:ascii="Arial" w:hAnsi="Arial" w:cs="Arial"/>
+          <w:sz w:val="24"/>
+          <w:szCs w:val="24"/>
+        </w:rPr>
+        <w:t>), permitiendo a los modelos procesar relaciones de largo alcance en el texto en paralelo, resolviendo el problema de memoria de las redes anteriores.</w:t>
+      </w:r>
+    </w:p>
+    <w:p>
+      <w:pPr>
+        <w:pStyle w:val="Ttulo2"/>
+        <w:ind w:firstLine="708"/>
+      </w:pPr>
+      <w:bookmarkStart w:id="7" w:name="_Toc228181943"/>
+      <w:r>
+        <w:t>2.4</w:t>
+      </w:r>
+      <w:r>
+        <w:t xml:space="preserve"> Modelos Fundacionales y Arquitectura mT5</w:t>
+      </w:r>
+      <w:bookmarkEnd w:id="7"/>
+      <w:r>
+        <w:t xml:space="preserve"> </w:t>
+      </w:r>
+    </w:p>
+    <w:p>
+      <w:pPr>
+        <w:rPr>
+          <w:rFonts w:ascii="Arial" w:hAnsi="Arial" w:cs="Arial"/>
+          <w:sz w:val="24"/>
+          <w:szCs w:val="24"/>
+        </w:rPr>
+      </w:pPr>
+      <w:r>
+        <w:rPr>
+          <w:rFonts w:ascii="Arial" w:hAnsi="Arial" w:cs="Arial"/>
+          <w:sz w:val="24"/>
+          <w:szCs w:val="24"/>
+        </w:rPr>
+        <w:t>La democratización de los Transformers dio lugar al Aprendizaje por Transferencia (</w:t>
+      </w:r>
+      <w:r>
+        <w:rPr>
+          <w:rFonts w:ascii="Arial" w:hAnsi="Arial" w:cs="Arial"/>
+          <w:i/>
+          <w:iCs/>
+          <w:sz w:val="24"/>
+          <w:szCs w:val="24"/>
+        </w:rPr>
+        <w:t xml:space="preserve">Transfer </w:t>
+      </w:r>
+      <w:proofErr w:type="spellStart"/>
+      <w:r>
+        <w:rPr>
+          <w:rFonts w:ascii="Arial" w:hAnsi="Arial" w:cs="Arial"/>
+          <w:i/>
+          <w:iCs/>
+          <w:sz w:val="24"/>
+          <w:szCs w:val="24"/>
+        </w:rPr>
+        <w:t>Learning</w:t>
+      </w:r>
+      <w:proofErr w:type="spellEnd"/>
+      <w:r>
+        <w:rPr>
+          <w:rFonts w:ascii="Arial" w:hAnsi="Arial" w:cs="Arial"/>
+          <w:sz w:val="24"/>
+          <w:szCs w:val="24"/>
+        </w:rPr>
+        <w:t xml:space="preserve">), donde modelos masivos son </w:t>
+      </w:r>
+      <w:proofErr w:type="spellStart"/>
+      <w:r>
+        <w:rPr>
+          <w:rFonts w:ascii="Arial" w:hAnsi="Arial" w:cs="Arial"/>
+          <w:sz w:val="24"/>
+          <w:szCs w:val="24"/>
+        </w:rPr>
+        <w:t>preentrenados</w:t>
+      </w:r>
+      <w:proofErr w:type="spellEnd"/>
+      <w:r>
+        <w:rPr>
+          <w:rFonts w:ascii="Arial" w:hAnsi="Arial" w:cs="Arial"/>
+          <w:sz w:val="24"/>
+          <w:szCs w:val="24"/>
+        </w:rPr>
+        <w:t xml:space="preserve"> con terabytes de texto (adquiriendo comprensión lingüística general) y luego son "afinados" (</w:t>
+      </w:r>
+      <w:r>
+        <w:rPr>
+          <w:rFonts w:ascii="Arial" w:hAnsi="Arial" w:cs="Arial"/>
+          <w:i/>
+          <w:iCs/>
+          <w:sz w:val="24"/>
+          <w:szCs w:val="24"/>
+        </w:rPr>
+        <w:t>Fine-</w:t>
+      </w:r>
+      <w:proofErr w:type="spellStart"/>
+      <w:r>
+        <w:rPr>
+          <w:rFonts w:ascii="Arial" w:hAnsi="Arial" w:cs="Arial"/>
+          <w:i/>
+          <w:iCs/>
+          <w:sz w:val="24"/>
+          <w:szCs w:val="24"/>
+        </w:rPr>
+        <w:t>Tuned</w:t>
+      </w:r>
+      <w:proofErr w:type="spellEnd"/>
+      <w:r>
+        <w:rPr>
+          <w:rFonts w:ascii="Arial" w:hAnsi="Arial" w:cs="Arial"/>
+          <w:sz w:val="24"/>
+          <w:szCs w:val="24"/>
+        </w:rPr>
+        <w:t xml:space="preserve">) para tareas específicas. Dentro de este ecosistema destaca la familia </w:t>
+      </w:r>
+      <w:r>
+        <w:rPr>
+          <w:rFonts w:ascii="Arial" w:hAnsi="Arial" w:cs="Arial"/>
+          <w:b/>
+          <w:bCs/>
+          <w:sz w:val="24"/>
+          <w:szCs w:val="24"/>
+        </w:rPr>
+        <w:t>T5</w:t>
+      </w:r>
+      <w:r>
+        <w:rPr>
+          <w:rFonts w:ascii="Arial" w:hAnsi="Arial" w:cs="Arial"/>
+          <w:sz w:val="24"/>
+          <w:szCs w:val="24"/>
+        </w:rPr>
+        <w:t xml:space="preserve"> (</w:t>
+      </w:r>
+      <w:r>
+        <w:rPr>
+          <w:rFonts w:ascii="Arial" w:hAnsi="Arial" w:cs="Arial"/>
+          <w:i/>
+          <w:iCs/>
+          <w:sz w:val="24"/>
+          <w:szCs w:val="24"/>
+        </w:rPr>
+        <w:t>Text-</w:t>
+      </w:r>
+      <w:proofErr w:type="spellStart"/>
+      <w:r>
+        <w:rPr>
+          <w:rFonts w:ascii="Arial" w:hAnsi="Arial" w:cs="Arial"/>
+          <w:i/>
+          <w:iCs/>
+          <w:sz w:val="24"/>
+          <w:szCs w:val="24"/>
+        </w:rPr>
+        <w:t>to</w:t>
+      </w:r>
+      <w:proofErr w:type="spellEnd"/>
+      <w:r>
+        <w:rPr>
+          <w:rFonts w:ascii="Arial" w:hAnsi="Arial" w:cs="Arial"/>
+          <w:i/>
+          <w:iCs/>
+          <w:sz w:val="24"/>
+          <w:szCs w:val="24"/>
+        </w:rPr>
+        <w:t xml:space="preserve">-Text Transfer </w:t>
+      </w:r>
+      <w:proofErr w:type="spellStart"/>
+      <w:r>
+        <w:rPr>
+          <w:rFonts w:ascii="Arial" w:hAnsi="Arial" w:cs="Arial"/>
+          <w:i/>
+          <w:iCs/>
+          <w:sz w:val="24"/>
+          <w:szCs w:val="24"/>
+        </w:rPr>
+        <w:t>Transformer</w:t>
+      </w:r>
+      <w:proofErr w:type="spellEnd"/>
+      <w:r>
+        <w:rPr>
+          <w:rFonts w:ascii="Arial" w:hAnsi="Arial" w:cs="Arial"/>
+          <w:sz w:val="24"/>
+          <w:szCs w:val="24"/>
+        </w:rPr>
+        <w:t xml:space="preserve">) propuesta por Raffel et al. (2020), cuya innovación radica en tratar cualquier problema de PLN (traducción, clasificación, resumen) como un problema de texto de entrada a texto de salida. Para corpus en idiomas distintos al inglés, como el </w:t>
+      </w:r>
+      <w:proofErr w:type="spellStart"/>
+      <w:r>
+        <w:rPr>
+          <w:rFonts w:ascii="Arial" w:hAnsi="Arial" w:cs="Arial"/>
+          <w:sz w:val="24"/>
+          <w:szCs w:val="24"/>
+        </w:rPr>
+        <w:t>dataset</w:t>
+      </w:r>
+      <w:proofErr w:type="spellEnd"/>
+      <w:r>
+        <w:rPr>
+          <w:rFonts w:ascii="Arial" w:hAnsi="Arial" w:cs="Arial"/>
+          <w:sz w:val="24"/>
+          <w:szCs w:val="24"/>
+        </w:rPr>
+        <w:t xml:space="preserve"> MLSUM utilizado en este proyecto, el estado del arte se apoya en variantes multilingües como </w:t>
+      </w:r>
+      <w:r>
+        <w:rPr>
+          <w:rFonts w:ascii="Arial" w:hAnsi="Arial" w:cs="Arial"/>
+          <w:b/>
+          <w:bCs/>
+          <w:sz w:val="24"/>
+          <w:szCs w:val="24"/>
+        </w:rPr>
+        <w:t>mT5</w:t>
+      </w:r>
+      <w:r>
+        <w:rPr>
+          <w:rFonts w:ascii="Arial" w:hAnsi="Arial" w:cs="Arial"/>
+          <w:sz w:val="24"/>
+          <w:szCs w:val="24"/>
+        </w:rPr>
+        <w:t>. Estos modelos generativos de última generación son capaces de parafrasear, sintetizar conceptos complejos y adaptar el tono editorial, acercándose de forma sin precedentes al nivel de redacción de un periodista humano.</w:t>
+      </w:r>
+    </w:p>
+    <w:p>
+      <w:pPr>
+        <w:pStyle w:val="Ttulo2"/>
+        <w:ind w:firstLine="708"/>
+      </w:pPr>
+      <w:bookmarkStart w:id="8" w:name="_Toc228181944"/>
+      <w:r>
+        <w:t>2.5</w:t>
+      </w:r>
+      <w:r>
+        <w:t xml:space="preserve"> El Reto Actual: La Evaluación Semántica</w:t>
+      </w:r>
+      <w:bookmarkEnd w:id="8"/>
+      <w:r>
+        <w:t xml:space="preserve"> </w:t>
+      </w:r>
+    </w:p>
+    <w:p>
+      <w:pPr>
+        <w:rPr>
+          <w:rFonts w:ascii="Arial" w:hAnsi="Arial" w:cs="Arial"/>
+          <w:sz w:val="24"/>
+          <w:szCs w:val="24"/>
+        </w:rPr>
+      </w:pPr>
+      <w:r>
+        <w:rPr>
+          <w:rFonts w:ascii="Arial" w:hAnsi="Arial" w:cs="Arial"/>
+          <w:sz w:val="24"/>
+          <w:szCs w:val="24"/>
+        </w:rPr>
+        <w:t xml:space="preserve">A medida que los modelos abstractivos han perfeccionado su capacidad de reescritura, la comunidad científica se enfrenta al desafío de su correcta evaluación. El estándar histórico, la métrica </w:t>
+      </w:r>
+      <w:r>
+        <w:rPr>
+          <w:rFonts w:ascii="Arial" w:hAnsi="Arial" w:cs="Arial"/>
+          <w:b/>
+          <w:bCs/>
+          <w:sz w:val="24"/>
+          <w:szCs w:val="24"/>
+        </w:rPr>
+        <w:t>ROUGE</w:t>
+      </w:r>
+      <w:r>
+        <w:rPr>
+          <w:rFonts w:ascii="Arial" w:hAnsi="Arial" w:cs="Arial"/>
+          <w:sz w:val="24"/>
+          <w:szCs w:val="24"/>
+        </w:rPr>
+        <w:t xml:space="preserve"> (</w:t>
+      </w:r>
+      <w:proofErr w:type="spellStart"/>
+      <w:r>
+        <w:rPr>
+          <w:rFonts w:ascii="Arial" w:hAnsi="Arial" w:cs="Arial"/>
+          <w:sz w:val="24"/>
+          <w:szCs w:val="24"/>
+        </w:rPr>
+        <w:t>Recall-Oriented</w:t>
+      </w:r>
+      <w:proofErr w:type="spellEnd"/>
+      <w:r>
+        <w:rPr>
+          <w:rFonts w:ascii="Arial" w:hAnsi="Arial" w:cs="Arial"/>
+          <w:sz w:val="24"/>
+          <w:szCs w:val="24"/>
+        </w:rPr>
+        <w:t xml:space="preserve"> </w:t>
+      </w:r>
+      <w:proofErr w:type="spellStart"/>
+      <w:r>
+        <w:rPr>
+          <w:rFonts w:ascii="Arial" w:hAnsi="Arial" w:cs="Arial"/>
+          <w:sz w:val="24"/>
+          <w:szCs w:val="24"/>
+        </w:rPr>
+        <w:t>Understudy</w:t>
+      </w:r>
+      <w:proofErr w:type="spellEnd"/>
+      <w:r>
+        <w:rPr>
+          <w:rFonts w:ascii="Arial" w:hAnsi="Arial" w:cs="Arial"/>
+          <w:sz w:val="24"/>
+          <w:szCs w:val="24"/>
+        </w:rPr>
+        <w:t xml:space="preserve"> </w:t>
+      </w:r>
+      <w:proofErr w:type="spellStart"/>
+      <w:r>
+        <w:rPr>
+          <w:rFonts w:ascii="Arial" w:hAnsi="Arial" w:cs="Arial"/>
+          <w:sz w:val="24"/>
+          <w:szCs w:val="24"/>
+        </w:rPr>
+        <w:t>for</w:t>
+      </w:r>
+      <w:proofErr w:type="spellEnd"/>
+      <w:r>
+        <w:rPr>
+          <w:rFonts w:ascii="Arial" w:hAnsi="Arial" w:cs="Arial"/>
+          <w:sz w:val="24"/>
+          <w:szCs w:val="24"/>
+        </w:rPr>
+        <w:t xml:space="preserve"> </w:t>
+      </w:r>
+      <w:proofErr w:type="spellStart"/>
+      <w:r>
+        <w:rPr>
+          <w:rFonts w:ascii="Arial" w:hAnsi="Arial" w:cs="Arial"/>
+          <w:sz w:val="24"/>
+          <w:szCs w:val="24"/>
+        </w:rPr>
+        <w:t>Gisting</w:t>
+      </w:r>
+      <w:proofErr w:type="spellEnd"/>
+      <w:r>
+        <w:rPr>
+          <w:rFonts w:ascii="Arial" w:hAnsi="Arial" w:cs="Arial"/>
+          <w:sz w:val="24"/>
+          <w:szCs w:val="24"/>
+        </w:rPr>
+        <w:t xml:space="preserve"> </w:t>
+      </w:r>
+      <w:proofErr w:type="spellStart"/>
+      <w:r>
+        <w:rPr>
+          <w:rFonts w:ascii="Arial" w:hAnsi="Arial" w:cs="Arial"/>
+          <w:sz w:val="24"/>
+          <w:szCs w:val="24"/>
+        </w:rPr>
+        <w:t>Evaluation</w:t>
+      </w:r>
+      <w:proofErr w:type="spellEnd"/>
+      <w:r>
+        <w:rPr>
+          <w:rFonts w:ascii="Arial" w:hAnsi="Arial" w:cs="Arial"/>
+          <w:sz w:val="24"/>
+          <w:szCs w:val="24"/>
+        </w:rPr>
+        <w:t xml:space="preserve">), basa su cálculo en el recuento de solapamiento exacto de </w:t>
+      </w:r>
+      <w:r>
+        <w:rPr>
+          <w:rFonts w:ascii="Arial" w:hAnsi="Arial" w:cs="Arial"/>
+          <w:i/>
+          <w:iCs/>
+          <w:sz w:val="24"/>
+          <w:szCs w:val="24"/>
+        </w:rPr>
+        <w:t>n-gramas</w:t>
+      </w:r>
+      <w:r>
+        <w:rPr>
+          <w:rFonts w:ascii="Arial" w:hAnsi="Arial" w:cs="Arial"/>
+          <w:sz w:val="24"/>
+          <w:szCs w:val="24"/>
+        </w:rPr>
+        <w:t xml:space="preserve"> entre el texto generado y el resumen humano de referencia. Sin embargo, en el actual estado del arte generativo, ROUGE presenta deficiencias notorias: penaliza resúmenes sintácticamente novedosos o que utilizan sinónimos válidos, lo que en ocasiones camufla el verdadero rendimiento cualitativo de arquitecturas avanzadas como mT5.</w:t>
+      </w:r>
+    </w:p>
+    <w:p>
+      <w:pPr>
+        <w:rPr>
+          <w:rFonts w:ascii="Arial" w:hAnsi="Arial" w:cs="Arial"/>
+          <w:b/>
+          <w:bCs/>
+          <w:sz w:val="24"/>
+          <w:szCs w:val="24"/>
+        </w:rPr>
+      </w:pPr>
+    </w:p>
+    <w:p>
+      <w:pPr>
+        <w:rPr>
+          <w:rFonts w:ascii="Arial" w:hAnsi="Arial" w:cs="Arial"/>
+          <w:b/>
+          <w:bCs/>
+          <w:sz w:val="24"/>
+          <w:szCs w:val="24"/>
+        </w:rPr>
+      </w:pPr>
+    </w:p>
+    <w:p>
+      <w:pPr>
+        <w:rPr>
+          <w:rFonts w:ascii="Arial" w:hAnsi="Arial" w:cs="Arial"/>
+          <w:b/>
+          <w:bCs/>
+          <w:sz w:val="24"/>
+          <w:szCs w:val="24"/>
+        </w:rPr>
+      </w:pPr>
+    </w:p>
+    <w:p>
+      <w:pPr>
+        <w:pStyle w:val="Ttulo1"/>
+      </w:pPr>
+      <w:bookmarkStart w:id="9" w:name="_Toc228181945"/>
+      <w:r>
+        <w:lastRenderedPageBreak/>
+        <w:t>3</w:t>
+      </w:r>
+      <w:r>
+        <w:t>. Conjunto de Datos</w:t>
+      </w:r>
+      <w:bookmarkEnd w:id="9"/>
+    </w:p>
+    <w:p>
+      <w:pPr>
+        <w:rPr>
+          <w:rFonts w:ascii="Arial" w:hAnsi="Arial" w:cs="Arial"/>
+          <w:sz w:val="24"/>
+          <w:szCs w:val="24"/>
+        </w:rPr>
+      </w:pPr>
+      <w:r>
+        <w:rPr>
+          <w:rFonts w:ascii="Arial" w:hAnsi="Arial" w:cs="Arial"/>
+          <w:sz w:val="24"/>
+          <w:szCs w:val="24"/>
+        </w:rPr>
+        <w:t xml:space="preserve">Para realizar los experimentos, se ha utilizado la partición en español del </w:t>
+      </w:r>
+      <w:proofErr w:type="spellStart"/>
+      <w:r>
+        <w:rPr>
+          <w:rFonts w:ascii="Arial" w:hAnsi="Arial" w:cs="Arial"/>
+          <w:sz w:val="24"/>
+          <w:szCs w:val="24"/>
+        </w:rPr>
+        <w:t>dataset</w:t>
+      </w:r>
+      <w:proofErr w:type="spellEnd"/>
+      <w:r>
+        <w:rPr>
+          <w:rFonts w:ascii="Arial" w:hAnsi="Arial" w:cs="Arial"/>
+          <w:sz w:val="24"/>
+          <w:szCs w:val="24"/>
+        </w:rPr>
+        <w:t xml:space="preserve"> </w:t>
+      </w:r>
+      <w:r>
+        <w:rPr>
+          <w:rFonts w:ascii="Arial" w:hAnsi="Arial" w:cs="Arial"/>
+          <w:b/>
+          <w:bCs/>
+          <w:sz w:val="24"/>
+          <w:szCs w:val="24"/>
+        </w:rPr>
+        <w:t>MLSUM</w:t>
+      </w:r>
+      <w:r>
+        <w:rPr>
+          <w:rFonts w:ascii="Arial" w:hAnsi="Arial" w:cs="Arial"/>
+          <w:sz w:val="24"/>
+          <w:szCs w:val="24"/>
+        </w:rPr>
+        <w:t xml:space="preserve"> (</w:t>
+      </w:r>
+      <w:proofErr w:type="spellStart"/>
+      <w:r>
+        <w:rPr>
+          <w:rFonts w:ascii="Arial" w:hAnsi="Arial" w:cs="Arial"/>
+          <w:sz w:val="24"/>
+          <w:szCs w:val="24"/>
+        </w:rPr>
+        <w:t>Multilingual</w:t>
+      </w:r>
+      <w:proofErr w:type="spellEnd"/>
+      <w:r>
+        <w:rPr>
+          <w:rFonts w:ascii="Arial" w:hAnsi="Arial" w:cs="Arial"/>
+          <w:sz w:val="24"/>
+          <w:szCs w:val="24"/>
+        </w:rPr>
+        <w:t xml:space="preserve"> </w:t>
+      </w:r>
+      <w:proofErr w:type="spellStart"/>
+      <w:r>
+        <w:rPr>
+          <w:rFonts w:ascii="Arial" w:hAnsi="Arial" w:cs="Arial"/>
+          <w:sz w:val="24"/>
+          <w:szCs w:val="24"/>
+        </w:rPr>
+        <w:t>Summarization</w:t>
+      </w:r>
+      <w:proofErr w:type="spellEnd"/>
+      <w:r>
+        <w:rPr>
+          <w:rFonts w:ascii="Arial" w:hAnsi="Arial" w:cs="Arial"/>
+          <w:sz w:val="24"/>
+          <w:szCs w:val="24"/>
+        </w:rPr>
+        <w:t xml:space="preserve"> </w:t>
+      </w:r>
+      <w:proofErr w:type="spellStart"/>
+      <w:r>
+        <w:rPr>
+          <w:rFonts w:ascii="Arial" w:hAnsi="Arial" w:cs="Arial"/>
+          <w:sz w:val="24"/>
+          <w:szCs w:val="24"/>
+        </w:rPr>
+        <w:t>Dataset</w:t>
+      </w:r>
+      <w:proofErr w:type="spellEnd"/>
+      <w:r>
+        <w:rPr>
+          <w:rFonts w:ascii="Arial" w:hAnsi="Arial" w:cs="Arial"/>
+          <w:sz w:val="24"/>
+          <w:szCs w:val="24"/>
+        </w:rPr>
+        <w:t>). Este corpus está compuesto por noticias periodísticas emparejadas con resúmenes de referencia redactados por periodistas profesionale</w:t>
+      </w:r>
+      <w:r>
+        <w:rPr>
+          <w:rFonts w:ascii="Arial" w:hAnsi="Arial" w:cs="Arial"/>
+          <w:sz w:val="24"/>
+          <w:szCs w:val="24"/>
+        </w:rPr>
+        <w:t>s</w:t>
+      </w:r>
+      <w:r>
+        <w:rPr>
+          <w:rFonts w:ascii="Arial" w:hAnsi="Arial" w:cs="Arial"/>
+          <w:sz w:val="24"/>
+          <w:szCs w:val="24"/>
+        </w:rPr>
+        <w:t>.</w:t>
+      </w:r>
+    </w:p>
+    <w:p>
+      <w:pPr>
+        <w:rPr>
+          <w:rFonts w:ascii="Arial" w:hAnsi="Arial" w:cs="Arial"/>
+          <w:sz w:val="24"/>
+          <w:szCs w:val="24"/>
+        </w:rPr>
+      </w:pPr>
+      <w:r>
+        <w:rPr>
+          <w:rFonts w:ascii="Arial" w:hAnsi="Arial" w:cs="Arial"/>
+          <w:sz w:val="24"/>
+          <w:szCs w:val="24"/>
+        </w:rPr>
+        <w:t>Durante la fase de Análisis Exploratorio de Datos (EDA), se garantizó la integridad del modelo aplicando un preprocesamiento riguroso. Este proceso identificó y eliminó registros duplicados o con valores nulos, lo que supuso la purga de 3.515 ejemplos en el conjunto de entrenamiento (dejándolo en 262.852 noticias limpias), 212 en el conjunto de validación (10.146 noticias) y 241 en el de prueba (13.679 noticias). Además, el análisis de distribución de tópicos reveló una fuerte predominancia de las categorías '</w:t>
+      </w:r>
+      <w:proofErr w:type="spellStart"/>
+      <w:r>
+        <w:rPr>
+          <w:rFonts w:ascii="Arial" w:hAnsi="Arial" w:cs="Arial"/>
+          <w:sz w:val="24"/>
+          <w:szCs w:val="24"/>
+        </w:rPr>
+        <w:t>elpais</w:t>
+      </w:r>
+      <w:proofErr w:type="spellEnd"/>
+      <w:r>
+        <w:rPr>
+          <w:rFonts w:ascii="Arial" w:hAnsi="Arial" w:cs="Arial"/>
+          <w:sz w:val="24"/>
+          <w:szCs w:val="24"/>
+        </w:rPr>
+        <w:t xml:space="preserve"> </w:t>
+      </w:r>
+      <w:proofErr w:type="spellStart"/>
+      <w:r>
+        <w:rPr>
+          <w:rFonts w:ascii="Arial" w:hAnsi="Arial" w:cs="Arial"/>
+          <w:sz w:val="24"/>
+          <w:szCs w:val="24"/>
+        </w:rPr>
+        <w:t>opinion</w:t>
+      </w:r>
+      <w:proofErr w:type="spellEnd"/>
+      <w:r>
+        <w:rPr>
+          <w:rFonts w:ascii="Arial" w:hAnsi="Arial" w:cs="Arial"/>
+          <w:sz w:val="24"/>
+          <w:szCs w:val="24"/>
+        </w:rPr>
+        <w:t>' (22.774 registros) y 'cultura actualidad' (21.361 registros) en el corpus de entrenamiento.</w:t>
+      </w:r>
+    </w:p>
+    <w:p>
+      <w:pPr>
+        <w:rPr>
+          <w:rFonts w:ascii="Arial" w:hAnsi="Arial" w:cs="Arial"/>
+          <w:sz w:val="24"/>
+          <w:szCs w:val="24"/>
+        </w:rPr>
+      </w:pPr>
+      <w:r>
+        <w:rPr>
+          <w:rFonts w:ascii="Arial" w:hAnsi="Arial" w:cs="Arial"/>
+          <w:sz w:val="24"/>
+          <w:szCs w:val="24"/>
+        </w:rPr>
+        <w:t xml:space="preserve">Un factor crítico analizado fue la distribución de la longitud de los textos, estadística indispensable para configurar adecuadamente la ingesta de </w:t>
+      </w:r>
+      <w:r>
+        <w:rPr>
+          <w:rFonts w:ascii="Arial" w:hAnsi="Arial" w:cs="Arial"/>
+          <w:i/>
+          <w:iCs/>
+          <w:sz w:val="24"/>
+          <w:szCs w:val="24"/>
+        </w:rPr>
+        <w:t>tokens</w:t>
+      </w:r>
+      <w:r>
+        <w:rPr>
+          <w:rFonts w:ascii="Arial" w:hAnsi="Arial" w:cs="Arial"/>
+          <w:sz w:val="24"/>
+          <w:szCs w:val="24"/>
+        </w:rPr>
+        <w:t xml:space="preserve"> en los modelos de Deep </w:t>
+      </w:r>
+      <w:proofErr w:type="spellStart"/>
+      <w:r>
+        <w:rPr>
+          <w:rFonts w:ascii="Arial" w:hAnsi="Arial" w:cs="Arial"/>
+          <w:sz w:val="24"/>
+          <w:szCs w:val="24"/>
+        </w:rPr>
+        <w:t>Learning</w:t>
+      </w:r>
+      <w:proofErr w:type="spellEnd"/>
+      <w:r>
+        <w:rPr>
+          <w:rFonts w:ascii="Arial" w:hAnsi="Arial" w:cs="Arial"/>
+          <w:sz w:val="24"/>
+          <w:szCs w:val="24"/>
+        </w:rPr>
+        <w:t>. Los resultados arrojaron que las noticias originales tienen una longitud media de 704.9 palabras (con valores máximos atípicos que alcanzan las 12.375 palabras), mientras que los resúmenes de referencia son extremadamente concisos, con una media de tan solo 19.3 palabras. Esta pronunciada asimetría subraya el alto grado de abstracción y síntesis que la tarea exige al modelo computacional.</w:t>
+      </w:r>
+    </w:p>
+    <w:p>
+      <w:pPr>
+        <w:rPr>
+          <w:rFonts w:ascii="Arial" w:hAnsi="Arial" w:cs="Arial"/>
+          <w:sz w:val="24"/>
+          <w:szCs w:val="24"/>
+        </w:rPr>
+      </w:pPr>
+      <w:r>
+        <w:rPr>
+          <w:rFonts w:ascii="Arial" w:hAnsi="Arial" w:cs="Arial"/>
+          <w:sz w:val="24"/>
+          <w:szCs w:val="24"/>
+        </w:rPr>
+        <w:t xml:space="preserve">Finalmente, para optimizar los tiempos de entrenamiento y la gestión de memoria en los modelos neuronales, los </w:t>
+      </w:r>
+      <w:proofErr w:type="spellStart"/>
+      <w:r>
+        <w:rPr>
+          <w:rFonts w:ascii="Arial" w:hAnsi="Arial" w:cs="Arial"/>
+          <w:sz w:val="24"/>
+          <w:szCs w:val="24"/>
+        </w:rPr>
+        <w:t>DataFrames</w:t>
+      </w:r>
+      <w:proofErr w:type="spellEnd"/>
+      <w:r>
+        <w:rPr>
+          <w:rFonts w:ascii="Arial" w:hAnsi="Arial" w:cs="Arial"/>
+          <w:sz w:val="24"/>
+          <w:szCs w:val="24"/>
+        </w:rPr>
+        <w:t xml:space="preserve"> resultantes de la librería Pandas fueron convertidos y empaquetados en un formato unificado </w:t>
+      </w:r>
+      <w:proofErr w:type="spellStart"/>
+      <w:r>
+        <w:rPr>
+          <w:rFonts w:ascii="Arial" w:hAnsi="Arial" w:cs="Arial"/>
+          <w:sz w:val="24"/>
+          <w:szCs w:val="24"/>
+        </w:rPr>
+        <w:t>DatasetDict</w:t>
+      </w:r>
+      <w:proofErr w:type="spellEnd"/>
+      <w:r>
+        <w:rPr>
+          <w:rFonts w:ascii="Arial" w:hAnsi="Arial" w:cs="Arial"/>
+          <w:sz w:val="24"/>
+          <w:szCs w:val="24"/>
+        </w:rPr>
+        <w:t xml:space="preserve"> perteneciente a la librería </w:t>
+      </w:r>
+      <w:proofErr w:type="spellStart"/>
+      <w:r>
+        <w:rPr>
+          <w:rFonts w:ascii="Arial" w:hAnsi="Arial" w:cs="Arial"/>
+          <w:sz w:val="24"/>
+          <w:szCs w:val="24"/>
+        </w:rPr>
+        <w:t>datasets</w:t>
+      </w:r>
+      <w:proofErr w:type="spellEnd"/>
+      <w:r>
+        <w:rPr>
+          <w:rFonts w:ascii="Arial" w:hAnsi="Arial" w:cs="Arial"/>
+          <w:sz w:val="24"/>
+          <w:szCs w:val="24"/>
+        </w:rPr>
+        <w:t xml:space="preserve"> de </w:t>
+      </w:r>
+      <w:proofErr w:type="spellStart"/>
+      <w:r>
+        <w:rPr>
+          <w:rFonts w:ascii="Arial" w:hAnsi="Arial" w:cs="Arial"/>
+          <w:sz w:val="24"/>
+          <w:szCs w:val="24"/>
+        </w:rPr>
+        <w:t>Hugging</w:t>
+      </w:r>
+      <w:proofErr w:type="spellEnd"/>
+      <w:r>
+        <w:rPr>
+          <w:rFonts w:ascii="Arial" w:hAnsi="Arial" w:cs="Arial"/>
+          <w:sz w:val="24"/>
+          <w:szCs w:val="24"/>
+        </w:rPr>
+        <w:t xml:space="preserve"> </w:t>
+      </w:r>
+      <w:proofErr w:type="spellStart"/>
+      <w:r>
+        <w:rPr>
+          <w:rFonts w:ascii="Arial" w:hAnsi="Arial" w:cs="Arial"/>
+          <w:sz w:val="24"/>
+          <w:szCs w:val="24"/>
+        </w:rPr>
+        <w:t>Face</w:t>
+      </w:r>
+      <w:proofErr w:type="spellEnd"/>
+      <w:r>
+        <w:rPr>
+          <w:rFonts w:ascii="Arial" w:hAnsi="Arial" w:cs="Arial"/>
+          <w:sz w:val="24"/>
+          <w:szCs w:val="24"/>
+        </w:rPr>
+        <w:t>. Este ecosistema permite una manipulación de tensores y una compatibilidad de flujos de trabajo muy superior al estándar.</w:t>
+      </w:r>
+    </w:p>
+    <w:p>
+      <w:pPr>
+        <w:rPr>
+          <w:rFonts w:ascii="Arial" w:hAnsi="Arial" w:cs="Arial"/>
+          <w:sz w:val="24"/>
+          <w:szCs w:val="24"/>
+        </w:rPr>
+      </w:pPr>
+      <w:r>
+        <w:rPr>
+          <w:rFonts w:ascii="Arial" w:hAnsi="Arial" w:cs="Arial"/>
+          <w:sz w:val="24"/>
+          <w:szCs w:val="24"/>
+        </w:rPr>
+        <w:t xml:space="preserve">Debido a la alta demanda computacional que exigen los modelos de Deep </w:t>
+      </w:r>
+      <w:proofErr w:type="spellStart"/>
+      <w:r>
+        <w:rPr>
+          <w:rFonts w:ascii="Arial" w:hAnsi="Arial" w:cs="Arial"/>
+          <w:sz w:val="24"/>
+          <w:szCs w:val="24"/>
+        </w:rPr>
+        <w:t>Learning</w:t>
+      </w:r>
+      <w:proofErr w:type="spellEnd"/>
+      <w:r>
+        <w:rPr>
+          <w:rFonts w:ascii="Arial" w:hAnsi="Arial" w:cs="Arial"/>
+          <w:sz w:val="24"/>
+          <w:szCs w:val="24"/>
+        </w:rPr>
+        <w:t xml:space="preserve"> y los algoritmos basados en grafos, y para agilizar el proceso de experimentación, se ha extraído una muestra aleatoria estática de 500 noticias pertenecientes al conjunto </w:t>
+      </w:r>
+      <w:proofErr w:type="gramStart"/>
+      <w:r>
+        <w:rPr>
+          <w:rFonts w:ascii="Arial" w:hAnsi="Arial" w:cs="Arial"/>
+          <w:sz w:val="24"/>
+          <w:szCs w:val="24"/>
+        </w:rPr>
+        <w:t xml:space="preserve">de </w:t>
+      </w:r>
+      <w:r>
+        <w:rPr>
+          <w:rFonts w:ascii="Arial" w:hAnsi="Arial" w:cs="Arial"/>
+          <w:sz w:val="24"/>
+          <w:szCs w:val="24"/>
+        </w:rPr>
+        <w:t>test</w:t>
+      </w:r>
+      <w:proofErr w:type="gramEnd"/>
+      <w:r>
+        <w:rPr>
+          <w:rFonts w:ascii="Arial" w:hAnsi="Arial" w:cs="Arial"/>
+          <w:sz w:val="24"/>
+          <w:szCs w:val="24"/>
+        </w:rPr>
+        <w:t>. Esta muestra es lo suficientemente amplia como para garantizar la validez estadística de las métricas resultantes, permitiendo a su vez ejecutar inferencias en tiempos razonables. Durante la fase de análisis exploratorio (EDA), se realizó una limpieza del texto y se analizaron las longitudes de los artículos y resúmenes para determinar el ratio de compresión óptimo que guiaría la configuración de los modelos generativos.</w:t>
+      </w:r>
+    </w:p>
+    <w:p>
+      <w:pPr>
+        <w:rPr>
+          <w:rFonts w:ascii="Arial" w:hAnsi="Arial" w:cs="Arial"/>
+          <w:sz w:val="24"/>
+          <w:szCs w:val="24"/>
+        </w:rPr>
+      </w:pPr>
+    </w:p>
+    <w:p>
+      <w:pPr>
+        <w:pStyle w:val="Ttulo1"/>
+      </w:pPr>
+      <w:bookmarkStart w:id="10" w:name="_Toc228181946"/>
+      <w:r>
+        <w:t>4</w:t>
+      </w:r>
+      <w:r>
+        <w:t>. Metodología y Modelos</w:t>
+      </w:r>
+      <w:bookmarkEnd w:id="10"/>
+    </w:p>
+    <w:p>
+      <w:pPr>
+        <w:rPr>
+          <w:rFonts w:ascii="Arial" w:hAnsi="Arial" w:cs="Arial"/>
+          <w:sz w:val="24"/>
+          <w:szCs w:val="24"/>
+        </w:rPr>
+      </w:pPr>
+      <w:r>
+        <w:rPr>
+          <w:rFonts w:ascii="Arial" w:hAnsi="Arial" w:cs="Arial"/>
+          <w:sz w:val="24"/>
+          <w:szCs w:val="24"/>
+        </w:rPr>
+        <w:t>El núcleo del proyecto consiste en someter el mismo conjunto de datos a tres técnicas diferentes para evaluar su capacidad de síntesis.</w:t>
+      </w:r>
+    </w:p>
+    <w:p>
+      <w:pPr>
+        <w:rPr>
+          <w:rFonts w:ascii="Arial" w:hAnsi="Arial" w:cs="Arial"/>
+          <w:sz w:val="24"/>
+          <w:szCs w:val="24"/>
+        </w:rPr>
+      </w:pPr>
+    </w:p>
+    <w:p>
+      <w:pPr>
+        <w:pStyle w:val="Ttulo2"/>
+        <w:ind w:firstLine="708"/>
+      </w:pPr>
+      <w:bookmarkStart w:id="11" w:name="_Toc228181947"/>
+      <w:r>
+        <w:t>4</w:t>
+      </w:r>
+      <w:r>
+        <w:t>.1. Enfoques Extractivos</w:t>
+      </w:r>
+      <w:bookmarkEnd w:id="11"/>
     </w:p>
     <w:p>
       <w:pPr>
@@ -384,55 +2986,221 @@
           <w:szCs w:val="24"/>
         </w:rPr>
       </w:pPr>
-      <w:r>
-        <w:rPr>
-          <w:rFonts w:ascii="Arial" w:hAnsi="Arial" w:cs="Arial"/>
-          <w:b/>
-          <w:bCs/>
-          <w:sz w:val="24"/>
-          <w:szCs w:val="24"/>
-        </w:rPr>
-        <w:t>Lead-3 (Baseline Heurístico):</w:t>
-      </w:r>
-      <w:r>
-        <w:rPr>
-          <w:rFonts w:ascii="Arial" w:hAnsi="Arial" w:cs="Arial"/>
-          <w:sz w:val="24"/>
-          <w:szCs w:val="24"/>
-        </w:rPr>
-        <w:t xml:space="preserve"> Este método consiste simplemente en extraer las tres primeras oraciones del texto. Aunque pueda parecer rudimentario, en el dominio periodístico es un </w:t>
-      </w:r>
-      <w:r>
-        <w:rPr>
-          <w:rFonts w:ascii="Arial" w:hAnsi="Arial" w:cs="Arial"/>
-          <w:sz w:val="24"/>
-          <w:szCs w:val="24"/>
-        </w:rPr>
-        <w:t>enfoque</w:t>
-      </w:r>
-      <w:r>
-        <w:rPr>
-          <w:rFonts w:ascii="Arial" w:hAnsi="Arial" w:cs="Arial"/>
-          <w:sz w:val="24"/>
-          <w:szCs w:val="24"/>
-        </w:rPr>
-        <w:t xml:space="preserve"> difícil de </w:t>
-      </w:r>
-      <w:r>
-        <w:rPr>
-          <w:rFonts w:ascii="Arial" w:hAnsi="Arial" w:cs="Arial"/>
-          <w:sz w:val="24"/>
-          <w:szCs w:val="24"/>
-        </w:rPr>
-        <w:t>superar</w:t>
-      </w:r>
-      <w:r>
-        <w:rPr>
-          <w:rFonts w:ascii="Arial" w:hAnsi="Arial" w:cs="Arial"/>
-          <w:sz w:val="24"/>
-          <w:szCs w:val="24"/>
-        </w:rPr>
-        <w:t xml:space="preserve"> debido a la regla de redacción de la "pirámide invertida", donde la información más crítica (el qué, quién, cuándo y dónde) se concentra siempre en el primer párrafo de la noticia.</w:t>
+      <w:proofErr w:type="spellStart"/>
+      <w:r>
+        <w:rPr>
+          <w:rFonts w:ascii="Arial" w:hAnsi="Arial" w:cs="Arial"/>
+          <w:sz w:val="24"/>
+          <w:szCs w:val="24"/>
+        </w:rPr>
+        <w:t>Baseline</w:t>
+      </w:r>
+      <w:proofErr w:type="spellEnd"/>
+      <w:r>
+        <w:rPr>
+          <w:rFonts w:ascii="Arial" w:hAnsi="Arial" w:cs="Arial"/>
+          <w:sz w:val="24"/>
+          <w:szCs w:val="24"/>
+        </w:rPr>
+        <w:t xml:space="preserve"> Estadístico Extractivo (TF-IDF): Como método estadístico base, se diseñó e implementó un algoritmo basado en la frecuencia de términos y frecuencia inversa de documentos (TF-IDF). Mediante la clase </w:t>
+      </w:r>
+      <w:proofErr w:type="spellStart"/>
+      <w:r>
+        <w:rPr>
+          <w:rFonts w:ascii="Arial" w:hAnsi="Arial" w:cs="Arial"/>
+          <w:sz w:val="24"/>
+          <w:szCs w:val="24"/>
+        </w:rPr>
+        <w:t>TfidfVectorizer</w:t>
+      </w:r>
+      <w:proofErr w:type="spellEnd"/>
+      <w:r>
+        <w:rPr>
+          <w:rFonts w:ascii="Arial" w:hAnsi="Arial" w:cs="Arial"/>
+          <w:sz w:val="24"/>
+          <w:szCs w:val="24"/>
+        </w:rPr>
+        <w:t xml:space="preserve"> de </w:t>
+      </w:r>
+      <w:proofErr w:type="spellStart"/>
+      <w:r>
+        <w:rPr>
+          <w:rFonts w:ascii="Arial" w:hAnsi="Arial" w:cs="Arial"/>
+          <w:sz w:val="24"/>
+          <w:szCs w:val="24"/>
+        </w:rPr>
+        <w:t>Scikit</w:t>
+      </w:r>
+      <w:proofErr w:type="spellEnd"/>
+      <w:r>
+        <w:rPr>
+          <w:rFonts w:ascii="Arial" w:hAnsi="Arial" w:cs="Arial"/>
+          <w:sz w:val="24"/>
+          <w:szCs w:val="24"/>
+        </w:rPr>
+        <w:t xml:space="preserve">-Learn, el texto es descompuesto en oraciones individuales que son transformadas en una matriz matemática </w:t>
+      </w:r>
+      <w:proofErr w:type="spellStart"/>
+      <w:r>
+        <w:rPr>
+          <w:rFonts w:ascii="Arial" w:hAnsi="Arial" w:cs="Arial"/>
+          <w:sz w:val="24"/>
+          <w:szCs w:val="24"/>
+        </w:rPr>
+        <w:t>esparsa</w:t>
+      </w:r>
+      <w:proofErr w:type="spellEnd"/>
+      <w:r>
+        <w:rPr>
+          <w:rFonts w:ascii="Arial" w:hAnsi="Arial" w:cs="Arial"/>
+          <w:sz w:val="24"/>
+          <w:szCs w:val="24"/>
+        </w:rPr>
+        <w:t>.  El algoritmo calcula el peso absoluto de cada oración sumando los valores TF-IDF de sus vocablos a lo largo del eje matricial (</w:t>
+      </w:r>
+      <w:proofErr w:type="spellStart"/>
+      <w:r>
+        <w:rPr>
+          <w:rFonts w:ascii="Arial" w:hAnsi="Arial" w:cs="Arial"/>
+          <w:sz w:val="24"/>
+          <w:szCs w:val="24"/>
+        </w:rPr>
+        <w:t>tfidf_matrix.sum</w:t>
+      </w:r>
+      <w:proofErr w:type="spellEnd"/>
+      <w:r>
+        <w:rPr>
+          <w:rFonts w:ascii="Arial" w:hAnsi="Arial" w:cs="Arial"/>
+          <w:sz w:val="24"/>
+          <w:szCs w:val="24"/>
+        </w:rPr>
+        <w:t>(axis=1)). Para conformar el resumen final, se extraen los índices de las tres oraciones con la puntuación más alta (</w:t>
+      </w:r>
+      <w:proofErr w:type="spellStart"/>
+      <w:r>
+        <w:rPr>
+          <w:rFonts w:ascii="Arial" w:hAnsi="Arial" w:cs="Arial"/>
+          <w:sz w:val="24"/>
+          <w:szCs w:val="24"/>
+        </w:rPr>
+        <w:t>top_indices</w:t>
+      </w:r>
+      <w:proofErr w:type="spellEnd"/>
+      <w:r>
+        <w:rPr>
+          <w:rFonts w:ascii="Arial" w:hAnsi="Arial" w:cs="Arial"/>
+          <w:sz w:val="24"/>
+          <w:szCs w:val="24"/>
+        </w:rPr>
+        <w:t xml:space="preserve"> = </w:t>
+      </w:r>
+      <w:proofErr w:type="spellStart"/>
+      <w:r>
+        <w:rPr>
+          <w:rFonts w:ascii="Arial" w:hAnsi="Arial" w:cs="Arial"/>
+          <w:sz w:val="24"/>
+          <w:szCs w:val="24"/>
+        </w:rPr>
+        <w:t>sentence_scores.argsort</w:t>
+      </w:r>
+      <w:proofErr w:type="spellEnd"/>
+      <w:r>
+        <w:rPr>
+          <w:rFonts w:ascii="Arial" w:hAnsi="Arial" w:cs="Arial"/>
+          <w:sz w:val="24"/>
+          <w:szCs w:val="24"/>
+        </w:rPr>
+        <w:t>()[-</w:t>
+      </w:r>
+      <w:proofErr w:type="spellStart"/>
+      <w:r>
+        <w:rPr>
+          <w:rFonts w:ascii="Arial" w:hAnsi="Arial" w:cs="Arial"/>
+          <w:sz w:val="24"/>
+          <w:szCs w:val="24"/>
+        </w:rPr>
+        <w:t>num_sentences</w:t>
+      </w:r>
+      <w:proofErr w:type="spellEnd"/>
+      <w:r>
+        <w:rPr>
+          <w:rFonts w:ascii="Arial" w:hAnsi="Arial" w:cs="Arial"/>
+          <w:sz w:val="24"/>
+          <w:szCs w:val="24"/>
+        </w:rPr>
+        <w:t>:]</w:t>
+      </w:r>
+      <w:proofErr w:type="gramStart"/>
+      <w:r>
+        <w:rPr>
+          <w:rFonts w:ascii="Arial" w:hAnsi="Arial" w:cs="Arial"/>
+          <w:sz w:val="24"/>
+          <w:szCs w:val="24"/>
+        </w:rPr>
+        <w:t>[::</w:t>
+      </w:r>
+      <w:proofErr w:type="gramEnd"/>
+      <w:r>
+        <w:rPr>
+          <w:rFonts w:ascii="Arial" w:hAnsi="Arial" w:cs="Arial"/>
+          <w:sz w:val="24"/>
+          <w:szCs w:val="24"/>
+        </w:rPr>
+        <w:t>-1]).</w:t>
+      </w:r>
+    </w:p>
+    <w:p>
+      <w:pPr>
+        <w:ind w:left="720"/>
+        <w:rPr>
+          <w:rFonts w:ascii="Arial" w:hAnsi="Arial" w:cs="Arial"/>
+          <w:sz w:val="24"/>
+          <w:szCs w:val="24"/>
+        </w:rPr>
+      </w:pPr>
+      <w:r>
+        <w:rPr>
+          <w:rFonts w:ascii="Arial" w:hAnsi="Arial" w:cs="Arial"/>
+          <w:sz w:val="24"/>
+          <w:szCs w:val="24"/>
+        </w:rPr>
+        <w:t>Cabe destacar dos decisiones arquitectónicas clave en esta implementación: en primer lugar, se aplicó un ordenamiento cronológico a los índices seleccionados (</w:t>
+      </w:r>
+      <w:proofErr w:type="spellStart"/>
+      <w:r>
+        <w:rPr>
+          <w:rFonts w:ascii="Arial" w:hAnsi="Arial" w:cs="Arial"/>
+          <w:sz w:val="24"/>
+          <w:szCs w:val="24"/>
+        </w:rPr>
+        <w:t>top_indices.sort</w:t>
+      </w:r>
+      <w:proofErr w:type="spellEnd"/>
+      <w:r>
+        <w:rPr>
+          <w:rFonts w:ascii="Arial" w:hAnsi="Arial" w:cs="Arial"/>
+          <w:sz w:val="24"/>
+          <w:szCs w:val="24"/>
+        </w:rPr>
+        <w:t>()) para garantizar que las frases se concatenen en su orden original, preservando así la coherencia narrativa del texto. En segundo lugar, se incluyó un mecanismo de tolerancia a fallos (try-</w:t>
+      </w:r>
+      <w:proofErr w:type="spellStart"/>
+      <w:r>
+        <w:rPr>
+          <w:rFonts w:ascii="Arial" w:hAnsi="Arial" w:cs="Arial"/>
+          <w:sz w:val="24"/>
+          <w:szCs w:val="24"/>
+        </w:rPr>
+        <w:t>except</w:t>
+      </w:r>
+      <w:proofErr w:type="spellEnd"/>
+      <w:r>
+        <w:rPr>
+          <w:rFonts w:ascii="Arial" w:hAnsi="Arial" w:cs="Arial"/>
+          <w:sz w:val="24"/>
+          <w:szCs w:val="24"/>
+        </w:rPr>
+        <w:t>) que, ante errores de decodificación o ausencia de vocabulario válido, asegura que el programa no colapse en un entorno de producción, devolviendo por defecto las primeras oraciones del texto.</w:t>
       </w:r>
     </w:p>
     <w:p>
@@ -455,28 +3223,10 @@
           <w:sz w:val="24"/>
           <w:szCs w:val="24"/>
         </w:rPr>
-        <w:t>TextRank:</w:t>
-      </w:r>
-      <w:r>
-        <w:rPr>
-          <w:rFonts w:ascii="Arial" w:hAnsi="Arial" w:cs="Arial"/>
-          <w:sz w:val="24"/>
-          <w:szCs w:val="24"/>
-        </w:rPr>
-        <w:t xml:space="preserve"> Es un algoritmo no supervisado basado en la teoría de grafos (inspirado en el famoso PageRank de Google). El algoritmo divide el documento en oraciones, convierte cada oración en un vector matemático (usando TF-IDF para medir la relevancia del vocabulario) y calcula la similitud entre ellas. Las oraciones con más "conexiones" semánticas se consideran las más importantes, se extraen y se reordenan cronológicamente para formar el resumen.</w:t>
-      </w:r>
-    </w:p>
-    <w:p>
-      <w:pPr>
-        <w:rPr>
-          <w:rFonts w:ascii="Arial" w:hAnsi="Arial" w:cs="Arial"/>
-          <w:sz w:val="24"/>
-          <w:szCs w:val="24"/>
-        </w:rPr>
-      </w:pPr>
-    </w:p>
-    <w:p>
-      <w:pPr>
+        <w:t>Lead-3 (</w:t>
+      </w:r>
+      <w:proofErr w:type="spellStart"/>
+      <w:r>
         <w:rPr>
           <w:rFonts w:ascii="Arial" w:hAnsi="Arial" w:cs="Arial"/>
           <w:b/>
@@ -484,7 +3234,9 @@
           <w:sz w:val="24"/>
           <w:szCs w:val="24"/>
         </w:rPr>
-      </w:pPr>
+        <w:t>Baseline</w:t>
+      </w:r>
+      <w:proofErr w:type="spellEnd"/>
       <w:r>
         <w:rPr>
           <w:rFonts w:ascii="Arial" w:hAnsi="Arial" w:cs="Arial"/>
@@ -493,8 +3245,105 @@
           <w:sz w:val="24"/>
           <w:szCs w:val="24"/>
         </w:rPr>
-        <w:t>3.2. Enfoque Generativo</w:t>
-      </w:r>
+        <w:t xml:space="preserve"> Heurístico):</w:t>
+      </w:r>
+      <w:r>
+        <w:rPr>
+          <w:rFonts w:ascii="Arial" w:hAnsi="Arial" w:cs="Arial"/>
+          <w:sz w:val="24"/>
+          <w:szCs w:val="24"/>
+        </w:rPr>
+        <w:t xml:space="preserve"> Este método consiste simplemente en extraer las tres primeras oraciones del texto. Aunque pueda parecer rudimentario, en el dominio periodístico es un </w:t>
+      </w:r>
+      <w:r>
+        <w:rPr>
+          <w:rFonts w:ascii="Arial" w:hAnsi="Arial" w:cs="Arial"/>
+          <w:sz w:val="24"/>
+          <w:szCs w:val="24"/>
+        </w:rPr>
+        <w:t>enfoque</w:t>
+      </w:r>
+      <w:r>
+        <w:rPr>
+          <w:rFonts w:ascii="Arial" w:hAnsi="Arial" w:cs="Arial"/>
+          <w:sz w:val="24"/>
+          <w:szCs w:val="24"/>
+        </w:rPr>
+        <w:t xml:space="preserve"> difícil de </w:t>
+      </w:r>
+      <w:r>
+        <w:rPr>
+          <w:rFonts w:ascii="Arial" w:hAnsi="Arial" w:cs="Arial"/>
+          <w:sz w:val="24"/>
+          <w:szCs w:val="24"/>
+        </w:rPr>
+        <w:t>superar</w:t>
+      </w:r>
+      <w:r>
+        <w:rPr>
+          <w:rFonts w:ascii="Arial" w:hAnsi="Arial" w:cs="Arial"/>
+          <w:sz w:val="24"/>
+          <w:szCs w:val="24"/>
+        </w:rPr>
+        <w:t xml:space="preserve"> debido a la regla de redacción de la "pirámide invertida", donde la información más crítica (el qué, quién, cuándo y dónde) se concentra siempre en el primer párrafo de la noticia.</w:t>
+      </w:r>
+    </w:p>
+    <w:p>
+      <w:pPr>
+        <w:numPr>
+          <w:ilvl w:val="0"/>
+          <w:numId w:val="1"/>
+        </w:numPr>
+        <w:rPr>
+          <w:rFonts w:ascii="Arial" w:hAnsi="Arial" w:cs="Arial"/>
+          <w:sz w:val="24"/>
+          <w:szCs w:val="24"/>
+        </w:rPr>
+      </w:pPr>
+      <w:proofErr w:type="spellStart"/>
+      <w:r>
+        <w:rPr>
+          <w:rFonts w:ascii="Arial" w:hAnsi="Arial" w:cs="Arial"/>
+          <w:b/>
+          <w:bCs/>
+          <w:sz w:val="24"/>
+          <w:szCs w:val="24"/>
+        </w:rPr>
+        <w:t>TextRank</w:t>
+      </w:r>
+      <w:proofErr w:type="spellEnd"/>
+      <w:r>
+        <w:rPr>
+          <w:rFonts w:ascii="Arial" w:hAnsi="Arial" w:cs="Arial"/>
+          <w:b/>
+          <w:bCs/>
+          <w:sz w:val="24"/>
+          <w:szCs w:val="24"/>
+        </w:rPr>
+        <w:t>:</w:t>
+      </w:r>
+      <w:r>
+        <w:rPr>
+          <w:rFonts w:ascii="Arial" w:hAnsi="Arial" w:cs="Arial"/>
+          <w:sz w:val="24"/>
+          <w:szCs w:val="24"/>
+        </w:rPr>
+        <w:t xml:space="preserve"> Es un algoritmo no supervisado basado en la teoría de grafos (inspirado en el famoso PageRank de Google). El algoritmo divide el documento en oraciones, convierte cada oración en un vector matemático (usando TF-IDF para medir la relevancia del vocabulario) y calcula la similitud entre ellas. Las oraciones con más "conexiones" semánticas se consideran las más importantes, se extraen y se reordenan cronológicamente para formar el resumen.</w:t>
+      </w:r>
+    </w:p>
+    <w:p>
+      <w:pPr>
+        <w:pStyle w:val="Ttulo2"/>
+        <w:ind w:firstLine="360"/>
+      </w:pPr>
+      <w:bookmarkStart w:id="12" w:name="_Toc228181948"/>
+      <w:r>
+        <w:t>4</w:t>
+      </w:r>
+      <w:r>
+        <w:t>.2. Enfoque Generativo</w:t>
+      </w:r>
+      <w:bookmarkEnd w:id="12"/>
     </w:p>
     <w:p>
       <w:pPr>
@@ -573,16 +3422,161 @@
           <w:sz w:val="24"/>
           <w:szCs w:val="24"/>
         </w:rPr>
-        <w:t>Modelo mT5 (Transformers):</w:t>
-      </w:r>
-      <w:r>
-        <w:rPr>
-          <w:rFonts w:ascii="Arial" w:hAnsi="Arial" w:cs="Arial"/>
-          <w:sz w:val="24"/>
-          <w:szCs w:val="24"/>
-        </w:rPr>
-        <w:t xml:space="preserve"> Se ha utilizado el modelo preentrenado josmunpen/mt5-small-spanish-summarization. Se trata de una arquitectura Transformer multilingüe en su variante </w:t>
-      </w:r>
+        <w:lastRenderedPageBreak/>
+        <w:t>Inferencia Directa (Zero-</w:t>
+      </w:r>
+      <w:proofErr w:type="spellStart"/>
+      <w:r>
+        <w:rPr>
+          <w:rFonts w:ascii="Arial" w:hAnsi="Arial" w:cs="Arial"/>
+          <w:b/>
+          <w:bCs/>
+          <w:sz w:val="24"/>
+          <w:szCs w:val="24"/>
+        </w:rPr>
+        <w:t>Shot</w:t>
+      </w:r>
+      <w:proofErr w:type="spellEnd"/>
+      <w:r>
+        <w:rPr>
+          <w:rFonts w:ascii="Arial" w:hAnsi="Arial" w:cs="Arial"/>
+          <w:b/>
+          <w:bCs/>
+          <w:sz w:val="24"/>
+          <w:szCs w:val="24"/>
+        </w:rPr>
+        <w:t>):</w:t>
+      </w:r>
+      <w:r>
+        <w:rPr>
+          <w:rFonts w:ascii="Arial" w:hAnsi="Arial" w:cs="Arial"/>
+          <w:sz w:val="24"/>
+          <w:szCs w:val="24"/>
+        </w:rPr>
+        <w:t xml:space="preserve"> Esta metodología evalúa un modelo masivo previamente afinado por la comunidad científica (</w:t>
+      </w:r>
+      <w:proofErr w:type="spellStart"/>
+      <w:r>
+        <w:rPr>
+          <w:rFonts w:ascii="Arial" w:hAnsi="Arial" w:cs="Arial"/>
+          <w:sz w:val="24"/>
+          <w:szCs w:val="24"/>
+        </w:rPr>
+        <w:t>csebuetnlp</w:t>
+      </w:r>
+      <w:proofErr w:type="spellEnd"/>
+      <w:r>
+        <w:rPr>
+          <w:rFonts w:ascii="Arial" w:hAnsi="Arial" w:cs="Arial"/>
+          <w:sz w:val="24"/>
+          <w:szCs w:val="24"/>
+        </w:rPr>
+        <w:t>/mT5_multilingual_XLSum) y que se aplica directamente sobre los datos de prueba sin ningún entrenamiento adicional. El propósito de este experimento es establecer el límite superior de rendimiento que ofrece el estado del arte actual sin invertir costes computacionales propios.</w:t>
+      </w:r>
+    </w:p>
+    <w:p>
+      <w:pPr>
+        <w:numPr>
+          <w:ilvl w:val="0"/>
+          <w:numId w:val="2"/>
+        </w:numPr>
+        <w:rPr>
+          <w:rFonts w:ascii="Arial" w:hAnsi="Arial" w:cs="Arial"/>
+          <w:sz w:val="24"/>
+          <w:szCs w:val="24"/>
+        </w:rPr>
+      </w:pPr>
+      <w:r>
+        <w:rPr>
+          <w:rFonts w:ascii="Arial" w:hAnsi="Arial" w:cs="Arial"/>
+          <w:b/>
+          <w:bCs/>
+          <w:sz w:val="24"/>
+          <w:szCs w:val="24"/>
+        </w:rPr>
+        <w:t>Ajuste Fino (Fine-Tuning):</w:t>
+      </w:r>
+      <w:r>
+        <w:rPr>
+          <w:rFonts w:ascii="Arial" w:hAnsi="Arial" w:cs="Arial"/>
+          <w:sz w:val="24"/>
+          <w:szCs w:val="24"/>
+        </w:rPr>
+        <w:t xml:space="preserve"> El segundo enfoque buscó la especialización. Partiendo de un modelo </w:t>
+      </w:r>
+      <w:proofErr w:type="spellStart"/>
+      <w:r>
+        <w:rPr>
+          <w:rFonts w:ascii="Arial" w:hAnsi="Arial" w:cs="Arial"/>
+          <w:sz w:val="24"/>
+          <w:szCs w:val="24"/>
+        </w:rPr>
+        <w:t>preentrenado</w:t>
+      </w:r>
+      <w:proofErr w:type="spellEnd"/>
+      <w:r>
+        <w:rPr>
+          <w:rFonts w:ascii="Arial" w:hAnsi="Arial" w:cs="Arial"/>
+          <w:sz w:val="24"/>
+          <w:szCs w:val="24"/>
+        </w:rPr>
+        <w:t xml:space="preserve"> base de menor tamaño (mT5-small), se procedió a reentrenar la arquitectura exclusivamente sobre el subconjunto de entrenamiento de MLSUM para forzarla a asimilar el estilo editorial, el tono y la compresión específica del diario "El País". La optimización técnica de este entrenamiento fue orquestada a través de la clase Seq2SeqTrainer de </w:t>
+      </w:r>
+      <w:proofErr w:type="spellStart"/>
+      <w:r>
+        <w:rPr>
+          <w:rFonts w:ascii="Arial" w:hAnsi="Arial" w:cs="Arial"/>
+          <w:sz w:val="24"/>
+          <w:szCs w:val="24"/>
+        </w:rPr>
+        <w:t>Hugging</w:t>
+      </w:r>
+      <w:proofErr w:type="spellEnd"/>
+      <w:r>
+        <w:rPr>
+          <w:rFonts w:ascii="Arial" w:hAnsi="Arial" w:cs="Arial"/>
+          <w:sz w:val="24"/>
+          <w:szCs w:val="24"/>
+        </w:rPr>
+        <w:t xml:space="preserve"> </w:t>
+      </w:r>
+      <w:proofErr w:type="spellStart"/>
+      <w:r>
+        <w:rPr>
+          <w:rFonts w:ascii="Arial" w:hAnsi="Arial" w:cs="Arial"/>
+          <w:sz w:val="24"/>
+          <w:szCs w:val="24"/>
+        </w:rPr>
+        <w:t>Face</w:t>
+      </w:r>
+      <w:proofErr w:type="spellEnd"/>
+      <w:r>
+        <w:rPr>
+          <w:rFonts w:ascii="Arial" w:hAnsi="Arial" w:cs="Arial"/>
+          <w:sz w:val="24"/>
+          <w:szCs w:val="24"/>
+        </w:rPr>
+        <w:t xml:space="preserve">, fijando </w:t>
+      </w:r>
+      <w:proofErr w:type="spellStart"/>
+      <w:r>
+        <w:rPr>
+          <w:rFonts w:ascii="Arial" w:hAnsi="Arial" w:cs="Arial"/>
+          <w:sz w:val="24"/>
+          <w:szCs w:val="24"/>
+        </w:rPr>
+        <w:t>hiperparámetros</w:t>
+      </w:r>
+      <w:proofErr w:type="spellEnd"/>
+      <w:r>
+        <w:rPr>
+          <w:rFonts w:ascii="Arial" w:hAnsi="Arial" w:cs="Arial"/>
+          <w:sz w:val="24"/>
+          <w:szCs w:val="24"/>
+        </w:rPr>
+        <w:t xml:space="preserve"> conservadores para evitar el sobreajuste: una tasa de aprendizaje (</w:t>
+      </w:r>
+      <w:proofErr w:type="spellStart"/>
       <w:r>
         <w:rPr>
           <w:rFonts w:ascii="Arial" w:hAnsi="Arial" w:cs="Arial"/>
@@ -591,16 +3585,54 @@
           <w:sz w:val="24"/>
           <w:szCs w:val="24"/>
         </w:rPr>
-        <w:t>small</w:t>
-      </w:r>
-      <w:r>
-        <w:rPr>
-          <w:rFonts w:ascii="Arial" w:hAnsi="Arial" w:cs="Arial"/>
-          <w:sz w:val="24"/>
-          <w:szCs w:val="24"/>
-        </w:rPr>
-        <w:t xml:space="preserve">, la cual ha sido afinada específicamente para resumir noticias en español. Para maximizar su rendimiento durante la fase de inferencia, se han optimizado hiperparámetros clave: se aplicó </w:t>
-      </w:r>
+        <w:t>learning_rate</w:t>
+      </w:r>
+      <w:proofErr w:type="spellEnd"/>
+      <w:r>
+        <w:rPr>
+          <w:rFonts w:ascii="Arial" w:hAnsi="Arial" w:cs="Arial"/>
+          <w:sz w:val="24"/>
+          <w:szCs w:val="24"/>
+        </w:rPr>
+        <w:t>) de 2e-5, validación por épocas (</w:t>
+      </w:r>
+      <w:proofErr w:type="spellStart"/>
+      <w:r>
+        <w:rPr>
+          <w:rFonts w:ascii="Arial" w:hAnsi="Arial" w:cs="Arial"/>
+          <w:sz w:val="24"/>
+          <w:szCs w:val="24"/>
+        </w:rPr>
+        <w:t>eval_strategy</w:t>
+      </w:r>
+      <w:proofErr w:type="spellEnd"/>
+      <w:r>
+        <w:rPr>
+          <w:rFonts w:ascii="Arial" w:hAnsi="Arial" w:cs="Arial"/>
+          <w:sz w:val="24"/>
+          <w:szCs w:val="24"/>
+        </w:rPr>
+        <w:t>="</w:t>
+      </w:r>
+      <w:proofErr w:type="spellStart"/>
+      <w:r>
+        <w:rPr>
+          <w:rFonts w:ascii="Arial" w:hAnsi="Arial" w:cs="Arial"/>
+          <w:sz w:val="24"/>
+          <w:szCs w:val="24"/>
+        </w:rPr>
+        <w:t>epoch</w:t>
+      </w:r>
+      <w:proofErr w:type="spellEnd"/>
+      <w:r>
+        <w:rPr>
+          <w:rFonts w:ascii="Arial" w:hAnsi="Arial" w:cs="Arial"/>
+          <w:sz w:val="24"/>
+          <w:szCs w:val="24"/>
+        </w:rPr>
+        <w:t>") y un tamaño de lote (</w:t>
+      </w:r>
+      <w:proofErr w:type="spellStart"/>
       <w:r>
         <w:rPr>
           <w:rFonts w:ascii="Arial" w:hAnsi="Arial" w:cs="Arial"/>
@@ -609,35 +3641,73 @@
           <w:sz w:val="24"/>
           <w:szCs w:val="24"/>
         </w:rPr>
-        <w:t>Beam Search</w:t>
-      </w:r>
-      <w:r>
-        <w:rPr>
-          <w:rFonts w:ascii="Arial" w:hAnsi="Arial" w:cs="Arial"/>
-          <w:sz w:val="24"/>
-          <w:szCs w:val="24"/>
-        </w:rPr>
-        <w:t xml:space="preserve"> para explorar múltiples rutas de redacción simultáneas, se ajustó la penalización de longitud para evitar textos excesivamente cortos y se limitó la repetición de n-gramas para asegurar un texto fluido y sin redundancias</w:t>
-      </w:r>
-      <w:r>
-        <w:rPr>
-          <w:rFonts w:ascii="Arial" w:hAnsi="Arial" w:cs="Arial"/>
-          <w:sz w:val="24"/>
-          <w:szCs w:val="24"/>
-        </w:rPr>
-        <w:t>, evitando el “tartamudeo”</w:t>
-      </w:r>
-      <w:r>
-        <w:rPr>
-          <w:rFonts w:ascii="Arial" w:hAnsi="Arial" w:cs="Arial"/>
-          <w:sz w:val="24"/>
-          <w:szCs w:val="24"/>
-        </w:rPr>
-        <w:t>.</w:t>
-      </w:r>
-    </w:p>
-    <w:p>
-      <w:pPr>
+        <w:t>batch_size</w:t>
+      </w:r>
+      <w:proofErr w:type="spellEnd"/>
+      <w:r>
+        <w:rPr>
+          <w:rFonts w:ascii="Arial" w:hAnsi="Arial" w:cs="Arial"/>
+          <w:sz w:val="24"/>
+          <w:szCs w:val="24"/>
+        </w:rPr>
+        <w:t>) de 4. Simultáneamente, para maximizar la eficiencia del hardware, se instanció un DataCollatorForSeq2Seq encargado de aplicar un relleno de ceros dinámico (</w:t>
+      </w:r>
+      <w:proofErr w:type="spellStart"/>
+      <w:r>
+        <w:rPr>
+          <w:rFonts w:ascii="Arial" w:hAnsi="Arial" w:cs="Arial"/>
+          <w:i/>
+          <w:iCs/>
+          <w:sz w:val="24"/>
+          <w:szCs w:val="24"/>
+        </w:rPr>
+        <w:t>dynamic</w:t>
+      </w:r>
+      <w:proofErr w:type="spellEnd"/>
+      <w:r>
+        <w:rPr>
+          <w:rFonts w:ascii="Arial" w:hAnsi="Arial" w:cs="Arial"/>
+          <w:i/>
+          <w:iCs/>
+          <w:sz w:val="24"/>
+          <w:szCs w:val="24"/>
+        </w:rPr>
+        <w:t xml:space="preserve"> </w:t>
+      </w:r>
+      <w:proofErr w:type="spellStart"/>
+      <w:r>
+        <w:rPr>
+          <w:rFonts w:ascii="Arial" w:hAnsi="Arial" w:cs="Arial"/>
+          <w:i/>
+          <w:iCs/>
+          <w:sz w:val="24"/>
+          <w:szCs w:val="24"/>
+        </w:rPr>
+        <w:t>padding</w:t>
+      </w:r>
+      <w:proofErr w:type="spellEnd"/>
+      <w:r>
+        <w:rPr>
+          <w:rFonts w:ascii="Arial" w:hAnsi="Arial" w:cs="Arial"/>
+          <w:sz w:val="24"/>
+          <w:szCs w:val="24"/>
+        </w:rPr>
+        <w:t>) a las dimensiones de los tensores de texto de manera automatizada.</w:t>
+      </w:r>
+    </w:p>
+    <w:p>
+      <w:pPr>
+        <w:numPr>
+          <w:ilvl w:val="0"/>
+          <w:numId w:val="2"/>
+        </w:numPr>
+        <w:rPr>
+          <w:rFonts w:ascii="Arial" w:hAnsi="Arial" w:cs="Arial"/>
+          <w:sz w:val="24"/>
+          <w:szCs w:val="24"/>
+        </w:rPr>
+      </w:pPr>
+      <w:r>
         <w:rPr>
           <w:rFonts w:ascii="Arial" w:hAnsi="Arial" w:cs="Arial"/>
           <w:b/>
@@ -645,7 +3715,142 @@
           <w:sz w:val="24"/>
           <w:szCs w:val="24"/>
         </w:rPr>
-      </w:pPr>
+        <w:t>Modelo mT5 (Transformers):</w:t>
+      </w:r>
+      <w:r>
+        <w:rPr>
+          <w:rFonts w:ascii="Arial" w:hAnsi="Arial" w:cs="Arial"/>
+          <w:sz w:val="24"/>
+          <w:szCs w:val="24"/>
+        </w:rPr>
+        <w:t xml:space="preserve"> Se ha utilizado el modelo </w:t>
+      </w:r>
+      <w:proofErr w:type="spellStart"/>
+      <w:r>
+        <w:rPr>
+          <w:rFonts w:ascii="Arial" w:hAnsi="Arial" w:cs="Arial"/>
+          <w:sz w:val="24"/>
+          <w:szCs w:val="24"/>
+        </w:rPr>
+        <w:t>preentrenado</w:t>
+      </w:r>
+      <w:proofErr w:type="spellEnd"/>
+      <w:r>
+        <w:rPr>
+          <w:rFonts w:ascii="Arial" w:hAnsi="Arial" w:cs="Arial"/>
+          <w:sz w:val="24"/>
+          <w:szCs w:val="24"/>
+        </w:rPr>
+        <w:t xml:space="preserve"> </w:t>
+      </w:r>
+      <w:proofErr w:type="spellStart"/>
+      <w:r>
+        <w:rPr>
+          <w:rFonts w:ascii="Arial" w:hAnsi="Arial" w:cs="Arial"/>
+          <w:sz w:val="24"/>
+          <w:szCs w:val="24"/>
+        </w:rPr>
+        <w:t>josmunpen</w:t>
+      </w:r>
+      <w:proofErr w:type="spellEnd"/>
+      <w:r>
+        <w:rPr>
+          <w:rFonts w:ascii="Arial" w:hAnsi="Arial" w:cs="Arial"/>
+          <w:sz w:val="24"/>
+          <w:szCs w:val="24"/>
+        </w:rPr>
+        <w:t xml:space="preserve">/mt5-small-spanish-summarization. Se trata de una arquitectura </w:t>
+      </w:r>
+      <w:proofErr w:type="spellStart"/>
+      <w:r>
+        <w:rPr>
+          <w:rFonts w:ascii="Arial" w:hAnsi="Arial" w:cs="Arial"/>
+          <w:sz w:val="24"/>
+          <w:szCs w:val="24"/>
+        </w:rPr>
+        <w:t>Transformer</w:t>
+      </w:r>
+      <w:proofErr w:type="spellEnd"/>
+      <w:r>
+        <w:rPr>
+          <w:rFonts w:ascii="Arial" w:hAnsi="Arial" w:cs="Arial"/>
+          <w:sz w:val="24"/>
+          <w:szCs w:val="24"/>
+        </w:rPr>
+        <w:t xml:space="preserve"> multilingüe en su variante </w:t>
+      </w:r>
+      <w:proofErr w:type="spellStart"/>
+      <w:r>
+        <w:rPr>
+          <w:rFonts w:ascii="Arial" w:hAnsi="Arial" w:cs="Arial"/>
+          <w:i/>
+          <w:iCs/>
+          <w:sz w:val="24"/>
+          <w:szCs w:val="24"/>
+        </w:rPr>
+        <w:t>small</w:t>
+      </w:r>
+      <w:proofErr w:type="spellEnd"/>
+      <w:r>
+        <w:rPr>
+          <w:rFonts w:ascii="Arial" w:hAnsi="Arial" w:cs="Arial"/>
+          <w:sz w:val="24"/>
+          <w:szCs w:val="24"/>
+        </w:rPr>
+        <w:t xml:space="preserve">, la cual ha sido afinada específicamente para resumir noticias en español. Para maximizar su rendimiento durante la fase de inferencia, se han optimizado </w:t>
+      </w:r>
+      <w:proofErr w:type="spellStart"/>
+      <w:r>
+        <w:rPr>
+          <w:rFonts w:ascii="Arial" w:hAnsi="Arial" w:cs="Arial"/>
+          <w:sz w:val="24"/>
+          <w:szCs w:val="24"/>
+        </w:rPr>
+        <w:t>hiperparámetros</w:t>
+      </w:r>
+      <w:proofErr w:type="spellEnd"/>
+      <w:r>
+        <w:rPr>
+          <w:rFonts w:ascii="Arial" w:hAnsi="Arial" w:cs="Arial"/>
+          <w:sz w:val="24"/>
+          <w:szCs w:val="24"/>
+        </w:rPr>
+        <w:t xml:space="preserve"> clave: se aplicó </w:t>
+      </w:r>
+      <w:r>
+        <w:rPr>
+          <w:rFonts w:ascii="Arial" w:hAnsi="Arial" w:cs="Arial"/>
+          <w:i/>
+          <w:iCs/>
+          <w:sz w:val="24"/>
+          <w:szCs w:val="24"/>
+        </w:rPr>
+        <w:t>Beam Search</w:t>
+      </w:r>
+      <w:r>
+        <w:rPr>
+          <w:rFonts w:ascii="Arial" w:hAnsi="Arial" w:cs="Arial"/>
+          <w:sz w:val="24"/>
+          <w:szCs w:val="24"/>
+        </w:rPr>
+        <w:t xml:space="preserve"> para explorar múltiples rutas de redacción simultáneas, se ajustó la penalización de longitud para evitar textos excesivamente cortos y se limitó la repetición de n-gramas para asegurar un texto fluido y sin redundancias</w:t>
+      </w:r>
+      <w:r>
+        <w:rPr>
+          <w:rFonts w:ascii="Arial" w:hAnsi="Arial" w:cs="Arial"/>
+          <w:sz w:val="24"/>
+          <w:szCs w:val="24"/>
+        </w:rPr>
+        <w:t>, evitando el “tartamudeo”</w:t>
+      </w:r>
+      <w:r>
+        <w:rPr>
+          <w:rFonts w:ascii="Arial" w:hAnsi="Arial" w:cs="Arial"/>
+          <w:sz w:val="24"/>
+          <w:szCs w:val="24"/>
+        </w:rPr>
+        <w:t>.</w:t>
+      </w:r>
     </w:p>
     <w:p>
       <w:pPr>
@@ -657,6 +3862,36 @@
           <w:szCs w:val="24"/>
         </w:rPr>
       </w:pPr>
+    </w:p>
+    <w:p>
+      <w:pPr>
+        <w:pStyle w:val="Ttulo1"/>
+      </w:pPr>
+      <w:bookmarkStart w:id="13" w:name="_Toc228181949"/>
+      <w:r>
+        <w:t>5</w:t>
+      </w:r>
+      <w:r>
+        <w:t>. Evaluación y Métricas</w:t>
+      </w:r>
+      <w:bookmarkEnd w:id="13"/>
+    </w:p>
+    <w:p>
+      <w:pPr>
+        <w:rPr>
+          <w:rFonts w:ascii="Arial" w:hAnsi="Arial" w:cs="Arial"/>
+          <w:sz w:val="24"/>
+          <w:szCs w:val="24"/>
+        </w:rPr>
+      </w:pPr>
+      <w:r>
+        <w:rPr>
+          <w:rFonts w:ascii="Arial" w:hAnsi="Arial" w:cs="Arial"/>
+          <w:sz w:val="24"/>
+          <w:szCs w:val="24"/>
+        </w:rPr>
+        <w:t xml:space="preserve">Para medir de forma objetiva la calidad de los resúmenes generados frente a los resúmenes humanos de referencia, se ha empleado la métrica estándar de la industria: </w:t>
+      </w:r>
       <w:r>
         <w:rPr>
           <w:rFonts w:ascii="Arial" w:hAnsi="Arial" w:cs="Arial"/>
@@ -665,33 +3900,6 @@
           <w:sz w:val="24"/>
           <w:szCs w:val="24"/>
         </w:rPr>
-        <w:t>4. Evaluación y Métricas</w:t>
-      </w:r>
-    </w:p>
-    <w:p>
-      <w:pPr>
-        <w:rPr>
-          <w:rFonts w:ascii="Arial" w:hAnsi="Arial" w:cs="Arial"/>
-          <w:sz w:val="24"/>
-          <w:szCs w:val="24"/>
-        </w:rPr>
-      </w:pPr>
-      <w:r>
-        <w:rPr>
-          <w:rFonts w:ascii="Arial" w:hAnsi="Arial" w:cs="Arial"/>
-          <w:sz w:val="24"/>
-          <w:szCs w:val="24"/>
-        </w:rPr>
-        <w:t xml:space="preserve">Para medir de forma objetiva la calidad de los resúmenes generados frente a los resúmenes humanos de referencia, se ha empleado la métrica estándar de la industria: </w:t>
-      </w:r>
-      <w:r>
-        <w:rPr>
-          <w:rFonts w:ascii="Arial" w:hAnsi="Arial" w:cs="Arial"/>
-          <w:b/>
-          <w:bCs/>
-          <w:sz w:val="24"/>
-          <w:szCs w:val="24"/>
-        </w:rPr>
         <w:t>ROUGE</w:t>
       </w:r>
       <w:r>
@@ -700,7 +3908,97 @@
           <w:sz w:val="24"/>
           <w:szCs w:val="24"/>
         </w:rPr>
-        <w:t xml:space="preserve"> (Recall-Oriented Understudy for Gisting Evaluation). Esta métrica evalúa el nivel de solapamiento léxico entre dos textos:</w:t>
+        <w:t xml:space="preserve"> (</w:t>
+      </w:r>
+      <w:proofErr w:type="spellStart"/>
+      <w:r>
+        <w:rPr>
+          <w:rFonts w:ascii="Arial" w:hAnsi="Arial" w:cs="Arial"/>
+          <w:sz w:val="24"/>
+          <w:szCs w:val="24"/>
+        </w:rPr>
+        <w:t>Recall-Oriented</w:t>
+      </w:r>
+      <w:proofErr w:type="spellEnd"/>
+      <w:r>
+        <w:rPr>
+          <w:rFonts w:ascii="Arial" w:hAnsi="Arial" w:cs="Arial"/>
+          <w:sz w:val="24"/>
+          <w:szCs w:val="24"/>
+        </w:rPr>
+        <w:t xml:space="preserve"> </w:t>
+      </w:r>
+      <w:proofErr w:type="spellStart"/>
+      <w:r>
+        <w:rPr>
+          <w:rFonts w:ascii="Arial" w:hAnsi="Arial" w:cs="Arial"/>
+          <w:sz w:val="24"/>
+          <w:szCs w:val="24"/>
+        </w:rPr>
+        <w:t>Understudy</w:t>
+      </w:r>
+      <w:proofErr w:type="spellEnd"/>
+      <w:r>
+        <w:rPr>
+          <w:rFonts w:ascii="Arial" w:hAnsi="Arial" w:cs="Arial"/>
+          <w:sz w:val="24"/>
+          <w:szCs w:val="24"/>
+        </w:rPr>
+        <w:t xml:space="preserve"> </w:t>
+      </w:r>
+      <w:proofErr w:type="spellStart"/>
+      <w:r>
+        <w:rPr>
+          <w:rFonts w:ascii="Arial" w:hAnsi="Arial" w:cs="Arial"/>
+          <w:sz w:val="24"/>
+          <w:szCs w:val="24"/>
+        </w:rPr>
+        <w:t>for</w:t>
+      </w:r>
+      <w:proofErr w:type="spellEnd"/>
+      <w:r>
+        <w:rPr>
+          <w:rFonts w:ascii="Arial" w:hAnsi="Arial" w:cs="Arial"/>
+          <w:sz w:val="24"/>
+          <w:szCs w:val="24"/>
+        </w:rPr>
+        <w:t xml:space="preserve"> </w:t>
+      </w:r>
+      <w:proofErr w:type="spellStart"/>
+      <w:r>
+        <w:rPr>
+          <w:rFonts w:ascii="Arial" w:hAnsi="Arial" w:cs="Arial"/>
+          <w:sz w:val="24"/>
+          <w:szCs w:val="24"/>
+        </w:rPr>
+        <w:t>Gisting</w:t>
+      </w:r>
+      <w:proofErr w:type="spellEnd"/>
+      <w:r>
+        <w:rPr>
+          <w:rFonts w:ascii="Arial" w:hAnsi="Arial" w:cs="Arial"/>
+          <w:sz w:val="24"/>
+          <w:szCs w:val="24"/>
+        </w:rPr>
+        <w:t xml:space="preserve"> </w:t>
+      </w:r>
+      <w:proofErr w:type="spellStart"/>
+      <w:r>
+        <w:rPr>
+          <w:rFonts w:ascii="Arial" w:hAnsi="Arial" w:cs="Arial"/>
+          <w:sz w:val="24"/>
+          <w:szCs w:val="24"/>
+        </w:rPr>
+        <w:t>Evaluation</w:t>
+      </w:r>
+      <w:proofErr w:type="spellEnd"/>
+      <w:r>
+        <w:rPr>
+          <w:rFonts w:ascii="Arial" w:hAnsi="Arial" w:cs="Arial"/>
+          <w:sz w:val="24"/>
+          <w:szCs w:val="24"/>
+        </w:rPr>
+        <w:t>). Esta métrica evalúa el nivel de solapamiento léxico entre dos textos:</w:t>
       </w:r>
     </w:p>
     <w:p>
@@ -731,7 +4029,25 @@
           <w:sz w:val="24"/>
           <w:szCs w:val="24"/>
         </w:rPr>
-        <w:t xml:space="preserve"> Mide la coincidencia de palabras individuales (unigramas).</w:t>
+        <w:t xml:space="preserve"> Mide la coincidencia de palabras individuales (</w:t>
+      </w:r>
+      <w:proofErr w:type="spellStart"/>
+      <w:r>
+        <w:rPr>
+          <w:rFonts w:ascii="Arial" w:hAnsi="Arial" w:cs="Arial"/>
+          <w:sz w:val="24"/>
+          <w:szCs w:val="24"/>
+        </w:rPr>
+        <w:t>unigramas</w:t>
+      </w:r>
+      <w:proofErr w:type="spellEnd"/>
+      <w:r>
+        <w:rPr>
+          <w:rFonts w:ascii="Arial" w:hAnsi="Arial" w:cs="Arial"/>
+          <w:sz w:val="24"/>
+          <w:szCs w:val="24"/>
+        </w:rPr>
+        <w:t>).</w:t>
       </w:r>
     </w:p>
     <w:p>
@@ -754,7 +4070,6 @@
           <w:sz w:val="24"/>
           <w:szCs w:val="24"/>
         </w:rPr>
-        <w:lastRenderedPageBreak/>
         <w:t>ROUGE-2:</w:t>
       </w:r>
       <w:r>
@@ -763,7 +4078,25 @@
           <w:sz w:val="24"/>
           <w:szCs w:val="24"/>
         </w:rPr>
-        <w:t xml:space="preserve"> Mide la coincidencia de pares de palabras consecutivas (bigramas), lo que ayuda a evaluar la fluidez.</w:t>
+        <w:t xml:space="preserve"> Mide la coincidencia de pares de palabras consecutivas (</w:t>
+      </w:r>
+      <w:proofErr w:type="spellStart"/>
+      <w:r>
+        <w:rPr>
+          <w:rFonts w:ascii="Arial" w:hAnsi="Arial" w:cs="Arial"/>
+          <w:sz w:val="24"/>
+          <w:szCs w:val="24"/>
+        </w:rPr>
+        <w:t>bigramas</w:t>
+      </w:r>
+      <w:proofErr w:type="spellEnd"/>
+      <w:r>
+        <w:rPr>
+          <w:rFonts w:ascii="Arial" w:hAnsi="Arial" w:cs="Arial"/>
+          <w:sz w:val="24"/>
+          <w:szCs w:val="24"/>
+        </w:rPr>
+        <w:t>), lo que ayuda a evaluar la fluidez.</w:t>
       </w:r>
     </w:p>
     <w:p>
@@ -786,6 +4119,7 @@
           <w:sz w:val="24"/>
           <w:szCs w:val="24"/>
         </w:rPr>
+        <w:lastRenderedPageBreak/>
         <w:t>ROUGE-L:</w:t>
       </w:r>
       <w:r>
@@ -810,24 +4144,16 @@
     </w:p>
     <w:p>
       <w:pPr>
-        <w:rPr>
-          <w:rFonts w:ascii="Arial" w:hAnsi="Arial" w:cs="Arial"/>
-          <w:b/>
-          <w:bCs/>
-          <w:sz w:val="24"/>
-          <w:szCs w:val="24"/>
-        </w:rPr>
-      </w:pPr>
-      <w:r>
-        <w:rPr>
-          <w:rFonts w:ascii="Arial" w:hAnsi="Arial" w:cs="Arial"/>
-          <w:b/>
-          <w:bCs/>
-          <w:sz w:val="24"/>
-          <w:szCs w:val="24"/>
-        </w:rPr>
-        <w:t>5. Resultados y Discusión</w:t>
-      </w:r>
+        <w:pStyle w:val="Ttulo1"/>
+      </w:pPr>
+      <w:bookmarkStart w:id="14" w:name="_Toc228181950"/>
+      <w:r>
+        <w:t>6</w:t>
+      </w:r>
+      <w:r>
+        <w:t>. Resultados y Discusión</w:t>
+      </w:r>
+      <w:bookmarkEnd w:id="14"/>
     </w:p>
     <w:p>
       <w:pPr>
@@ -995,8 +4321,18 @@
                 <w:sz w:val="24"/>
                 <w:szCs w:val="24"/>
               </w:rPr>
-              <w:t>ROUGE-Lsum</w:t>
-            </w:r>
+              <w:t>ROUGE-</w:t>
+            </w:r>
+            <w:proofErr w:type="spellStart"/>
+            <w:r>
+              <w:rPr>
+                <w:rFonts w:ascii="Arial" w:hAnsi="Arial" w:cs="Arial"/>
+                <w:sz w:val="24"/>
+                <w:szCs w:val="24"/>
+              </w:rPr>
+              <w:t>Lsum</w:t>
+            </w:r>
+            <w:proofErr w:type="spellEnd"/>
           </w:p>
         </w:tc>
       </w:tr>
@@ -1145,6 +4481,7 @@
                 <w:szCs w:val="24"/>
               </w:rPr>
             </w:pPr>
+            <w:proofErr w:type="spellStart"/>
             <w:r>
               <w:rPr>
                 <w:rFonts w:ascii="Arial" w:hAnsi="Arial" w:cs="Arial"/>
@@ -1153,6 +4490,7 @@
               </w:rPr>
               <w:t>TextRank</w:t>
             </w:r>
+            <w:proofErr w:type="spellEnd"/>
           </w:p>
         </w:tc>
         <w:tc>
@@ -1379,6 +4717,269 @@
           </w:p>
         </w:tc>
       </w:tr>
+      <w:tr>
+        <w:trPr>
+          <w:trHeight w:val="638"/>
+        </w:trPr>
+        <w:tc>
+          <w:tcPr>
+            <w:cnfStyle w:val="001000000000" w:firstRow="0" w:lastRow="0" w:firstColumn="1" w:lastColumn="0" w:oddVBand="0" w:evenVBand="0" w:oddHBand="0" w:evenHBand="0" w:firstRowFirstColumn="0" w:firstRowLastColumn="0" w:lastRowFirstColumn="0" w:lastRowLastColumn="0"/>
+            <w:tcW w:w="1748" w:type="dxa"/>
+            <w:vAlign w:val="center"/>
+          </w:tcPr>
+          <w:p>
+            <w:pPr>
+              <w:jc w:val="center"/>
+              <w:rPr>
+                <w:rFonts w:ascii="Arial" w:hAnsi="Arial" w:cs="Arial"/>
+                <w:sz w:val="24"/>
+                <w:szCs w:val="24"/>
+              </w:rPr>
+            </w:pPr>
+            <w:r>
+              <w:rPr>
+                <w:rFonts w:ascii="Arial" w:hAnsi="Arial" w:cs="Arial"/>
+                <w:sz w:val="24"/>
+                <w:szCs w:val="24"/>
+              </w:rPr>
+              <w:t>mT5 (Zero-</w:t>
+            </w:r>
+            <w:proofErr w:type="spellStart"/>
+            <w:r>
+              <w:rPr>
+                <w:rFonts w:ascii="Arial" w:hAnsi="Arial" w:cs="Arial"/>
+                <w:sz w:val="24"/>
+                <w:szCs w:val="24"/>
+              </w:rPr>
+              <w:t>Shot</w:t>
+            </w:r>
+            <w:proofErr w:type="spellEnd"/>
+            <w:r>
+              <w:rPr>
+                <w:rFonts w:ascii="Arial" w:hAnsi="Arial" w:cs="Arial"/>
+                <w:sz w:val="24"/>
+                <w:szCs w:val="24"/>
+              </w:rPr>
+              <w:t xml:space="preserve"> / Inferencia Directa)</w:t>
+            </w:r>
+          </w:p>
+        </w:tc>
+        <w:tc>
+          <w:tcPr>
+            <w:tcW w:w="1749" w:type="dxa"/>
+            <w:vAlign w:val="center"/>
+          </w:tcPr>
+          <w:p>
+            <w:pPr>
+              <w:cnfStyle w:val="000000000000" w:firstRow="0" w:lastRow="0" w:firstColumn="0" w:lastColumn="0" w:oddVBand="0" w:evenVBand="0" w:oddHBand="0" w:evenHBand="0" w:firstRowFirstColumn="0" w:firstRowLastColumn="0" w:lastRowFirstColumn="0" w:lastRowLastColumn="0"/>
+              <w:rPr>
+                <w:rFonts w:ascii="Arial" w:hAnsi="Arial" w:cs="Arial"/>
+                <w:sz w:val="24"/>
+                <w:szCs w:val="24"/>
+              </w:rPr>
+            </w:pPr>
+            <w:r>
+              <w:rPr>
+                <w:rFonts w:ascii="Arial" w:hAnsi="Arial" w:cs="Arial"/>
+                <w:sz w:val="24"/>
+                <w:szCs w:val="24"/>
+              </w:rPr>
+              <w:t>0.2216</w:t>
+            </w:r>
+          </w:p>
+        </w:tc>
+        <w:tc>
+          <w:tcPr>
+            <w:tcW w:w="1749" w:type="dxa"/>
+            <w:vAlign w:val="center"/>
+          </w:tcPr>
+          <w:p>
+            <w:pPr>
+              <w:cnfStyle w:val="000000000000" w:firstRow="0" w:lastRow="0" w:firstColumn="0" w:lastColumn="0" w:oddVBand="0" w:evenVBand="0" w:oddHBand="0" w:evenHBand="0" w:firstRowFirstColumn="0" w:firstRowLastColumn="0" w:lastRowFirstColumn="0" w:lastRowLastColumn="0"/>
+              <w:rPr>
+                <w:rFonts w:ascii="Arial" w:hAnsi="Arial" w:cs="Arial"/>
+                <w:sz w:val="24"/>
+                <w:szCs w:val="24"/>
+              </w:rPr>
+            </w:pPr>
+            <w:r>
+              <w:rPr>
+                <w:rFonts w:ascii="Arial" w:hAnsi="Arial" w:cs="Arial"/>
+                <w:sz w:val="24"/>
+                <w:szCs w:val="24"/>
+              </w:rPr>
+              <w:t>0.0543</w:t>
+            </w:r>
+          </w:p>
+        </w:tc>
+        <w:tc>
+          <w:tcPr>
+            <w:tcW w:w="1749" w:type="dxa"/>
+            <w:vAlign w:val="center"/>
+          </w:tcPr>
+          <w:p>
+            <w:pPr>
+              <w:cnfStyle w:val="000000000000" w:firstRow="0" w:lastRow="0" w:firstColumn="0" w:lastColumn="0" w:oddVBand="0" w:evenVBand="0" w:oddHBand="0" w:evenHBand="0" w:firstRowFirstColumn="0" w:firstRowLastColumn="0" w:lastRowFirstColumn="0" w:lastRowLastColumn="0"/>
+              <w:rPr>
+                <w:rFonts w:ascii="Arial" w:hAnsi="Arial" w:cs="Arial"/>
+                <w:sz w:val="24"/>
+                <w:szCs w:val="24"/>
+              </w:rPr>
+            </w:pPr>
+            <w:r>
+              <w:rPr>
+                <w:rFonts w:ascii="Arial" w:hAnsi="Arial" w:cs="Arial"/>
+                <w:sz w:val="24"/>
+                <w:szCs w:val="24"/>
+              </w:rPr>
+              <w:t>0.1741</w:t>
+            </w:r>
+          </w:p>
+        </w:tc>
+        <w:tc>
+          <w:tcPr>
+            <w:tcW w:w="1749" w:type="dxa"/>
+            <w:vAlign w:val="center"/>
+          </w:tcPr>
+          <w:p>
+            <w:pPr>
+              <w:cnfStyle w:val="000000000000" w:firstRow="0" w:lastRow="0" w:firstColumn="0" w:lastColumn="0" w:oddVBand="0" w:evenVBand="0" w:oddHBand="0" w:evenHBand="0" w:firstRowFirstColumn="0" w:firstRowLastColumn="0" w:lastRowFirstColumn="0" w:lastRowLastColumn="0"/>
+              <w:rPr>
+                <w:rFonts w:ascii="Arial" w:hAnsi="Arial" w:cs="Arial"/>
+                <w:sz w:val="24"/>
+                <w:szCs w:val="24"/>
+              </w:rPr>
+            </w:pPr>
+          </w:p>
+        </w:tc>
+      </w:tr>
+      <w:tr>
+        <w:trPr>
+          <w:cnfStyle w:val="000000100000" w:firstRow="0" w:lastRow="0" w:firstColumn="0" w:lastColumn="0" w:oddVBand="0" w:evenVBand="0" w:oddHBand="1" w:evenHBand="0" w:firstRowFirstColumn="0" w:firstRowLastColumn="0" w:lastRowFirstColumn="0" w:lastRowLastColumn="0"/>
+          <w:trHeight w:val="638"/>
+        </w:trPr>
+        <w:tc>
+          <w:tcPr>
+            <w:cnfStyle w:val="001000000000" w:firstRow="0" w:lastRow="0" w:firstColumn="1" w:lastColumn="0" w:oddVBand="0" w:evenVBand="0" w:oddHBand="0" w:evenHBand="0" w:firstRowFirstColumn="0" w:firstRowLastColumn="0" w:lastRowFirstColumn="0" w:lastRowLastColumn="0"/>
+            <w:tcW w:w="1748" w:type="dxa"/>
+            <w:vAlign w:val="center"/>
+          </w:tcPr>
+          <w:p>
+            <w:pPr>
+              <w:jc w:val="center"/>
+              <w:rPr>
+                <w:rFonts w:ascii="Arial" w:hAnsi="Arial" w:cs="Arial"/>
+                <w:sz w:val="24"/>
+                <w:szCs w:val="24"/>
+              </w:rPr>
+            </w:pPr>
+            <w:r>
+              <w:rPr>
+                <w:rFonts w:ascii="Arial" w:hAnsi="Arial" w:cs="Arial"/>
+                <w:sz w:val="24"/>
+                <w:szCs w:val="24"/>
+              </w:rPr>
+              <w:t>mT5 Generativo (Ajuste Fino</w:t>
+            </w:r>
+            <w:r>
+              <w:rPr>
+                <w:rFonts w:ascii="Arial" w:hAnsi="Arial" w:cs="Arial"/>
+                <w:sz w:val="24"/>
+                <w:szCs w:val="24"/>
+              </w:rPr>
+              <w:t>)</w:t>
+            </w:r>
+          </w:p>
+        </w:tc>
+        <w:tc>
+          <w:tcPr>
+            <w:tcW w:w="1749" w:type="dxa"/>
+            <w:vAlign w:val="center"/>
+          </w:tcPr>
+          <w:p>
+            <w:pPr>
+              <w:cnfStyle w:val="000000100000" w:firstRow="0" w:lastRow="0" w:firstColumn="0" w:lastColumn="0" w:oddVBand="0" w:evenVBand="0" w:oddHBand="1" w:evenHBand="0" w:firstRowFirstColumn="0" w:firstRowLastColumn="0" w:lastRowFirstColumn="0" w:lastRowLastColumn="0"/>
+              <w:rPr>
+                <w:rFonts w:ascii="Arial" w:hAnsi="Arial" w:cs="Arial"/>
+                <w:sz w:val="24"/>
+                <w:szCs w:val="24"/>
+              </w:rPr>
+            </w:pPr>
+            <w:r>
+              <w:rPr>
+                <w:rFonts w:ascii="Arial" w:hAnsi="Arial" w:cs="Arial"/>
+                <w:sz w:val="24"/>
+                <w:szCs w:val="24"/>
+              </w:rPr>
+              <w:t>0.2371</w:t>
+            </w:r>
+          </w:p>
+        </w:tc>
+        <w:tc>
+          <w:tcPr>
+            <w:tcW w:w="1749" w:type="dxa"/>
+            <w:vAlign w:val="center"/>
+          </w:tcPr>
+          <w:p>
+            <w:pPr>
+              <w:cnfStyle w:val="000000100000" w:firstRow="0" w:lastRow="0" w:firstColumn="0" w:lastColumn="0" w:oddVBand="0" w:evenVBand="0" w:oddHBand="1" w:evenHBand="0" w:firstRowFirstColumn="0" w:firstRowLastColumn="0" w:lastRowFirstColumn="0" w:lastRowLastColumn="0"/>
+              <w:rPr>
+                <w:rFonts w:ascii="Arial" w:hAnsi="Arial" w:cs="Arial"/>
+                <w:sz w:val="24"/>
+                <w:szCs w:val="24"/>
+              </w:rPr>
+            </w:pPr>
+            <w:r>
+              <w:rPr>
+                <w:rFonts w:ascii="Arial" w:hAnsi="Arial" w:cs="Arial"/>
+                <w:sz w:val="24"/>
+                <w:szCs w:val="24"/>
+              </w:rPr>
+              <w:t>0.0566</w:t>
+            </w:r>
+          </w:p>
+        </w:tc>
+        <w:tc>
+          <w:tcPr>
+            <w:tcW w:w="1749" w:type="dxa"/>
+            <w:vAlign w:val="center"/>
+          </w:tcPr>
+          <w:p>
+            <w:pPr>
+              <w:cnfStyle w:val="000000100000" w:firstRow="0" w:lastRow="0" w:firstColumn="0" w:lastColumn="0" w:oddVBand="0" w:evenVBand="0" w:oddHBand="1" w:evenHBand="0" w:firstRowFirstColumn="0" w:firstRowLastColumn="0" w:lastRowFirstColumn="0" w:lastRowLastColumn="0"/>
+              <w:rPr>
+                <w:rFonts w:ascii="Arial" w:hAnsi="Arial" w:cs="Arial"/>
+                <w:sz w:val="24"/>
+                <w:szCs w:val="24"/>
+              </w:rPr>
+            </w:pPr>
+            <w:r>
+              <w:rPr>
+                <w:rFonts w:ascii="Arial" w:hAnsi="Arial" w:cs="Arial"/>
+                <w:sz w:val="24"/>
+                <w:szCs w:val="24"/>
+              </w:rPr>
+              <w:t>0.1756</w:t>
+            </w:r>
+          </w:p>
+        </w:tc>
+        <w:tc>
+          <w:tcPr>
+            <w:tcW w:w="1749" w:type="dxa"/>
+            <w:vAlign w:val="center"/>
+          </w:tcPr>
+          <w:p>
+            <w:pPr>
+              <w:cnfStyle w:val="000000100000" w:firstRow="0" w:lastRow="0" w:firstColumn="0" w:lastColumn="0" w:oddVBand="0" w:evenVBand="0" w:oddHBand="1" w:evenHBand="0" w:firstRowFirstColumn="0" w:firstRowLastColumn="0" w:lastRowFirstColumn="0" w:lastRowLastColumn="0"/>
+              <w:rPr>
+                <w:rFonts w:ascii="Arial" w:hAnsi="Arial" w:cs="Arial"/>
+                <w:sz w:val="24"/>
+                <w:szCs w:val="24"/>
+              </w:rPr>
+            </w:pPr>
+          </w:p>
+        </w:tc>
+      </w:tr>
     </w:tbl>
     <w:p>
       <w:pPr>
@@ -1403,32 +5004,70 @@
           <w:sz w:val="24"/>
           <w:szCs w:val="24"/>
         </w:rPr>
-        <w:t>El análisis de estos datos revela patrones muy interesantes sobre la naturaleza del NLP aplicado al periodismo. En primer lugar, se confirma el altísimo valor de la estructura periodística: el método "ingenuo" Lead-3 supera sistemáticamente a las complejas matemáticas de TextRank. Esto ocurre porque TextRank tiende a rescatar frases del ecuador o final de la noticia que están conectadas estadísticamente con el texto, pero que aportan información secundaria.</w:t>
-      </w:r>
-    </w:p>
-    <w:p>
-      <w:pPr>
-        <w:rPr>
-          <w:rFonts w:ascii="Arial" w:hAnsi="Arial" w:cs="Arial"/>
-          <w:sz w:val="24"/>
-          <w:szCs w:val="24"/>
-        </w:rPr>
-      </w:pPr>
-    </w:p>
-    <w:p>
-      <w:pPr>
-        <w:rPr>
-          <w:rFonts w:ascii="Arial" w:hAnsi="Arial" w:cs="Arial"/>
-          <w:sz w:val="24"/>
-          <w:szCs w:val="24"/>
-        </w:rPr>
-      </w:pPr>
-      <w:r>
-        <w:rPr>
-          <w:rFonts w:ascii="Arial" w:hAnsi="Arial" w:cs="Arial"/>
-          <w:sz w:val="24"/>
-          <w:szCs w:val="24"/>
-        </w:rPr>
+        <w:t xml:space="preserve">El análisis de estos datos revela patrones muy interesantes sobre la naturaleza del NLP aplicado al periodismo. En primer lugar, se confirma el altísimo valor de la estructura periodística: el método "ingenuo" Lead-3 supera sistemáticamente a las complejas matemáticas de </w:t>
+      </w:r>
+      <w:proofErr w:type="spellStart"/>
+      <w:r>
+        <w:rPr>
+          <w:rFonts w:ascii="Arial" w:hAnsi="Arial" w:cs="Arial"/>
+          <w:sz w:val="24"/>
+          <w:szCs w:val="24"/>
+        </w:rPr>
+        <w:t>TextRank</w:t>
+      </w:r>
+      <w:proofErr w:type="spellEnd"/>
+      <w:r>
+        <w:rPr>
+          <w:rFonts w:ascii="Arial" w:hAnsi="Arial" w:cs="Arial"/>
+          <w:sz w:val="24"/>
+          <w:szCs w:val="24"/>
+        </w:rPr>
+        <w:t xml:space="preserve">. Esto ocurre porque </w:t>
+      </w:r>
+      <w:proofErr w:type="spellStart"/>
+      <w:r>
+        <w:rPr>
+          <w:rFonts w:ascii="Arial" w:hAnsi="Arial" w:cs="Arial"/>
+          <w:sz w:val="24"/>
+          <w:szCs w:val="24"/>
+        </w:rPr>
+        <w:t>TextRank</w:t>
+      </w:r>
+      <w:proofErr w:type="spellEnd"/>
+      <w:r>
+        <w:rPr>
+          <w:rFonts w:ascii="Arial" w:hAnsi="Arial" w:cs="Arial"/>
+          <w:sz w:val="24"/>
+          <w:szCs w:val="24"/>
+        </w:rPr>
+        <w:t xml:space="preserve"> tiende a rescatar frases del ecuador o final de la noticia que están conectadas estadísticamente con el texto, pero que aportan información secundaria.</w:t>
+      </w:r>
+    </w:p>
+    <w:p>
+      <w:pPr>
+        <w:rPr>
+          <w:rFonts w:ascii="Arial" w:hAnsi="Arial" w:cs="Arial"/>
+          <w:sz w:val="24"/>
+          <w:szCs w:val="24"/>
+        </w:rPr>
+      </w:pPr>
+    </w:p>
+    <w:p>
+      <w:pPr>
+        <w:rPr>
+          <w:rFonts w:ascii="Arial" w:hAnsi="Arial" w:cs="Arial"/>
+          <w:sz w:val="24"/>
+          <w:szCs w:val="24"/>
+        </w:rPr>
+      </w:pPr>
+      <w:r>
+        <w:rPr>
+          <w:rFonts w:ascii="Arial" w:hAnsi="Arial" w:cs="Arial"/>
+          <w:noProof/>
+          <w:sz w:val="24"/>
+          <w:szCs w:val="24"/>
+        </w:rPr>
+        <w:lastRenderedPageBreak/>
         <w:drawing>
           <wp:inline distT="0" distB="0" distL="0" distR="0" wp14:anchorId="6B7583F9" wp14:editId="6D3F3A47">
             <wp:extent cx="5400040" cy="3174365"/>
@@ -1445,7 +5084,7 @@
                     <pic:cNvPicPr/>
                   </pic:nvPicPr>
                   <pic:blipFill>
-                    <a:blip r:embed="rId5"/>
+                    <a:blip r:embed="rId8"/>
                     <a:stretch>
                       <a:fillRect/>
                     </a:stretch>
@@ -1474,129 +5113,482 @@
           <w:szCs w:val="24"/>
         </w:rPr>
       </w:pPr>
-    </w:p>
-    <w:p>
-      <w:pPr>
-        <w:rPr>
-          <w:rFonts w:ascii="Arial" w:hAnsi="Arial" w:cs="Arial"/>
-          <w:sz w:val="24"/>
-          <w:szCs w:val="24"/>
-        </w:rPr>
-      </w:pPr>
-      <w:r>
-        <w:rPr>
-          <w:rFonts w:ascii="Arial" w:hAnsi="Arial" w:cs="Arial"/>
-          <w:sz w:val="24"/>
-          <w:szCs w:val="24"/>
-        </w:rPr>
-        <w:t>Sin embargo, el hito principal del proyecto es el rendimiento del modelo generativo mT5. Gracias a la optimización de sus parámetros de inferencia, mT5 ha superado claramente al Lead-3 en ROUGE-1 (23.7% frente a 20.7%) y en ROUGE-L (17.5% frente a 14.9%). Esto demuestra empíricamente que la Inteligencia Artificial es capaz de asimilar todo el documento y sintetizar el vocabulario clave mejor que la simple extracción del primer párrafo.</w:t>
-      </w:r>
-    </w:p>
-    <w:p>
-      <w:pPr>
-        <w:rPr>
-          <w:rFonts w:ascii="Arial" w:hAnsi="Arial" w:cs="Arial"/>
-          <w:sz w:val="24"/>
-          <w:szCs w:val="24"/>
-        </w:rPr>
-      </w:pPr>
-      <w:r>
-        <w:rPr>
-          <w:rFonts w:ascii="Arial" w:hAnsi="Arial" w:cs="Arial"/>
-          <w:sz w:val="24"/>
-          <w:szCs w:val="24"/>
-        </w:rPr>
-        <w:t>La única métrica donde mT5 presenta un ligero descenso es en ROUGE-2 (5.6% frente al 6.5% de Lead-3). Este fenómeno es inherente a los modelos abstractivos: al parafrasear, utilizar sinónimos y construir estructuras gramaticales nuevas, es menos probable que coincidan pares de palabras exactos con el resumen humano, aunque el texto resultante sea mucho más rico y natural para un lector</w:t>
-      </w:r>
-      <w:r>
-        <w:rPr>
-          <w:rFonts w:ascii="Arial" w:hAnsi="Arial" w:cs="Arial"/>
-          <w:sz w:val="24"/>
-          <w:szCs w:val="24"/>
-        </w:rPr>
-        <w:t>, de hecho, durante las diferentes pruebas variando hiperparámetros, esta métrica ha sufrido una variación mínima y no siempre a mejor.</w:t>
-      </w:r>
-    </w:p>
-    <w:p>
-      <w:pPr>
-        <w:rPr>
-          <w:rFonts w:ascii="Arial" w:hAnsi="Arial" w:cs="Arial"/>
-          <w:sz w:val="24"/>
-          <w:szCs w:val="24"/>
-        </w:rPr>
-      </w:pPr>
-    </w:p>
-    <w:p>
-      <w:pPr>
-        <w:rPr>
-          <w:rFonts w:ascii="Arial" w:hAnsi="Arial" w:cs="Arial"/>
-          <w:b/>
-          <w:bCs/>
-          <w:sz w:val="24"/>
-          <w:szCs w:val="24"/>
-        </w:rPr>
-      </w:pPr>
-      <w:r>
-        <w:rPr>
-          <w:rFonts w:ascii="Arial" w:hAnsi="Arial" w:cs="Arial"/>
-          <w:b/>
-          <w:bCs/>
-          <w:sz w:val="24"/>
-          <w:szCs w:val="24"/>
-        </w:rPr>
-        <w:t>6. Conclusión</w:t>
-      </w:r>
-    </w:p>
-    <w:p>
-      <w:pPr>
-        <w:rPr>
-          <w:rFonts w:ascii="Arial" w:hAnsi="Arial" w:cs="Arial"/>
-          <w:sz w:val="24"/>
-          <w:szCs w:val="24"/>
-        </w:rPr>
-      </w:pPr>
-      <w:r>
-        <w:rPr>
-          <w:rFonts w:ascii="Arial" w:hAnsi="Arial" w:cs="Arial"/>
-          <w:sz w:val="24"/>
-          <w:szCs w:val="24"/>
-        </w:rPr>
-        <w:t xml:space="preserve">Este </w:t>
-      </w:r>
-      <w:r>
-        <w:rPr>
-          <w:rFonts w:ascii="Arial" w:hAnsi="Arial" w:cs="Arial"/>
-          <w:sz w:val="24"/>
-          <w:szCs w:val="24"/>
-        </w:rPr>
-        <w:t>estudio</w:t>
-      </w:r>
-      <w:r>
-        <w:rPr>
-          <w:rFonts w:ascii="Arial" w:hAnsi="Arial" w:cs="Arial"/>
-          <w:sz w:val="24"/>
-          <w:szCs w:val="24"/>
-        </w:rPr>
-        <w:t xml:space="preserve"> ha permitido demostrar la evolución y superioridad de los modelos neuronales modernos frente a las técnicas clásicas de extracción de texto. Se ha comprobado que, aunque la estructura periodística de la pirámide invertida ofrece una línea base </w:t>
-      </w:r>
-      <w:r>
-        <w:rPr>
-          <w:rFonts w:ascii="Arial" w:hAnsi="Arial" w:cs="Arial"/>
-          <w:sz w:val="24"/>
-          <w:szCs w:val="24"/>
-        </w:rPr>
-        <w:t>muy</w:t>
-      </w:r>
-      <w:r>
-        <w:rPr>
-          <w:rFonts w:ascii="Arial" w:hAnsi="Arial" w:cs="Arial"/>
-          <w:sz w:val="24"/>
-          <w:szCs w:val="24"/>
-        </w:rPr>
-        <w:t xml:space="preserve"> alta (Lead-3), arquitecturas generativas como mT5 son capaces de procesar el contexto global y generar síntesis más ricas en vocabulario esencial.</w:t>
+      <w:r>
+        <w:rPr>
+          <w:rFonts w:ascii="Arial" w:hAnsi="Arial" w:cs="Arial"/>
+          <w:sz w:val="24"/>
+          <w:szCs w:val="24"/>
+        </w:rPr>
+        <w:t>Por otra parte, la experimentación con los modelos abstractivos (Transformers) demostró desde el principio una notable superioridad semántica. Tal y como evidencian los cuadernos de experimentación, aplicar el modelo de lenguaje en modalidad de Inferencia Directa (Zero-</w:t>
+      </w:r>
+      <w:proofErr w:type="spellStart"/>
+      <w:r>
+        <w:rPr>
+          <w:rFonts w:ascii="Arial" w:hAnsi="Arial" w:cs="Arial"/>
+          <w:sz w:val="24"/>
+          <w:szCs w:val="24"/>
+        </w:rPr>
+        <w:t>Shot</w:t>
+      </w:r>
+      <w:proofErr w:type="spellEnd"/>
+      <w:r>
+        <w:rPr>
+          <w:rFonts w:ascii="Arial" w:hAnsi="Arial" w:cs="Arial"/>
+          <w:sz w:val="24"/>
+          <w:szCs w:val="24"/>
+        </w:rPr>
+        <w:t xml:space="preserve"> con mT5-XLSum) sin reentrenar ya ofrecía un </w:t>
+      </w:r>
+      <w:proofErr w:type="spellStart"/>
+      <w:r>
+        <w:rPr>
+          <w:rFonts w:ascii="Arial" w:hAnsi="Arial" w:cs="Arial"/>
+          <w:i/>
+          <w:iCs/>
+          <w:sz w:val="24"/>
+          <w:szCs w:val="24"/>
+        </w:rPr>
+        <w:t>baseline</w:t>
+      </w:r>
+      <w:proofErr w:type="spellEnd"/>
+      <w:r>
+        <w:rPr>
+          <w:rFonts w:ascii="Arial" w:hAnsi="Arial" w:cs="Arial"/>
+          <w:sz w:val="24"/>
+          <w:szCs w:val="24"/>
+        </w:rPr>
+        <w:t xml:space="preserve"> generativo sólido, alcanzando un ROUGE-1 del 22.16% y un ROUGE-L del 17.41%.</w:t>
+      </w:r>
+    </w:p>
+    <w:p>
+      <w:pPr>
+        <w:rPr>
+          <w:rFonts w:ascii="Arial" w:hAnsi="Arial" w:cs="Arial"/>
+          <w:sz w:val="24"/>
+          <w:szCs w:val="24"/>
+        </w:rPr>
+      </w:pPr>
+      <w:r>
+        <w:rPr>
+          <w:rFonts w:ascii="Arial" w:hAnsi="Arial" w:cs="Arial"/>
+          <w:sz w:val="24"/>
+          <w:szCs w:val="24"/>
+        </w:rPr>
+        <w:t xml:space="preserve">Sin embargo, el hito principal del proyecto es el rendimiento definitivo del modelo generativo mT5 tras aplicarle Ajuste Fino (Fine-Tuning) sobre el </w:t>
+      </w:r>
+      <w:proofErr w:type="spellStart"/>
+      <w:r>
+        <w:rPr>
+          <w:rFonts w:ascii="Arial" w:hAnsi="Arial" w:cs="Arial"/>
+          <w:sz w:val="24"/>
+          <w:szCs w:val="24"/>
+        </w:rPr>
+        <w:t>dataset</w:t>
+      </w:r>
+      <w:proofErr w:type="spellEnd"/>
+      <w:r>
+        <w:rPr>
+          <w:rFonts w:ascii="Arial" w:hAnsi="Arial" w:cs="Arial"/>
+          <w:sz w:val="24"/>
+          <w:szCs w:val="24"/>
+        </w:rPr>
+        <w:t xml:space="preserve"> MLSUM. Gracias a la optimización de sus </w:t>
+      </w:r>
+      <w:proofErr w:type="spellStart"/>
+      <w:r>
+        <w:rPr>
+          <w:rFonts w:ascii="Arial" w:hAnsi="Arial" w:cs="Arial"/>
+          <w:sz w:val="24"/>
+          <w:szCs w:val="24"/>
+        </w:rPr>
+        <w:t>hiperparámetros</w:t>
+      </w:r>
+      <w:proofErr w:type="spellEnd"/>
+      <w:r>
+        <w:rPr>
+          <w:rFonts w:ascii="Arial" w:hAnsi="Arial" w:cs="Arial"/>
+          <w:sz w:val="24"/>
+          <w:szCs w:val="24"/>
+        </w:rPr>
+        <w:t xml:space="preserve"> de entrenamiento, el mT5 propio ha superado claramente al Lead-3 en ROUGE-1 (23.7% frente a 20.7%) y en ROUGE-L (17.5% frente a 14.9%). Esto demuestra empíricamente que la Inteligencia Artificial es capaz de asimilar todo el documento y sintetizar el vocabulario clave mejor que la simple extracción del primer párrafo original.</w:t>
+      </w:r>
+    </w:p>
+    <w:p>
+      <w:pPr>
+        <w:rPr>
+          <w:rFonts w:ascii="Arial" w:hAnsi="Arial" w:cs="Arial"/>
+          <w:sz w:val="24"/>
+          <w:szCs w:val="24"/>
+        </w:rPr>
+      </w:pPr>
+      <w:r>
+        <w:rPr>
+          <w:rFonts w:ascii="Arial" w:hAnsi="Arial" w:cs="Arial"/>
+          <w:sz w:val="24"/>
+          <w:szCs w:val="24"/>
+        </w:rPr>
+        <w:t>La única métrica donde ambos modelos mT5 presentan un ligero descenso frente al paradigma extractivo es en ROUGE-2 (5.6% en su versión ajustada, frente al 6.5% de Lead-3). Este fenómeno es completamente inherente a los modelos abstractivos: al procesar la semántica para parafrasear, utilizar sinónimos y construir estructuras gramaticales nuevas, es probabilísticamente menos frecuente que coincidan pares de palabras exactos (</w:t>
+      </w:r>
+      <w:proofErr w:type="spellStart"/>
+      <w:r>
+        <w:rPr>
+          <w:rFonts w:ascii="Arial" w:hAnsi="Arial" w:cs="Arial"/>
+          <w:sz w:val="24"/>
+          <w:szCs w:val="24"/>
+        </w:rPr>
+        <w:t>bigramas</w:t>
+      </w:r>
+      <w:proofErr w:type="spellEnd"/>
+      <w:r>
+        <w:rPr>
+          <w:rFonts w:ascii="Arial" w:hAnsi="Arial" w:cs="Arial"/>
+          <w:sz w:val="24"/>
+          <w:szCs w:val="24"/>
+        </w:rPr>
+        <w:t xml:space="preserve">) con el resumen humano. No obstante, el texto resultante es mucho más rico, fluido y natural para un lector; de hecho, durante las diferentes pruebas variando </w:t>
+      </w:r>
+      <w:proofErr w:type="spellStart"/>
+      <w:r>
+        <w:rPr>
+          <w:rFonts w:ascii="Arial" w:hAnsi="Arial" w:cs="Arial"/>
+          <w:sz w:val="24"/>
+          <w:szCs w:val="24"/>
+        </w:rPr>
+        <w:t>hiperparámetros</w:t>
+      </w:r>
+      <w:proofErr w:type="spellEnd"/>
+      <w:r>
+        <w:rPr>
+          <w:rFonts w:ascii="Arial" w:hAnsi="Arial" w:cs="Arial"/>
+          <w:sz w:val="24"/>
+          <w:szCs w:val="24"/>
+        </w:rPr>
+        <w:t>, esta métrica ha sufrido una variación mínima y no siempre correlacionada con la calidad humana percibida del resumen.</w:t>
+      </w:r>
+    </w:p>
+    <w:p>
+      <w:pPr>
+        <w:pStyle w:val="Ttulo1"/>
+      </w:pPr>
+      <w:bookmarkStart w:id="15" w:name="_Toc228181951"/>
+      <w:r>
+        <w:t>7</w:t>
+      </w:r>
+      <w:r>
+        <w:t>. Conclusión</w:t>
+      </w:r>
+      <w:bookmarkEnd w:id="15"/>
+    </w:p>
+    <w:p>
+      <w:pPr>
+        <w:rPr>
+          <w:rFonts w:ascii="Arial" w:hAnsi="Arial" w:cs="Arial"/>
+          <w:sz w:val="24"/>
+          <w:szCs w:val="24"/>
+        </w:rPr>
+      </w:pPr>
+      <w:r>
+        <w:rPr>
+          <w:rFonts w:ascii="Arial" w:hAnsi="Arial" w:cs="Arial"/>
+          <w:sz w:val="24"/>
+          <w:szCs w:val="24"/>
+        </w:rPr>
+        <w:t xml:space="preserve">Este estudio ha permitido contrastar la evolución del Procesamiento de Lenguaje Natural (PLN) en la tarea de generación de resúmenes, evidenciando </w:t>
+      </w:r>
+      <w:r>
+        <w:rPr>
+          <w:rFonts w:ascii="Arial" w:hAnsi="Arial" w:cs="Arial"/>
+          <w:sz w:val="24"/>
+          <w:szCs w:val="24"/>
+        </w:rPr>
+        <w:lastRenderedPageBreak/>
+        <w:t>el salto cualitativo desde las técnicas estadísticas clásicas de extracción hacia los modelos neuronales abstractivos.</w:t>
+      </w:r>
+    </w:p>
+    <w:p>
+      <w:pPr>
+        <w:rPr>
+          <w:rFonts w:ascii="Arial" w:hAnsi="Arial" w:cs="Arial"/>
+          <w:sz w:val="24"/>
+          <w:szCs w:val="24"/>
+        </w:rPr>
+      </w:pPr>
+      <w:r>
+        <w:rPr>
+          <w:rFonts w:ascii="Arial" w:hAnsi="Arial" w:cs="Arial"/>
+          <w:sz w:val="24"/>
+          <w:szCs w:val="24"/>
+        </w:rPr>
+        <w:t xml:space="preserve">Por un lado, el análisis de los enfoques extractivos ha puesto de manifiesto la fuerte influencia que ejerce el dominio del texto sobre el rendimiento de los algoritmos. Se ha comprobado que la estructura de "pirámide invertida" —típica de la redacción periodística, donde la información más relevante se concentra al inicio— dota a la heurística posicional Lead-3 de una eficacia inusualmente alta. Este método "ingenuo" ha demostrado ser un </w:t>
+      </w:r>
+      <w:proofErr w:type="spellStart"/>
+      <w:r>
+        <w:rPr>
+          <w:rFonts w:ascii="Arial" w:hAnsi="Arial" w:cs="Arial"/>
+          <w:i/>
+          <w:iCs/>
+          <w:sz w:val="24"/>
+          <w:szCs w:val="24"/>
+        </w:rPr>
+        <w:t>baseline</w:t>
+      </w:r>
+      <w:proofErr w:type="spellEnd"/>
+      <w:r>
+        <w:rPr>
+          <w:rFonts w:ascii="Arial" w:hAnsi="Arial" w:cs="Arial"/>
+          <w:sz w:val="24"/>
+          <w:szCs w:val="24"/>
+        </w:rPr>
+        <w:t xml:space="preserve"> extraordinariamente robusto, superando incluso a la complejidad matemática de algoritmos de ponderación como TF-IDF o basados en grafos como </w:t>
+      </w:r>
+      <w:proofErr w:type="spellStart"/>
+      <w:r>
+        <w:rPr>
+          <w:rFonts w:ascii="Arial" w:hAnsi="Arial" w:cs="Arial"/>
+          <w:sz w:val="24"/>
+          <w:szCs w:val="24"/>
+        </w:rPr>
+        <w:t>TextRank</w:t>
+      </w:r>
+      <w:proofErr w:type="spellEnd"/>
+      <w:r>
+        <w:rPr>
+          <w:rFonts w:ascii="Arial" w:hAnsi="Arial" w:cs="Arial"/>
+          <w:sz w:val="24"/>
+          <w:szCs w:val="24"/>
+        </w:rPr>
+        <w:t>. Esto confirma que, en dominios altamente estructurados, las soluciones extractivas simples y de bajo coste computacional siguen siendo altamente competitivas.</w:t>
+      </w:r>
+    </w:p>
+    <w:p>
+      <w:pPr>
+        <w:rPr>
+          <w:rFonts w:ascii="Arial" w:hAnsi="Arial" w:cs="Arial"/>
+          <w:sz w:val="24"/>
+          <w:szCs w:val="24"/>
+        </w:rPr>
+      </w:pPr>
+      <w:r>
+        <w:rPr>
+          <w:rFonts w:ascii="Arial" w:hAnsi="Arial" w:cs="Arial"/>
+          <w:sz w:val="24"/>
+          <w:szCs w:val="24"/>
+        </w:rPr>
+        <w:t xml:space="preserve">No obstante, el núcleo de esta investigación ha demostrado la superioridad y sofisticación de los modelos neuronales modernos basados en la arquitectura </w:t>
+      </w:r>
+      <w:proofErr w:type="spellStart"/>
+      <w:r>
+        <w:rPr>
+          <w:rFonts w:ascii="Arial" w:hAnsi="Arial" w:cs="Arial"/>
+          <w:sz w:val="24"/>
+          <w:szCs w:val="24"/>
+        </w:rPr>
+        <w:t>Transformer</w:t>
+      </w:r>
+      <w:proofErr w:type="spellEnd"/>
+      <w:r>
+        <w:rPr>
+          <w:rFonts w:ascii="Arial" w:hAnsi="Arial" w:cs="Arial"/>
+          <w:sz w:val="24"/>
+          <w:szCs w:val="24"/>
+        </w:rPr>
+        <w:t>. El ajuste fino (</w:t>
+      </w:r>
+      <w:r>
+        <w:rPr>
+          <w:rFonts w:ascii="Arial" w:hAnsi="Arial" w:cs="Arial"/>
+          <w:i/>
+          <w:iCs/>
+          <w:sz w:val="24"/>
+          <w:szCs w:val="24"/>
+        </w:rPr>
+        <w:t>Fine-Tuning</w:t>
+      </w:r>
+      <w:r>
+        <w:rPr>
+          <w:rFonts w:ascii="Arial" w:hAnsi="Arial" w:cs="Arial"/>
+          <w:sz w:val="24"/>
+          <w:szCs w:val="24"/>
+        </w:rPr>
+        <w:t xml:space="preserve">) del modelo generativo mT5 sobre el corpus de </w:t>
+      </w:r>
+      <w:r>
+        <w:rPr>
+          <w:rFonts w:ascii="Arial" w:hAnsi="Arial" w:cs="Arial"/>
+          <w:i/>
+          <w:iCs/>
+          <w:sz w:val="24"/>
+          <w:szCs w:val="24"/>
+        </w:rPr>
+        <w:t>El País</w:t>
+      </w:r>
+      <w:r>
+        <w:rPr>
+          <w:rFonts w:ascii="Arial" w:hAnsi="Arial" w:cs="Arial"/>
+          <w:sz w:val="24"/>
+          <w:szCs w:val="24"/>
+        </w:rPr>
+        <w:t xml:space="preserve"> ha dejado patente que la Inteligencia Artificial actual es capaz de trascender la mera copia de sentencias. Al superar a las técnicas extractivas en las métricas ROUGE-1 y ROUGE-L, el modelo mT5 ha probado su capacidad para asimilar el contexto global del documento, abstraer su significado y generar síntesis con estructuras sintácticas nuevas y vocabulario esencial.</w:t>
+      </w:r>
+    </w:p>
+    <w:p>
+      <w:pPr>
+        <w:rPr>
+          <w:rFonts w:ascii="Arial" w:hAnsi="Arial" w:cs="Arial"/>
+          <w:sz w:val="24"/>
+          <w:szCs w:val="24"/>
+        </w:rPr>
+      </w:pPr>
+      <w:r>
+        <w:rPr>
+          <w:rFonts w:ascii="Arial" w:hAnsi="Arial" w:cs="Arial"/>
+          <w:sz w:val="24"/>
+          <w:szCs w:val="24"/>
+        </w:rPr>
+        <w:t xml:space="preserve">Asimismo, el ligero descenso observado en la métrica ROUGE-2 durante la generación abstractiva ha servido para ilustrar uno de los grandes debates actuales en la evaluación de modelos de lenguaje: las limitaciones de las métricas basadas estrictamente en la superposición de </w:t>
+      </w:r>
+      <w:r>
+        <w:rPr>
+          <w:rFonts w:ascii="Arial" w:hAnsi="Arial" w:cs="Arial"/>
+          <w:i/>
+          <w:iCs/>
+          <w:sz w:val="24"/>
+          <w:szCs w:val="24"/>
+        </w:rPr>
+        <w:t>n-gramas</w:t>
+      </w:r>
+      <w:r>
+        <w:rPr>
+          <w:rFonts w:ascii="Arial" w:hAnsi="Arial" w:cs="Arial"/>
+          <w:sz w:val="24"/>
+          <w:szCs w:val="24"/>
+        </w:rPr>
+        <w:t xml:space="preserve"> (como ROUGE o BLEU). Al redactar textos más naturales, ricos en sinónimos y con alta paráfrasis, el modelo generativo es penalizado matemáticamente frente a un modelo extractivo, a pesar de que el resultado abstractivo posee una mayor riqueza semántica y fluidez para el lector humano.</w:t>
+      </w:r>
+    </w:p>
+    <w:p>
+      <w:pPr>
+        <w:rPr>
+          <w:rFonts w:ascii="Arial" w:hAnsi="Arial" w:cs="Arial"/>
+          <w:sz w:val="24"/>
+          <w:szCs w:val="24"/>
+        </w:rPr>
+      </w:pPr>
+      <w:r>
+        <w:rPr>
+          <w:rFonts w:ascii="Arial" w:hAnsi="Arial" w:cs="Arial"/>
+          <w:sz w:val="24"/>
+          <w:szCs w:val="24"/>
+        </w:rPr>
+        <w:t>Tras</w:t>
+      </w:r>
+      <w:r>
+        <w:rPr>
+          <w:rFonts w:ascii="Arial" w:hAnsi="Arial" w:cs="Arial"/>
+          <w:sz w:val="24"/>
+          <w:szCs w:val="24"/>
+        </w:rPr>
+        <w:t xml:space="preserve"> los resultados obtenidos, se proponen varias líneas de investigación para dar continuidad a este proyecto. En primer lugar, resultaría de gran interés sustituir o complementar las métricas estandarizadas por evaluadores basados en redes neuronales (como </w:t>
+      </w:r>
+      <w:proofErr w:type="spellStart"/>
+      <w:r>
+        <w:rPr>
+          <w:rFonts w:ascii="Arial" w:hAnsi="Arial" w:cs="Arial"/>
+          <w:sz w:val="24"/>
+          <w:szCs w:val="24"/>
+        </w:rPr>
+        <w:t>BERTScore</w:t>
+      </w:r>
+      <w:proofErr w:type="spellEnd"/>
+      <w:r>
+        <w:rPr>
+          <w:rFonts w:ascii="Arial" w:hAnsi="Arial" w:cs="Arial"/>
+          <w:sz w:val="24"/>
+          <w:szCs w:val="24"/>
+        </w:rPr>
+        <w:t xml:space="preserve">), los cuales miden la similitud semántica y no solo la coincidencia léxica. Además, se propone someter los resúmenes a un panel de evaluación humana para auditar la fluidez, la coherencia y, de manera crítica, la ausencia de "alucinaciones" (información inventada por el modelo). </w:t>
+      </w:r>
+    </w:p>
+    <w:p>
+      <w:pPr>
+        <w:rPr>
+          <w:rFonts w:ascii="Arial" w:hAnsi="Arial" w:cs="Arial"/>
+          <w:sz w:val="24"/>
+          <w:szCs w:val="24"/>
+          <w:u w:val="single"/>
+        </w:rPr>
+      </w:pPr>
+      <w:r>
+        <w:rPr>
+          <w:rFonts w:ascii="Arial" w:hAnsi="Arial" w:cs="Arial"/>
+          <w:sz w:val="24"/>
+          <w:szCs w:val="24"/>
+        </w:rPr>
+        <w:t>Finalmente, la expansión de este marco de trabajo hacia Modelos de Lenguaje de Gran Escala (</w:t>
+      </w:r>
+      <w:proofErr w:type="spellStart"/>
+      <w:r>
+        <w:rPr>
+          <w:rFonts w:ascii="Arial" w:hAnsi="Arial" w:cs="Arial"/>
+          <w:sz w:val="24"/>
+          <w:szCs w:val="24"/>
+        </w:rPr>
+        <w:t>LLMs</w:t>
+      </w:r>
+      <w:proofErr w:type="spellEnd"/>
+      <w:r>
+        <w:rPr>
+          <w:rFonts w:ascii="Arial" w:hAnsi="Arial" w:cs="Arial"/>
+          <w:sz w:val="24"/>
+          <w:szCs w:val="24"/>
+        </w:rPr>
+        <w:t xml:space="preserve">) recientes, aplicados bajo técnicas de </w:t>
+      </w:r>
+      <w:proofErr w:type="spellStart"/>
+      <w:r>
+        <w:rPr>
+          <w:rFonts w:ascii="Arial" w:hAnsi="Arial" w:cs="Arial"/>
+          <w:i/>
+          <w:iCs/>
+          <w:sz w:val="24"/>
+          <w:szCs w:val="24"/>
+        </w:rPr>
+        <w:t>Prompt</w:t>
+      </w:r>
+      <w:proofErr w:type="spellEnd"/>
+      <w:r>
+        <w:rPr>
+          <w:rFonts w:ascii="Arial" w:hAnsi="Arial" w:cs="Arial"/>
+          <w:i/>
+          <w:iCs/>
+          <w:sz w:val="24"/>
+          <w:szCs w:val="24"/>
+        </w:rPr>
+        <w:t xml:space="preserve"> </w:t>
+      </w:r>
+      <w:proofErr w:type="spellStart"/>
+      <w:r>
+        <w:rPr>
+          <w:rFonts w:ascii="Arial" w:hAnsi="Arial" w:cs="Arial"/>
+          <w:i/>
+          <w:iCs/>
+          <w:sz w:val="24"/>
+          <w:szCs w:val="24"/>
+        </w:rPr>
+        <w:t>Engineering</w:t>
+      </w:r>
+      <w:proofErr w:type="spellEnd"/>
+      <w:r>
+        <w:rPr>
+          <w:rFonts w:ascii="Arial" w:hAnsi="Arial" w:cs="Arial"/>
+          <w:sz w:val="24"/>
+          <w:szCs w:val="24"/>
+        </w:rPr>
+        <w:t>, permitiría contrastar si los modelos de propósito general pueden igualar o superar la precisión de este modelo mT5 específicamente afinado para el ámbito periodístico español.</w:t>
       </w:r>
     </w:p>
     <w:sectPr>
+      <w:footerReference w:type="default" r:id="rId9"/>
       <w:pgSz w:w="11906" w:h="16838"/>
       <w:pgMar w:top="1417" w:right="1701" w:bottom="1417" w:left="1701" w:header="708" w:footer="708" w:gutter="0"/>
       <w:cols w:space="708"/>
@@ -1606,8 +5598,100 @@
 </w:document>
 </file>
 
+<file path=word/endnotes.xml><?xml version="1.0" encoding="utf-8"?>
+<w:endnotes xmlns:wpc="http://schemas.microsoft.com/office/word/2010/wordprocessingCanvas" xmlns:cx="http://schemas.microsoft.com/office/drawing/2014/chartex" xmlns:cx1="http://schemas.microsoft.com/office/drawing/2015/9/8/chartex" xmlns:cx2="http://schemas.microsoft.com/office/drawing/2015/10/21/chartex" xmlns:cx3="http://schemas.microsoft.com/office/drawing/2016/5/9/chartex" xmlns:cx4="http://schemas.microsoft.com/office/drawing/2016/5/10/chartex" xmlns:cx5="http://schemas.microsoft.com/office/drawing/2016/5/11/chartex" xmlns:cx6="http://schemas.microsoft.com/office/drawing/2016/5/12/chartex" xmlns:cx7="http://schemas.microsoft.com/office/drawing/2016/5/13/chartex" xmlns:cx8="http://schemas.microsoft.com/office/drawing/2016/5/14/chartex" xmlns:mc="http://schemas.openxmlformats.org/markup-compatibility/2006" xmlns:aink="http://schemas.microsoft.com/office/drawing/2016/ink" xmlns:am3d="http://schemas.microsoft.com/office/drawing/2017/model3d" xmlns:o="urn:schemas-microsoft-com:office:office" xmlns:oel="http://schemas.microsoft.com/office/2019/extlst" xmlns:r="http://schemas.openxmlformats.org/officeDocument/2006/relationships" xmlns:m="http://schemas.openxmlformats.org/officeDocument/2006/math" xmlns:v="urn:schemas-microsoft-com:vml" xmlns:wp14="http://schemas.microsoft.com/office/word/2010/wordprocessingDrawing" xmlns:wp="http://schemas.openxmlformats.org/drawingml/2006/wordprocessingDrawing" xmlns:w10="urn:schemas-microsoft-com:office:word" xmlns:w="http://schemas.openxmlformats.org/wordprocessingml/2006/main" xmlns:w14="http://schemas.microsoft.com/office/word/2010/wordml" xmlns:w15="http://schemas.microsoft.com/office/word/2012/wordml" xmlns:w16cex="http://schemas.microsoft.com/office/word/2018/wordml/cex" xmlns:w16cid="http://schemas.microsoft.com/office/word/2016/wordml/cid" xmlns:w16="http://schemas.microsoft.com/office/word/2018/wordml" xmlns:w16du="http://schemas.microsoft.com/office/word/2023/wordml/word16du" xmlns:w16sdtdh="http://schemas.microsoft.com/office/word/2020/wordml/sdtdatahash" xmlns:w16sdtfl="http://schemas.microsoft.com/office/word/2024/wordml/sdtformatlock" xmlns:w16se="http://schemas.microsoft.com/office/word/2015/wordml/symex" xmlns:wpg="http://schemas.microsoft.com/office/word/2010/wordprocessingGroup" xmlns:wpi="http://schemas.microsoft.com/office/word/2010/wordprocessingInk" xmlns:wne="http://schemas.microsoft.com/office/word/2006/wordml" xmlns:wps="http://schemas.microsoft.com/office/word/2010/wordprocessingShape" mc:Ignorable="w14 w15 w16se w16cid w16 w16cex w16sdtdh w16sdtfl w16du wp14">
+  <w:endnote w:type="separator" w:id="-1">
+    <w:p>
+      <w:pPr>
+        <w:spacing w:after="0" w:line="240" w:lineRule="auto"/>
+      </w:pPr>
+      <w:r>
+        <w:separator/>
+      </w:r>
+    </w:p>
+  </w:endnote>
+  <w:endnote w:type="continuationSeparator" w:id="0">
+    <w:p>
+      <w:pPr>
+        <w:spacing w:after="0" w:line="240" w:lineRule="auto"/>
+      </w:pPr>
+      <w:r>
+        <w:continuationSeparator/>
+      </w:r>
+    </w:p>
+  </w:endnote>
+</w:endnotes>
+</file>
+
+<file path=word/footer1.xml><?xml version="1.0" encoding="utf-8"?>
+<w:ftr xmlns:wpc="http://schemas.microsoft.com/office/word/2010/wordprocessingCanvas" xmlns:cx="http://schemas.microsoft.com/office/drawing/2014/chartex" xmlns:cx1="http://schemas.microsoft.com/office/drawing/2015/9/8/chartex" xmlns:cx2="http://schemas.microsoft.com/office/drawing/2015/10/21/chartex" xmlns:cx3="http://schemas.microsoft.com/office/drawing/2016/5/9/chartex" xmlns:cx4="http://schemas.microsoft.com/office/drawing/2016/5/10/chartex" xmlns:cx5="http://schemas.microsoft.com/office/drawing/2016/5/11/chartex" xmlns:cx6="http://schemas.microsoft.com/office/drawing/2016/5/12/chartex" xmlns:cx7="http://schemas.microsoft.com/office/drawing/2016/5/13/chartex" xmlns:cx8="http://schemas.microsoft.com/office/drawing/2016/5/14/chartex" xmlns:mc="http://schemas.openxmlformats.org/markup-compatibility/2006" xmlns:aink="http://schemas.microsoft.com/office/drawing/2016/ink" xmlns:am3d="http://schemas.microsoft.com/office/drawing/2017/model3d" xmlns:o="urn:schemas-microsoft-com:office:office" xmlns:oel="http://schemas.microsoft.com/office/2019/extlst" xmlns:r="http://schemas.openxmlformats.org/officeDocument/2006/relationships" xmlns:m="http://schemas.openxmlformats.org/officeDocument/2006/math" xmlns:v="urn:schemas-microsoft-com:vml" xmlns:wp14="http://schemas.microsoft.com/office/word/2010/wordprocessingDrawing" xmlns:wp="http://schemas.openxmlformats.org/drawingml/2006/wordprocessingDrawing" xmlns:w10="urn:schemas-microsoft-com:office:word" xmlns:w="http://schemas.openxmlformats.org/wordprocessingml/2006/main" xmlns:w14="http://schemas.microsoft.com/office/word/2010/wordml" xmlns:w15="http://schemas.microsoft.com/office/word/2012/wordml" xmlns:w16cex="http://schemas.microsoft.com/office/word/2018/wordml/cex" xmlns:w16cid="http://schemas.microsoft.com/office/word/2016/wordml/cid" xmlns:w16="http://schemas.microsoft.com/office/word/2018/wordml" xmlns:w16du="http://schemas.microsoft.com/office/word/2023/wordml/word16du" xmlns:w16sdtdh="http://schemas.microsoft.com/office/word/2020/wordml/sdtdatahash" xmlns:w16sdtfl="http://schemas.microsoft.com/office/word/2024/wordml/sdtformatlock" xmlns:w16se="http://schemas.microsoft.com/office/word/2015/wordml/symex" xmlns:wpg="http://schemas.microsoft.com/office/word/2010/wordprocessingGroup" xmlns:wpi="http://schemas.microsoft.com/office/word/2010/wordprocessingInk" xmlns:wne="http://schemas.microsoft.com/office/word/2006/wordml" xmlns:wps="http://schemas.microsoft.com/office/word/2010/wordprocessingShape" mc:Ignorable="w14 w15 w16se w16cid w16 w16cex w16sdtdh w16sdtfl w16du wp14">
+  <w:sdt>
+    <w:sdtPr>
+      <w:id w:val="-116758412"/>
+      <w:docPartObj>
+        <w:docPartGallery w:val="Page Numbers (Bottom of Page)"/>
+        <w:docPartUnique/>
+      </w:docPartObj>
+    </w:sdtPr>
+    <w:sdtContent>
+      <w:p>
+        <w:pPr>
+          <w:pStyle w:val="Piedepgina"/>
+          <w:jc w:val="right"/>
+        </w:pPr>
+        <w:r>
+          <w:fldChar w:fldCharType="begin"/>
+        </w:r>
+        <w:r>
+          <w:instrText>PAGE   \* MERGEFORMAT</w:instrText>
+        </w:r>
+        <w:r>
+          <w:fldChar w:fldCharType="separate"/>
+        </w:r>
+        <w:r>
+          <w:t>2</w:t>
+        </w:r>
+        <w:r>
+          <w:fldChar w:fldCharType="end"/>
+        </w:r>
+      </w:p>
+    </w:sdtContent>
+  </w:sdt>
+  <w:p>
+    <w:pPr>
+      <w:pStyle w:val="Piedepgina"/>
+    </w:pPr>
+  </w:p>
+</w:ftr>
+</file>
+
+<file path=word/footnotes.xml><?xml version="1.0" encoding="utf-8"?>
+<w:footnotes xmlns:wpc="http://schemas.microsoft.com/office/word/2010/wordprocessingCanvas" xmlns:cx="http://schemas.microsoft.com/office/drawing/2014/chartex" xmlns:cx1="http://schemas.microsoft.com/office/drawing/2015/9/8/chartex" xmlns:cx2="http://schemas.microsoft.com/office/drawing/2015/10/21/chartex" xmlns:cx3="http://schemas.microsoft.com/office/drawing/2016/5/9/chartex" xmlns:cx4="http://schemas.microsoft.com/office/drawing/2016/5/10/chartex" xmlns:cx5="http://schemas.microsoft.com/office/drawing/2016/5/11/chartex" xmlns:cx6="http://schemas.microsoft.com/office/drawing/2016/5/12/chartex" xmlns:cx7="http://schemas.microsoft.com/office/drawing/2016/5/13/chartex" xmlns:cx8="http://schemas.microsoft.com/office/drawing/2016/5/14/chartex" xmlns:mc="http://schemas.openxmlformats.org/markup-compatibility/2006" xmlns:aink="http://schemas.microsoft.com/office/drawing/2016/ink" xmlns:am3d="http://schemas.microsoft.com/office/drawing/2017/model3d" xmlns:o="urn:schemas-microsoft-com:office:office" xmlns:oel="http://schemas.microsoft.com/office/2019/extlst" xmlns:r="http://schemas.openxmlformats.org/officeDocument/2006/relationships" xmlns:m="http://schemas.openxmlformats.org/officeDocument/2006/math" xmlns:v="urn:schemas-microsoft-com:vml" xmlns:wp14="http://schemas.microsoft.com/office/word/2010/wordprocessingDrawing" xmlns:wp="http://schemas.openxmlformats.org/drawingml/2006/wordprocessingDrawing" xmlns:w10="urn:schemas-microsoft-com:office:word" xmlns:w="http://schemas.openxmlformats.org/wordprocessingml/2006/main" xmlns:w14="http://schemas.microsoft.com/office/word/2010/wordml" xmlns:w15="http://schemas.microsoft.com/office/word/2012/wordml" xmlns:w16cex="http://schemas.microsoft.com/office/word/2018/wordml/cex" xmlns:w16cid="http://schemas.microsoft.com/office/word/2016/wordml/cid" xmlns:w16="http://schemas.microsoft.com/office/word/2018/wordml" xmlns:w16du="http://schemas.microsoft.com/office/word/2023/wordml/word16du" xmlns:w16sdtdh="http://schemas.microsoft.com/office/word/2020/wordml/sdtdatahash" xmlns:w16sdtfl="http://schemas.microsoft.com/office/word/2024/wordml/sdtformatlock" xmlns:w16se="http://schemas.microsoft.com/office/word/2015/wordml/symex" xmlns:wpg="http://schemas.microsoft.com/office/word/2010/wordprocessingGroup" xmlns:wpi="http://schemas.microsoft.com/office/word/2010/wordprocessingInk" xmlns:wne="http://schemas.microsoft.com/office/word/2006/wordml" xmlns:wps="http://schemas.microsoft.com/office/word/2010/wordprocessingShape" mc:Ignorable="w14 w15 w16se w16cid w16 w16cex w16sdtdh w16sdtfl w16du wp14">
+  <w:footnote w:type="separator" w:id="-1">
+    <w:p>
+      <w:pPr>
+        <w:spacing w:after="0" w:line="240" w:lineRule="auto"/>
+      </w:pPr>
+      <w:r>
+        <w:separator/>
+      </w:r>
+    </w:p>
+  </w:footnote>
+  <w:footnote w:type="continuationSeparator" w:id="0">
+    <w:p>
+      <w:pPr>
+        <w:spacing w:after="0" w:line="240" w:lineRule="auto"/>
+      </w:pPr>
+      <w:r>
+        <w:continuationSeparator/>
+      </w:r>
+    </w:p>
+  </w:footnote>
+</w:footnotes>
+</file>
+
 <file path=word/numbering.xml><?xml version="1.0" encoding="utf-8"?>
-<w:numbering xmlns:wpc="http://schemas.microsoft.com/office/word/2010/wordprocessingCanvas" xmlns:cx="http://schemas.microsoft.com/office/drawing/2014/chartex" xmlns:cx1="http://schemas.microsoft.com/office/drawing/2015/9/8/chartex" xmlns:cx2="http://schemas.microsoft.com/office/drawing/2015/10/21/chartex" xmlns:cx3="http://schemas.microsoft.com/office/drawing/2016/5/9/chartex" xmlns:cx4="http://schemas.microsoft.com/office/drawing/2016/5/10/chartex" xmlns:cx5="http://schemas.microsoft.com/office/drawing/2016/5/11/chartex" xmlns:cx6="http://schemas.microsoft.com/office/drawing/2016/5/12/chartex" xmlns:cx7="http://schemas.microsoft.com/office/drawing/2016/5/13/chartex" xmlns:cx8="http://schemas.microsoft.com/office/drawing/2016/5/14/chartex" xmlns:mc="http://schemas.openxmlformats.org/markup-compatibility/2006" xmlns:aink="http://schemas.microsoft.com/office/drawing/2016/ink" xmlns:am3d="http://schemas.microsoft.com/office/drawing/2017/model3d" xmlns:o="urn:schemas-microsoft-com:office:office" xmlns:oel="http://schemas.microsoft.com/office/2019/extlst" xmlns:r="http://schemas.openxmlformats.org/officeDocument/2006/relationships" xmlns:m="http://schemas.openxmlformats.org/officeDocument/2006/math" xmlns:v="urn:schemas-microsoft-com:vml" xmlns:wp14="http://schemas.microsoft.com/office/word/2010/wordprocessingDrawing" xmlns:wp="http://schemas.openxmlformats.org/drawingml/2006/wordprocessingDrawing" xmlns:w10="urn:schemas-microsoft-com:office:word" xmlns:w="http://schemas.openxmlformats.org/wordprocessingml/2006/main" xmlns:w14="http://schemas.microsoft.com/office/word/2010/wordml" xmlns:w15="http://schemas.microsoft.com/office/word/2012/wordml" xmlns:w16cex="http://schemas.microsoft.com/office/word/2018/wordml/cex" xmlns:w16cid="http://schemas.microsoft.com/office/word/2016/wordml/cid" xmlns:w16="http://schemas.microsoft.com/office/word/2018/wordml" xmlns:w16du="http://schemas.microsoft.com/office/word/2023/wordml/word16du" xmlns:w16sdtdh="http://schemas.microsoft.com/office/word/2020/wordml/sdtdatahash" xmlns:w16se="http://schemas.microsoft.com/office/word/2015/wordml/symex" xmlns:wpg="http://schemas.microsoft.com/office/word/2010/wordprocessingGroup" xmlns:wpi="http://schemas.microsoft.com/office/word/2010/wordprocessingInk" xmlns:wne="http://schemas.microsoft.com/office/word/2006/wordml" xmlns:wps="http://schemas.microsoft.com/office/word/2010/wordprocessingShape" mc:Ignorable="w14 w15 w16se w16cid w16 w16cex w16sdtdh w16du wp14">
+<w:numbering xmlns:wpc="http://schemas.microsoft.com/office/word/2010/wordprocessingCanvas" xmlns:cx="http://schemas.microsoft.com/office/drawing/2014/chartex" xmlns:cx1="http://schemas.microsoft.com/office/drawing/2015/9/8/chartex" xmlns:cx2="http://schemas.microsoft.com/office/drawing/2015/10/21/chartex" xmlns:cx3="http://schemas.microsoft.com/office/drawing/2016/5/9/chartex" xmlns:cx4="http://schemas.microsoft.com/office/drawing/2016/5/10/chartex" xmlns:cx5="http://schemas.microsoft.com/office/drawing/2016/5/11/chartex" xmlns:cx6="http://schemas.microsoft.com/office/drawing/2016/5/12/chartex" xmlns:cx7="http://schemas.microsoft.com/office/drawing/2016/5/13/chartex" xmlns:cx8="http://schemas.microsoft.com/office/drawing/2016/5/14/chartex" xmlns:mc="http://schemas.openxmlformats.org/markup-compatibility/2006" xmlns:aink="http://schemas.microsoft.com/office/drawing/2016/ink" xmlns:am3d="http://schemas.microsoft.com/office/drawing/2017/model3d" xmlns:o="urn:schemas-microsoft-com:office:office" xmlns:oel="http://schemas.microsoft.com/office/2019/extlst" xmlns:r="http://schemas.openxmlformats.org/officeDocument/2006/relationships" xmlns:m="http://schemas.openxmlformats.org/officeDocument/2006/math" xmlns:v="urn:schemas-microsoft-com:vml" xmlns:wp14="http://schemas.microsoft.com/office/word/2010/wordprocessingDrawing" xmlns:wp="http://schemas.openxmlformats.org/drawingml/2006/wordprocessingDrawing" xmlns:w10="urn:schemas-microsoft-com:office:word" xmlns:w="http://schemas.openxmlformats.org/wordprocessingml/2006/main" xmlns:w14="http://schemas.microsoft.com/office/word/2010/wordml" xmlns:w15="http://schemas.microsoft.com/office/word/2012/wordml" xmlns:w16cex="http://schemas.microsoft.com/office/word/2018/wordml/cex" xmlns:w16cid="http://schemas.microsoft.com/office/word/2016/wordml/cid" xmlns:w16="http://schemas.microsoft.com/office/word/2018/wordml" xmlns:w16du="http://schemas.microsoft.com/office/word/2023/wordml/word16du" xmlns:w16sdtdh="http://schemas.microsoft.com/office/word/2020/wordml/sdtdatahash" xmlns:w16sdtfl="http://schemas.microsoft.com/office/word/2024/wordml/sdtformatlock" xmlns:w16se="http://schemas.microsoft.com/office/word/2015/wordml/symex" xmlns:wpg="http://schemas.microsoft.com/office/word/2010/wordprocessingGroup" xmlns:wpi="http://schemas.microsoft.com/office/word/2010/wordprocessingInk" xmlns:wne="http://schemas.microsoft.com/office/word/2006/wordml" xmlns:wps="http://schemas.microsoft.com/office/word/2010/wordprocessingShape" mc:Ignorable="w14 w15 w16se w16cid w16 w16cex w16sdtdh w16sdtfl w16du wp14">
   <w:abstractNum w:abstractNumId="0" w15:restartNumberingAfterBreak="0">
     <w:nsid w:val="27470956"/>
     <w:multiLevelType w:val="multilevel"/>
@@ -2220,7 +6304,7 @@
 </file>
 
 <file path=word/styles.xml><?xml version="1.0" encoding="utf-8"?>
-<w:styles xmlns:mc="http://schemas.openxmlformats.org/markup-compatibility/2006" xmlns:r="http://schemas.openxmlformats.org/officeDocument/2006/relationships" xmlns:w="http://schemas.openxmlformats.org/wordprocessingml/2006/main" xmlns:w14="http://schemas.microsoft.com/office/word/2010/wordml" xmlns:w15="http://schemas.microsoft.com/office/word/2012/wordml" xmlns:w16cex="http://schemas.microsoft.com/office/word/2018/wordml/cex" xmlns:w16cid="http://schemas.microsoft.com/office/word/2016/wordml/cid" xmlns:w16="http://schemas.microsoft.com/office/word/2018/wordml" xmlns:w16du="http://schemas.microsoft.com/office/word/2023/wordml/word16du" xmlns:w16sdtdh="http://schemas.microsoft.com/office/word/2020/wordml/sdtdatahash" xmlns:w16se="http://schemas.microsoft.com/office/word/2015/wordml/symex" mc:Ignorable="w14 w15 w16se w16cid w16 w16cex w16sdtdh w16du">
+<w:styles xmlns:mc="http://schemas.openxmlformats.org/markup-compatibility/2006" xmlns:r="http://schemas.openxmlformats.org/officeDocument/2006/relationships" xmlns:w="http://schemas.openxmlformats.org/wordprocessingml/2006/main" xmlns:w14="http://schemas.microsoft.com/office/word/2010/wordml" xmlns:w15="http://schemas.microsoft.com/office/word/2012/wordml" xmlns:w16cex="http://schemas.microsoft.com/office/word/2018/wordml/cex" xmlns:w16cid="http://schemas.microsoft.com/office/word/2016/wordml/cid" xmlns:w16="http://schemas.microsoft.com/office/word/2018/wordml" xmlns:w16du="http://schemas.microsoft.com/office/word/2023/wordml/word16du" xmlns:w16sdtdh="http://schemas.microsoft.com/office/word/2020/wordml/sdtdatahash" xmlns:w16sdtfl="http://schemas.microsoft.com/office/word/2024/wordml/sdtformatlock" xmlns:w16se="http://schemas.microsoft.com/office/word/2015/wordml/symex" mc:Ignorable="w14 w15 w16se w16cid w16 w16cex w16sdtdh w16sdtfl w16du">
   <w:docDefaults>
     <w:rPrDefault>
       <w:rPr>
@@ -2645,7 +6729,6 @@
     <w:next w:val="Normal"/>
     <w:link w:val="Ttulo2Car"/>
     <w:uiPriority w:val="9"/>
-    <w:semiHidden/>
     <w:unhideWhenUsed/>
     <w:qFormat/>
     <w:rsid w:val="005439FD"/>
@@ -2861,7 +6944,6 @@
     <w:basedOn w:val="Fuentedeprrafopredeter"/>
     <w:link w:val="Ttulo2"/>
     <w:uiPriority w:val="9"/>
-    <w:semiHidden/>
     <w:rsid w:val="005439FD"/>
     <w:rPr>
       <w:rFonts w:asciiTheme="majorHAnsi" w:eastAsiaTheme="majorEastAsia" w:hAnsiTheme="majorHAnsi" w:cstheme="majorBidi"/>
@@ -3315,6 +7397,112 @@
       </w:tcPr>
     </w:tblStylePr>
   </w:style>
+  <w:style w:type="paragraph" w:styleId="TtuloTDC">
+    <w:name w:val="TOC Heading"/>
+    <w:basedOn w:val="Ttulo1"/>
+    <w:next w:val="Normal"/>
+    <w:uiPriority w:val="39"/>
+    <w:unhideWhenUsed/>
+    <w:qFormat/>
+    <w:rsid w:val="004F468A"/>
+    <w:pPr>
+      <w:spacing w:before="240" w:after="0"/>
+      <w:outlineLvl w:val="9"/>
+    </w:pPr>
+    <w:rPr>
+      <w:sz w:val="32"/>
+      <w:szCs w:val="32"/>
+      <w:lang w:eastAsia="es-ES"/>
+    </w:rPr>
+  </w:style>
+  <w:style w:type="paragraph" w:styleId="TDC1">
+    <w:name w:val="toc 1"/>
+    <w:basedOn w:val="Normal"/>
+    <w:next w:val="Normal"/>
+    <w:autoRedefine/>
+    <w:uiPriority w:val="39"/>
+    <w:unhideWhenUsed/>
+    <w:rsid w:val="004F468A"/>
+    <w:pPr>
+      <w:spacing w:after="100"/>
+    </w:pPr>
+    <w:rPr>
+      <w:kern w:val="2"/>
+      <w14:ligatures w14:val="standardContextual"/>
+    </w:rPr>
+  </w:style>
+  <w:style w:type="paragraph" w:styleId="TDC2">
+    <w:name w:val="toc 2"/>
+    <w:basedOn w:val="Normal"/>
+    <w:next w:val="Normal"/>
+    <w:autoRedefine/>
+    <w:uiPriority w:val="39"/>
+    <w:unhideWhenUsed/>
+    <w:rsid w:val="004F468A"/>
+    <w:pPr>
+      <w:spacing w:after="100"/>
+      <w:ind w:left="220"/>
+    </w:pPr>
+    <w:rPr>
+      <w:kern w:val="2"/>
+      <w14:ligatures w14:val="standardContextual"/>
+    </w:rPr>
+  </w:style>
+  <w:style w:type="character" w:styleId="Hipervnculo">
+    <w:name w:val="Hyperlink"/>
+    <w:basedOn w:val="Fuentedeprrafopredeter"/>
+    <w:uiPriority w:val="99"/>
+    <w:unhideWhenUsed/>
+    <w:rsid w:val="004F468A"/>
+    <w:rPr>
+      <w:color w:val="467886" w:themeColor="hyperlink"/>
+      <w:u w:val="single"/>
+    </w:rPr>
+  </w:style>
+  <w:style w:type="paragraph" w:styleId="Encabezado">
+    <w:name w:val="header"/>
+    <w:basedOn w:val="Normal"/>
+    <w:link w:val="EncabezadoCar"/>
+    <w:uiPriority w:val="99"/>
+    <w:unhideWhenUsed/>
+    <w:rsid w:val="004F468A"/>
+    <w:pPr>
+      <w:tabs>
+        <w:tab w:val="center" w:pos="4252"/>
+        <w:tab w:val="right" w:pos="8504"/>
+      </w:tabs>
+      <w:spacing w:after="0" w:line="240" w:lineRule="auto"/>
+    </w:pPr>
+  </w:style>
+  <w:style w:type="character" w:customStyle="1" w:styleId="EncabezadoCar">
+    <w:name w:val="Encabezado Car"/>
+    <w:basedOn w:val="Fuentedeprrafopredeter"/>
+    <w:link w:val="Encabezado"/>
+    <w:uiPriority w:val="99"/>
+    <w:rsid w:val="004F468A"/>
+  </w:style>
+  <w:style w:type="paragraph" w:styleId="Piedepgina">
+    <w:name w:val="footer"/>
+    <w:basedOn w:val="Normal"/>
+    <w:link w:val="PiedepginaCar"/>
+    <w:uiPriority w:val="99"/>
+    <w:unhideWhenUsed/>
+    <w:rsid w:val="004F468A"/>
+    <w:pPr>
+      <w:tabs>
+        <w:tab w:val="center" w:pos="4252"/>
+        <w:tab w:val="right" w:pos="8504"/>
+      </w:tabs>
+      <w:spacing w:after="0" w:line="240" w:lineRule="auto"/>
+    </w:pPr>
+  </w:style>
+  <w:style w:type="character" w:customStyle="1" w:styleId="PiedepginaCar">
+    <w:name w:val="Pie de página Car"/>
+    <w:basedOn w:val="Fuentedeprrafopredeter"/>
+    <w:link w:val="Piedepgina"/>
+    <w:uiPriority w:val="99"/>
+    <w:rsid w:val="004F468A"/>
+  </w:style>
 </w:styles>
 </file>
 
